--- a/3-Установка-сайта-на-VPS.docx
+++ b/3-Установка-сайта-на-VPS.docx
@@ -15,7 +15,7 @@
           <w:sz w:val="22"/>
           <w:szCs w:val="22"/>
         </w:rPr>
-        <w:t xml:space="preserve">ФАЙЛ 3 из 3</w:t>
+        <w:t xml:space="preserve">ФАЙЛ 3 из 3 · ред. 2</w:t>
       </w:r>
     </w:p>
     <w:p>
@@ -458,14 +458,14 @@
           <w:sz w:val="22"/>
           <w:szCs w:val="22"/>
         </w:rPr>
-        <w:t xml:space="preserve">Конфигурация сервера для обычного сайта: </w:t>
-      </w:r>
-      <w:r>
-        <w:rPr>
-          <w:sz w:val="22"/>
-          <w:szCs w:val="22"/>
-        </w:rPr>
-        <w:t xml:space="preserve">1–2 ядра CPU, 1–2 ГБ оперативной памяти, 10–20 ГБ диска. Операционная система — </w:t>
+        <w:t xml:space="preserve">Конфигурация для обычного сайта: </w:t>
+      </w:r>
+      <w:r>
+        <w:rPr>
+          <w:sz w:val="22"/>
+          <w:szCs w:val="22"/>
+        </w:rPr>
+        <w:t xml:space="preserve">1–2 ядра, 1–2 ГБ оперативной памяти, 10–20 ГБ диска. Операционная система — </w:t>
       </w:r>
       <w:r>
         <w:rPr>
@@ -497,7 +497,7 @@
           <w:sz w:val="22"/>
           <w:szCs w:val="22"/>
         </w:rPr>
-        <w:t xml:space="preserve">. Вся инструкция написана под них.</w:t>
+        <w:t xml:space="preserve">.</w:t>
       </w:r>
     </w:p>
     <w:p>
@@ -516,14 +516,14 @@
           <w:sz w:val="22"/>
           <w:szCs w:val="22"/>
         </w:rPr>
-        <w:t xml:space="preserve">Важно при заказе: </w:t>
-      </w:r>
-      <w:r>
-        <w:rPr>
-          <w:sz w:val="22"/>
-          <w:szCs w:val="22"/>
-        </w:rPr>
-        <w:t xml:space="preserve">выбирайте дата-центр в России — так сайт быстрее открывается у местных посетителей, и это правильно с точки зрения хранения персональных данных (152-ФЗ).</w:t>
+        <w:t xml:space="preserve">При заказе выбирайте дата-центр в России </w:t>
+      </w:r>
+      <w:r>
+        <w:rPr>
+          <w:sz w:val="22"/>
+          <w:szCs w:val="22"/>
+        </w:rPr>
+        <w:t xml:space="preserve">— сайт быстрее открывается у местных посетителей и это правильно с точки зрения хранения персональных данных (152-ФЗ).</w:t>
       </w:r>
     </w:p>
     <w:p>
@@ -551,7 +551,7 @@
           <w:sz w:val="22"/>
           <w:szCs w:val="22"/>
         </w:rPr>
-        <w:t xml:space="preserve">После оплаты VPS вам выдадут IP-адрес (например 91.200.10.55) и пароль пользователя root. Дальше:</w:t>
+        <w:t xml:space="preserve">После оплаты VPS вам выдадут IP-адрес (например 91.200.10.55) и пароль пользователя root.</w:t>
       </w:r>
     </w:p>
     <w:p>
@@ -568,7 +568,7 @@
           <w:sz w:val="22"/>
           <w:szCs w:val="22"/>
         </w:rPr>
-        <w:t xml:space="preserve">Зайти в личный кабинет, где куплен домен, открыть раздел «DNS-записи» (или «Управление зоной»).</w:t>
+        <w:t xml:space="preserve">Открыть личный кабинет, где куплен домен, раздел «DNS-записи».</w:t>
       </w:r>
     </w:p>
     <w:p>
@@ -585,7 +585,7 @@
           <w:sz w:val="22"/>
           <w:szCs w:val="22"/>
         </w:rPr>
-        <w:t xml:space="preserve">Удалить существующие записи типа A для @ и www, если они ведут в другое место.</w:t>
+        <w:t xml:space="preserve">Удалить существующие A-записи для @ и www, если они ведут в другое место.</w:t>
       </w:r>
     </w:p>
     <w:p>
@@ -617,8 +617,8 @@
         <w:rPr>
           <w:rFonts w:ascii="Consolas" w:cs="Consolas" w:eastAsia="Consolas" w:hAnsi="Consolas"/>
           <w:color w:val="1C1C1C"/>
-          <w:sz w:val="18"/>
-          <w:szCs w:val="18"/>
+          <w:sz w:val="17"/>
+          <w:szCs w:val="17"/>
         </w:rPr>
         <w:t xml:space="preserve">Тип: A    Хост (Имя): @      Значение: IP_ВАШЕГО_СЕРВЕРА</w:t>
       </w:r>
@@ -635,8 +635,8 @@
         <w:rPr>
           <w:rFonts w:ascii="Consolas" w:cs="Consolas" w:eastAsia="Consolas" w:hAnsi="Consolas"/>
           <w:color w:val="1C1C1C"/>
-          <w:sz w:val="18"/>
-          <w:szCs w:val="18"/>
+          <w:sz w:val="17"/>
+          <w:szCs w:val="17"/>
         </w:rPr>
         <w:t xml:space="preserve">Тип: A    Хост (Имя): www    Значение: IP_ВАШЕГО_СЕРВЕРА</w:t>
       </w:r>
@@ -650,23 +650,23 @@
           <w:sz w:val="22"/>
           <w:szCs w:val="22"/>
         </w:rPr>
-        <w:t xml:space="preserve">Обновление DNS занимает от 15 минут до нескольких часов. Проверить можно командой (на своём компьютере):</w:t>
-      </w:r>
-    </w:p>
-    <w:p>
-      <w:pPr>
-        <w:pBdr>
-          <w:left w:val="single" w:color="D9C79A" w:sz="18" w:space="6"/>
-        </w:pBdr>
-        <w:shd w:fill="F2F2EE" w:val="clear"/>
-        <w:spacing w:after="0" w:line="240"/>
-      </w:pPr>
-      <w:r>
-        <w:rPr>
-          <w:rFonts w:ascii="Consolas" w:cs="Consolas" w:eastAsia="Consolas" w:hAnsi="Consolas"/>
-          <w:color w:val="1C1C1C"/>
-          <w:sz w:val="18"/>
-          <w:szCs w:val="18"/>
+        <w:t xml:space="preserve">Обновление DNS занимает от 15 минут до нескольких часов. Проверка со своего компьютера:</w:t>
+      </w:r>
+    </w:p>
+    <w:p>
+      <w:pPr>
+        <w:pBdr>
+          <w:left w:val="single" w:color="D9C79A" w:sz="18" w:space="6"/>
+        </w:pBdr>
+        <w:shd w:fill="F2F2EE" w:val="clear"/>
+        <w:spacing w:after="0" w:line="240"/>
+      </w:pPr>
+      <w:r>
+        <w:rPr>
+          <w:rFonts w:ascii="Consolas" w:cs="Consolas" w:eastAsia="Consolas" w:hAnsi="Consolas"/>
+          <w:color w:val="1C1C1C"/>
+          <w:sz w:val="17"/>
+          <w:szCs w:val="17"/>
         </w:rPr>
         <w:t xml:space="preserve">ping ваш-домен.ru</w:t>
       </w:r>
@@ -683,8 +683,8 @@
         <w:rPr>
           <w:rFonts w:ascii="Consolas" w:cs="Consolas" w:eastAsia="Consolas" w:hAnsi="Consolas"/>
           <w:color w:val="1C1C1C"/>
-          <w:sz w:val="18"/>
-          <w:szCs w:val="18"/>
+          <w:sz w:val="17"/>
+          <w:szCs w:val="17"/>
         </w:rPr>
         <w:t xml:space="preserve"># в ответе должен отображаться IP вашего сервера</w:t>
       </w:r>
@@ -702,7 +702,7 @@
           <w:sz w:val="30"/>
           <w:szCs w:val="30"/>
         </w:rPr>
-        <w:t xml:space="preserve">3. Шаг 2. Подключиться к серверу</w:t>
+        <w:t xml:space="preserve">3. Шаг 2. Первое подключение к серверу</w:t>
       </w:r>
     </w:p>
     <w:p>
@@ -730,23 +730,23 @@
           <w:sz w:val="22"/>
           <w:szCs w:val="22"/>
         </w:rPr>
-        <w:t xml:space="preserve">Открыть PowerShell (Пуск → набрать «PowerShell») и выполнить:</w:t>
-      </w:r>
-    </w:p>
-    <w:p>
-      <w:pPr>
-        <w:pBdr>
-          <w:left w:val="single" w:color="D9C79A" w:sz="18" w:space="6"/>
-        </w:pBdr>
-        <w:shd w:fill="F2F2EE" w:val="clear"/>
-        <w:spacing w:after="0" w:line="240"/>
-      </w:pPr>
-      <w:r>
-        <w:rPr>
-          <w:rFonts w:ascii="Consolas" w:cs="Consolas" w:eastAsia="Consolas" w:hAnsi="Consolas"/>
-          <w:color w:val="1C1C1C"/>
-          <w:sz w:val="18"/>
-          <w:szCs w:val="18"/>
+        <w:t xml:space="preserve">Открыть PowerShell (Пуск → «PowerShell») и выполнить:</w:t>
+      </w:r>
+    </w:p>
+    <w:p>
+      <w:pPr>
+        <w:pBdr>
+          <w:left w:val="single" w:color="D9C79A" w:sz="18" w:space="6"/>
+        </w:pBdr>
+        <w:shd w:fill="F2F2EE" w:val="clear"/>
+        <w:spacing w:after="0" w:line="240"/>
+      </w:pPr>
+      <w:r>
+        <w:rPr>
+          <w:rFonts w:ascii="Consolas" w:cs="Consolas" w:eastAsia="Consolas" w:hAnsi="Consolas"/>
+          <w:color w:val="1C1C1C"/>
+          <w:sz w:val="17"/>
+          <w:szCs w:val="17"/>
         </w:rPr>
         <w:t xml:space="preserve">ssh root@IP_ВАШЕГО_СЕРВЕРА</w:t>
       </w:r>
@@ -763,8 +763,8 @@
         <w:rPr>
           <w:rFonts w:ascii="Consolas" w:cs="Consolas" w:eastAsia="Consolas" w:hAnsi="Consolas"/>
           <w:color w:val="1C1C1C"/>
-          <w:sz w:val="18"/>
-          <w:szCs w:val="18"/>
+          <w:sz w:val="17"/>
+          <w:szCs w:val="17"/>
         </w:rPr>
         <w:t xml:space="preserve"># на вопрос про отпечаток ключа ответить: yes</w:t>
       </w:r>
@@ -781,10 +781,10 @@
         <w:rPr>
           <w:rFonts w:ascii="Consolas" w:cs="Consolas" w:eastAsia="Consolas" w:hAnsi="Consolas"/>
           <w:color w:val="1C1C1C"/>
-          <w:sz w:val="18"/>
-          <w:szCs w:val="18"/>
-        </w:rPr>
-        <w:t xml:space="preserve"># затем ввести пароль (при вводе символы не отображаются — это нормально)</w:t>
+          <w:sz w:val="17"/>
+          <w:szCs w:val="17"/>
+        </w:rPr>
+        <w:t xml:space="preserve"># затем ввести пароль (символы при вводе не отображаются — это нормально)</w:t>
       </w:r>
     </w:p>
     <w:p>
@@ -817,48 +817,6 @@
     </w:p>
     <w:p>
       <w:pPr>
-        <w:pBdr>
-          <w:left w:val="single" w:color="123F30" w:sz="24" w:space="8"/>
-        </w:pBdr>
-        <w:shd w:fill="F3F7F4" w:val="clear"/>
-        <w:spacing w:after="140" w:before="60"/>
-        <w:ind w:left="60"/>
-      </w:pPr>
-      <w:r>
-        <w:rPr>
-          <w:b/>
-          <w:bCs/>
-          <w:sz w:val="22"/>
-          <w:szCs w:val="22"/>
-        </w:rPr>
-        <w:t xml:space="preserve">Совет: </w:t>
-      </w:r>
-      <w:r>
-        <w:rPr>
-          <w:sz w:val="22"/>
-          <w:szCs w:val="22"/>
-        </w:rPr>
-        <w:t xml:space="preserve">сразу смените пароль root командой </w:t>
-      </w:r>
-      <w:r>
-        <w:rPr>
-          <w:rFonts w:ascii="Consolas" w:cs="Consolas" w:eastAsia="Consolas" w:hAnsi="Consolas"/>
-          <w:color w:val="1C1C1C"/>
-          <w:sz w:val="19"/>
-          <w:szCs w:val="19"/>
-        </w:rPr>
-        <w:t xml:space="preserve">passwd</w:t>
-      </w:r>
-      <w:r>
-        <w:rPr>
-          <w:sz w:val="22"/>
-          <w:szCs w:val="22"/>
-        </w:rPr>
-        <w:t xml:space="preserve"> и запишите его в надёжное место.</w:t>
-      </w:r>
-    </w:p>
-    <w:p>
-      <w:pPr>
         <w:pStyle w:val="Heading1"/>
         <w:spacing w:after="140" w:before="340"/>
       </w:pPr>
@@ -870,7 +828,7 @@
           <w:sz w:val="30"/>
           <w:szCs w:val="30"/>
         </w:rPr>
-        <w:t xml:space="preserve">4. Шаг 3. Подготовить сервер</w:t>
+        <w:t xml:space="preserve">4. Шаг 3. Создать рабочего пользователя и закрыть вход по паролю</w:t>
       </w:r>
     </w:p>
     <w:p>
@@ -882,59 +840,93 @@
           <w:sz w:val="22"/>
           <w:szCs w:val="22"/>
         </w:rPr>
-        <w:t xml:space="preserve">Выполняем по очереди (можно скопировать всё сразу):</w:t>
-      </w:r>
-    </w:p>
-    <w:p>
-      <w:pPr>
-        <w:pBdr>
-          <w:left w:val="single" w:color="D9C79A" w:sz="18" w:space="6"/>
-        </w:pBdr>
-        <w:shd w:fill="F2F2EE" w:val="clear"/>
-        <w:spacing w:after="0" w:line="240"/>
-      </w:pPr>
-      <w:r>
-        <w:rPr>
-          <w:rFonts w:ascii="Consolas" w:cs="Consolas" w:eastAsia="Consolas" w:hAnsi="Consolas"/>
-          <w:color w:val="1C1C1C"/>
-          <w:sz w:val="18"/>
-          <w:szCs w:val="18"/>
-        </w:rPr>
-        <w:t xml:space="preserve"># 1. Обновить систему</w:t>
-      </w:r>
-    </w:p>
-    <w:p>
-      <w:pPr>
-        <w:pBdr>
-          <w:left w:val="single" w:color="D9C79A" w:sz="18" w:space="6"/>
-        </w:pBdr>
-        <w:shd w:fill="F2F2EE" w:val="clear"/>
-        <w:spacing w:after="0" w:line="240"/>
-      </w:pPr>
-      <w:r>
-        <w:rPr>
-          <w:rFonts w:ascii="Consolas" w:cs="Consolas" w:eastAsia="Consolas" w:hAnsi="Consolas"/>
-          <w:color w:val="1C1C1C"/>
-          <w:sz w:val="18"/>
-          <w:szCs w:val="18"/>
-        </w:rPr>
-        <w:t xml:space="preserve">apt update &amp;&amp; apt upgrade -y</w:t>
-      </w:r>
-    </w:p>
-    <w:p>
-      <w:pPr>
-        <w:pBdr>
-          <w:left w:val="single" w:color="D9C79A" w:sz="18" w:space="6"/>
-        </w:pBdr>
-        <w:shd w:fill="F2F2EE" w:val="clear"/>
-        <w:spacing w:after="0" w:line="240"/>
-      </w:pPr>
-      <w:r>
-        <w:rPr>
-          <w:rFonts w:ascii="Consolas" w:cs="Consolas" w:eastAsia="Consolas" w:hAnsi="Consolas"/>
-          <w:color w:val="1C1C1C"/>
-          <w:sz w:val="18"/>
-          <w:szCs w:val="18"/>
+        <w:t xml:space="preserve">Постоянно работать под root небезопасно: любая ошибка выполняется с максимальными правами, а перебор пароля root — самая частая атака на серверы. Сразу создаём отдельного пользователя и переходим на вход по ключу.</w:t>
+      </w:r>
+    </w:p>
+    <w:p>
+      <w:pPr>
+        <w:pStyle w:val="Heading2"/>
+        <w:spacing w:after="90" w:before="240"/>
+      </w:pPr>
+      <w:r>
+        <w:rPr>
+          <w:b/>
+          <w:bCs/>
+          <w:color w:val="9C7A3A"/>
+          <w:sz w:val="25"/>
+          <w:szCs w:val="25"/>
+        </w:rPr>
+        <w:t xml:space="preserve">4.1. На сервере: создать пользователя</w:t>
+      </w:r>
+    </w:p>
+    <w:p>
+      <w:pPr>
+        <w:pBdr>
+          <w:left w:val="single" w:color="D9C79A" w:sz="18" w:space="6"/>
+        </w:pBdr>
+        <w:shd w:fill="F2F2EE" w:val="clear"/>
+        <w:spacing w:after="0" w:line="240"/>
+      </w:pPr>
+      <w:r>
+        <w:rPr>
+          <w:rFonts w:ascii="Consolas" w:cs="Consolas" w:eastAsia="Consolas" w:hAnsi="Consolas"/>
+          <w:color w:val="1C1C1C"/>
+          <w:sz w:val="17"/>
+          <w:szCs w:val="17"/>
+        </w:rPr>
+        <w:t xml:space="preserve"># создать пользователя (замените deploy на своё имя)</w:t>
+      </w:r>
+    </w:p>
+    <w:p>
+      <w:pPr>
+        <w:pBdr>
+          <w:left w:val="single" w:color="D9C79A" w:sz="18" w:space="6"/>
+        </w:pBdr>
+        <w:shd w:fill="F2F2EE" w:val="clear"/>
+        <w:spacing w:after="0" w:line="240"/>
+      </w:pPr>
+      <w:r>
+        <w:rPr>
+          <w:rFonts w:ascii="Consolas" w:cs="Consolas" w:eastAsia="Consolas" w:hAnsi="Consolas"/>
+          <w:color w:val="1C1C1C"/>
+          <w:sz w:val="17"/>
+          <w:szCs w:val="17"/>
+        </w:rPr>
+        <w:t xml:space="preserve">adduser deploy</w:t>
+      </w:r>
+    </w:p>
+    <w:p>
+      <w:pPr>
+        <w:pBdr>
+          <w:left w:val="single" w:color="D9C79A" w:sz="18" w:space="6"/>
+        </w:pBdr>
+        <w:shd w:fill="F2F2EE" w:val="clear"/>
+        <w:spacing w:after="0" w:line="240"/>
+      </w:pPr>
+      <w:r>
+        <w:rPr>
+          <w:rFonts w:ascii="Consolas" w:cs="Consolas" w:eastAsia="Consolas" w:hAnsi="Consolas"/>
+          <w:color w:val="1C1C1C"/>
+          <w:sz w:val="17"/>
+          <w:szCs w:val="17"/>
+        </w:rPr>
+        <w:t xml:space="preserve"># задать пароль и просто нажать Enter на остальных вопросах</w:t>
+      </w:r>
+    </w:p>
+    <w:p>
+      <w:pPr>
+        <w:pBdr>
+          <w:left w:val="single" w:color="D9C79A" w:sz="18" w:space="6"/>
+        </w:pBdr>
+        <w:shd w:fill="F2F2EE" w:val="clear"/>
+        <w:spacing w:after="0" w:line="240"/>
+      </w:pPr>
+      <w:r>
+        <w:rPr>
+          <w:rFonts w:ascii="Consolas" w:cs="Consolas" w:eastAsia="Consolas" w:hAnsi="Consolas"/>
+          <w:color w:val="1C1C1C"/>
+          <w:sz w:val="17"/>
+          <w:szCs w:val="17"/>
         </w:rPr>
         <w:t xml:space="preserve"> </w:t>
       </w:r>
@@ -951,44 +943,148 @@
         <w:rPr>
           <w:rFonts w:ascii="Consolas" w:cs="Consolas" w:eastAsia="Consolas" w:hAnsi="Consolas"/>
           <w:color w:val="1C1C1C"/>
-          <w:sz w:val="18"/>
-          <w:szCs w:val="18"/>
-        </w:rPr>
-        <w:t xml:space="preserve"># 2. Установить веб-сервер, PHP (нужен для оплаты) и утилиты</w:t>
-      </w:r>
-    </w:p>
-    <w:p>
-      <w:pPr>
-        <w:pBdr>
-          <w:left w:val="single" w:color="D9C79A" w:sz="18" w:space="6"/>
-        </w:pBdr>
-        <w:shd w:fill="F2F2EE" w:val="clear"/>
-        <w:spacing w:after="0" w:line="240"/>
-      </w:pPr>
-      <w:r>
-        <w:rPr>
-          <w:rFonts w:ascii="Consolas" w:cs="Consolas" w:eastAsia="Consolas" w:hAnsi="Consolas"/>
-          <w:color w:val="1C1C1C"/>
-          <w:sz w:val="18"/>
-          <w:szCs w:val="18"/>
-        </w:rPr>
-        <w:t xml:space="preserve">apt install -y nginx php-fpm php-curl git unzip ufw</w:t>
-      </w:r>
-    </w:p>
-    <w:p>
-      <w:pPr>
-        <w:pBdr>
-          <w:left w:val="single" w:color="D9C79A" w:sz="18" w:space="6"/>
-        </w:pBdr>
-        <w:shd w:fill="F2F2EE" w:val="clear"/>
-        <w:spacing w:after="0" w:line="240"/>
-      </w:pPr>
-      <w:r>
-        <w:rPr>
-          <w:rFonts w:ascii="Consolas" w:cs="Consolas" w:eastAsia="Consolas" w:hAnsi="Consolas"/>
-          <w:color w:val="1C1C1C"/>
-          <w:sz w:val="18"/>
-          <w:szCs w:val="18"/>
+          <w:sz w:val="17"/>
+          <w:szCs w:val="17"/>
+        </w:rPr>
+        <w:t xml:space="preserve"># выдать права администратора через sudo</w:t>
+      </w:r>
+    </w:p>
+    <w:p>
+      <w:pPr>
+        <w:pBdr>
+          <w:left w:val="single" w:color="D9C79A" w:sz="18" w:space="6"/>
+        </w:pBdr>
+        <w:shd w:fill="F2F2EE" w:val="clear"/>
+        <w:spacing w:after="0" w:line="240"/>
+      </w:pPr>
+      <w:r>
+        <w:rPr>
+          <w:rFonts w:ascii="Consolas" w:cs="Consolas" w:eastAsia="Consolas" w:hAnsi="Consolas"/>
+          <w:color w:val="1C1C1C"/>
+          <w:sz w:val="17"/>
+          <w:szCs w:val="17"/>
+        </w:rPr>
+        <w:t xml:space="preserve">usermod -aG sudo deploy</w:t>
+      </w:r>
+    </w:p>
+    <w:p>
+      <w:pPr>
+        <w:pStyle w:val="Heading2"/>
+        <w:spacing w:after="90" w:before="240"/>
+      </w:pPr>
+      <w:r>
+        <w:rPr>
+          <w:b/>
+          <w:bCs/>
+          <w:color w:val="9C7A3A"/>
+          <w:sz w:val="25"/>
+          <w:szCs w:val="25"/>
+        </w:rPr>
+        <w:t xml:space="preserve">4.2. На своём компьютере: создать SSH-ключ (если его ещё нет)</w:t>
+      </w:r>
+    </w:p>
+    <w:p>
+      <w:pPr>
+        <w:pBdr>
+          <w:left w:val="single" w:color="D9C79A" w:sz="18" w:space="6"/>
+        </w:pBdr>
+        <w:shd w:fill="F2F2EE" w:val="clear"/>
+        <w:spacing w:after="0" w:line="240"/>
+      </w:pPr>
+      <w:r>
+        <w:rPr>
+          <w:rFonts w:ascii="Consolas" w:cs="Consolas" w:eastAsia="Consolas" w:hAnsi="Consolas"/>
+          <w:color w:val="1C1C1C"/>
+          <w:sz w:val="17"/>
+          <w:szCs w:val="17"/>
+        </w:rPr>
+        <w:t xml:space="preserve">ssh-keygen -t ed25519 -C "deploy@ваш-домен.ru"</w:t>
+      </w:r>
+    </w:p>
+    <w:p>
+      <w:pPr>
+        <w:pBdr>
+          <w:left w:val="single" w:color="D9C79A" w:sz="18" w:space="6"/>
+        </w:pBdr>
+        <w:shd w:fill="F2F2EE" w:val="clear"/>
+        <w:spacing w:after="0" w:line="240"/>
+      </w:pPr>
+      <w:r>
+        <w:rPr>
+          <w:rFonts w:ascii="Consolas" w:cs="Consolas" w:eastAsia="Consolas" w:hAnsi="Consolas"/>
+          <w:color w:val="1C1C1C"/>
+          <w:sz w:val="17"/>
+          <w:szCs w:val="17"/>
+        </w:rPr>
+        <w:t xml:space="preserve"># на все вопросы можно нажать Enter (пароль на ключ — по желанию)</w:t>
+      </w:r>
+    </w:p>
+    <w:p>
+      <w:pPr>
+        <w:pStyle w:val="Heading2"/>
+        <w:spacing w:after="90" w:before="240"/>
+      </w:pPr>
+      <w:r>
+        <w:rPr>
+          <w:b/>
+          <w:bCs/>
+          <w:color w:val="9C7A3A"/>
+          <w:sz w:val="25"/>
+          <w:szCs w:val="25"/>
+        </w:rPr>
+        <w:t xml:space="preserve">4.3. Скопировать ключ на сервер</w:t>
+      </w:r>
+    </w:p>
+    <w:p>
+      <w:pPr>
+        <w:pBdr>
+          <w:left w:val="single" w:color="D9C79A" w:sz="18" w:space="6"/>
+        </w:pBdr>
+        <w:shd w:fill="F2F2EE" w:val="clear"/>
+        <w:spacing w:after="0" w:line="240"/>
+      </w:pPr>
+      <w:r>
+        <w:rPr>
+          <w:rFonts w:ascii="Consolas" w:cs="Consolas" w:eastAsia="Consolas" w:hAnsi="Consolas"/>
+          <w:color w:val="1C1C1C"/>
+          <w:sz w:val="17"/>
+          <w:szCs w:val="17"/>
+        </w:rPr>
+        <w:t xml:space="preserve"># macOS / Linux:</w:t>
+      </w:r>
+    </w:p>
+    <w:p>
+      <w:pPr>
+        <w:pBdr>
+          <w:left w:val="single" w:color="D9C79A" w:sz="18" w:space="6"/>
+        </w:pBdr>
+        <w:shd w:fill="F2F2EE" w:val="clear"/>
+        <w:spacing w:after="0" w:line="240"/>
+      </w:pPr>
+      <w:r>
+        <w:rPr>
+          <w:rFonts w:ascii="Consolas" w:cs="Consolas" w:eastAsia="Consolas" w:hAnsi="Consolas"/>
+          <w:color w:val="1C1C1C"/>
+          <w:sz w:val="17"/>
+          <w:szCs w:val="17"/>
+        </w:rPr>
+        <w:t xml:space="preserve">ssh-copy-id deploy@IP_ВАШЕГО_СЕРВЕРА</w:t>
+      </w:r>
+    </w:p>
+    <w:p>
+      <w:pPr>
+        <w:pBdr>
+          <w:left w:val="single" w:color="D9C79A" w:sz="18" w:space="6"/>
+        </w:pBdr>
+        <w:shd w:fill="F2F2EE" w:val="clear"/>
+        <w:spacing w:after="0" w:line="240"/>
+      </w:pPr>
+      <w:r>
+        <w:rPr>
+          <w:rFonts w:ascii="Consolas" w:cs="Consolas" w:eastAsia="Consolas" w:hAnsi="Consolas"/>
+          <w:color w:val="1C1C1C"/>
+          <w:sz w:val="17"/>
+          <w:szCs w:val="17"/>
         </w:rPr>
         <w:t xml:space="preserve"> </w:t>
       </w:r>
@@ -1005,80 +1101,96 @@
         <w:rPr>
           <w:rFonts w:ascii="Consolas" w:cs="Consolas" w:eastAsia="Consolas" w:hAnsi="Consolas"/>
           <w:color w:val="1C1C1C"/>
-          <w:sz w:val="18"/>
-          <w:szCs w:val="18"/>
-        </w:rPr>
-        <w:t xml:space="preserve"># 3. Настроить файрвол: разрешить SSH и веб-трафик</w:t>
-      </w:r>
-    </w:p>
-    <w:p>
-      <w:pPr>
-        <w:pBdr>
-          <w:left w:val="single" w:color="D9C79A" w:sz="18" w:space="6"/>
-        </w:pBdr>
-        <w:shd w:fill="F2F2EE" w:val="clear"/>
-        <w:spacing w:after="0" w:line="240"/>
-      </w:pPr>
-      <w:r>
-        <w:rPr>
-          <w:rFonts w:ascii="Consolas" w:cs="Consolas" w:eastAsia="Consolas" w:hAnsi="Consolas"/>
-          <w:color w:val="1C1C1C"/>
-          <w:sz w:val="18"/>
-          <w:szCs w:val="18"/>
-        </w:rPr>
-        <w:t xml:space="preserve">ufw allow OpenSSH</w:t>
-      </w:r>
-    </w:p>
-    <w:p>
-      <w:pPr>
-        <w:pBdr>
-          <w:left w:val="single" w:color="D9C79A" w:sz="18" w:space="6"/>
-        </w:pBdr>
-        <w:shd w:fill="F2F2EE" w:val="clear"/>
-        <w:spacing w:after="0" w:line="240"/>
-      </w:pPr>
-      <w:r>
-        <w:rPr>
-          <w:rFonts w:ascii="Consolas" w:cs="Consolas" w:eastAsia="Consolas" w:hAnsi="Consolas"/>
-          <w:color w:val="1C1C1C"/>
-          <w:sz w:val="18"/>
-          <w:szCs w:val="18"/>
-        </w:rPr>
-        <w:t xml:space="preserve">ufw allow 'Nginx Full'</w:t>
-      </w:r>
-    </w:p>
-    <w:p>
-      <w:pPr>
-        <w:pBdr>
-          <w:left w:val="single" w:color="D9C79A" w:sz="18" w:space="6"/>
-        </w:pBdr>
-        <w:shd w:fill="F2F2EE" w:val="clear"/>
-        <w:spacing w:after="0" w:line="240"/>
-      </w:pPr>
-      <w:r>
-        <w:rPr>
-          <w:rFonts w:ascii="Consolas" w:cs="Consolas" w:eastAsia="Consolas" w:hAnsi="Consolas"/>
-          <w:color w:val="1C1C1C"/>
-          <w:sz w:val="18"/>
-          <w:szCs w:val="18"/>
-        </w:rPr>
-        <w:t xml:space="preserve">ufw --force enable</w:t>
-      </w:r>
-    </w:p>
-    <w:p>
-      <w:pPr>
-        <w:pBdr>
-          <w:left w:val="single" w:color="D9C79A" w:sz="18" w:space="6"/>
-        </w:pBdr>
-        <w:shd w:fill="F2F2EE" w:val="clear"/>
-        <w:spacing w:after="0" w:line="240"/>
-      </w:pPr>
-      <w:r>
-        <w:rPr>
-          <w:rFonts w:ascii="Consolas" w:cs="Consolas" w:eastAsia="Consolas" w:hAnsi="Consolas"/>
-          <w:color w:val="1C1C1C"/>
-          <w:sz w:val="18"/>
-          <w:szCs w:val="18"/>
+          <w:sz w:val="17"/>
+          <w:szCs w:val="17"/>
+        </w:rPr>
+        <w:t xml:space="preserve"># Windows PowerShell (если ssh-copy-id отсутствует):</w:t>
+      </w:r>
+    </w:p>
+    <w:p>
+      <w:pPr>
+        <w:pBdr>
+          <w:left w:val="single" w:color="D9C79A" w:sz="18" w:space="6"/>
+        </w:pBdr>
+        <w:shd w:fill="F2F2EE" w:val="clear"/>
+        <w:spacing w:after="0" w:line="240"/>
+      </w:pPr>
+      <w:r>
+        <w:rPr>
+          <w:rFonts w:ascii="Consolas" w:cs="Consolas" w:eastAsia="Consolas" w:hAnsi="Consolas"/>
+          <w:color w:val="1C1C1C"/>
+          <w:sz w:val="17"/>
+          <w:szCs w:val="17"/>
+        </w:rPr>
+        <w:t xml:space="preserve">type $env:USERPROFILE\.ssh\id_ed25519.pub | ssh deploy@IP_СЕРВЕРА "mkdir -p ~/.ssh &amp;&amp; cat &gt;&gt; ~/.ssh/authorized_keys &amp;&amp; chmod 700 ~/.ssh &amp;&amp; chmod 600 ~/.ssh/authorized_keys"</w:t>
+      </w:r>
+    </w:p>
+    <w:p>
+      <w:pPr>
+        <w:pStyle w:val="Heading2"/>
+        <w:spacing w:after="90" w:before="240"/>
+      </w:pPr>
+      <w:r>
+        <w:rPr>
+          <w:b/>
+          <w:bCs/>
+          <w:color w:val="9C7A3A"/>
+          <w:sz w:val="25"/>
+          <w:szCs w:val="25"/>
+        </w:rPr>
+        <w:t xml:space="preserve">4.4. Проверить вход по ключу и отключить пароли</w:t>
+      </w:r>
+    </w:p>
+    <w:p>
+      <w:pPr>
+        <w:pBdr>
+          <w:left w:val="single" w:color="D9C79A" w:sz="18" w:space="6"/>
+        </w:pBdr>
+        <w:shd w:fill="F2F2EE" w:val="clear"/>
+        <w:spacing w:after="0" w:line="240"/>
+      </w:pPr>
+      <w:r>
+        <w:rPr>
+          <w:rFonts w:ascii="Consolas" w:cs="Consolas" w:eastAsia="Consolas" w:hAnsi="Consolas"/>
+          <w:color w:val="1C1C1C"/>
+          <w:sz w:val="17"/>
+          <w:szCs w:val="17"/>
+        </w:rPr>
+        <w:t xml:space="preserve"># проверяем, что заходит БЕЗ запроса пароля:</w:t>
+      </w:r>
+    </w:p>
+    <w:p>
+      <w:pPr>
+        <w:pBdr>
+          <w:left w:val="single" w:color="D9C79A" w:sz="18" w:space="6"/>
+        </w:pBdr>
+        <w:shd w:fill="F2F2EE" w:val="clear"/>
+        <w:spacing w:after="0" w:line="240"/>
+      </w:pPr>
+      <w:r>
+        <w:rPr>
+          <w:rFonts w:ascii="Consolas" w:cs="Consolas" w:eastAsia="Consolas" w:hAnsi="Consolas"/>
+          <w:color w:val="1C1C1C"/>
+          <w:sz w:val="17"/>
+          <w:szCs w:val="17"/>
+        </w:rPr>
+        <w:t xml:space="preserve">ssh deploy@IP_ВАШЕГО_СЕРВЕРА</w:t>
+      </w:r>
+    </w:p>
+    <w:p>
+      <w:pPr>
+        <w:pBdr>
+          <w:left w:val="single" w:color="D9C79A" w:sz="18" w:space="6"/>
+        </w:pBdr>
+        <w:shd w:fill="F2F2EE" w:val="clear"/>
+        <w:spacing w:after="0" w:line="240"/>
+      </w:pPr>
+      <w:r>
+        <w:rPr>
+          <w:rFonts w:ascii="Consolas" w:cs="Consolas" w:eastAsia="Consolas" w:hAnsi="Consolas"/>
+          <w:color w:val="1C1C1C"/>
+          <w:sz w:val="17"/>
+          <w:szCs w:val="17"/>
         </w:rPr>
         <w:t xml:space="preserve"> </w:t>
       </w:r>
@@ -1095,28 +1207,28 @@
         <w:rPr>
           <w:rFonts w:ascii="Consolas" w:cs="Consolas" w:eastAsia="Consolas" w:hAnsi="Consolas"/>
           <w:color w:val="1C1C1C"/>
-          <w:sz w:val="18"/>
-          <w:szCs w:val="18"/>
-        </w:rPr>
-        <w:t xml:space="preserve"># 4. Проверить, что nginx запустился</w:t>
-      </w:r>
-    </w:p>
-    <w:p>
-      <w:pPr>
-        <w:pBdr>
-          <w:left w:val="single" w:color="D9C79A" w:sz="18" w:space="6"/>
-        </w:pBdr>
-        <w:shd w:fill="F2F2EE" w:val="clear"/>
-        <w:spacing w:after="0" w:line="240"/>
-      </w:pPr>
-      <w:r>
-        <w:rPr>
-          <w:rFonts w:ascii="Consolas" w:cs="Consolas" w:eastAsia="Consolas" w:hAnsi="Consolas"/>
-          <w:color w:val="1C1C1C"/>
-          <w:sz w:val="18"/>
-          <w:szCs w:val="18"/>
-        </w:rPr>
-        <w:t xml:space="preserve">systemctl status nginx --no-pager</w:t>
+          <w:sz w:val="17"/>
+          <w:szCs w:val="17"/>
+        </w:rPr>
+        <w:t xml:space="preserve"># только после успешной проверки — правим настройки SSH:</w:t>
+      </w:r>
+    </w:p>
+    <w:p>
+      <w:pPr>
+        <w:pBdr>
+          <w:left w:val="single" w:color="D9C79A" w:sz="18" w:space="6"/>
+        </w:pBdr>
+        <w:shd w:fill="F2F2EE" w:val="clear"/>
+        <w:spacing w:after="0" w:line="240"/>
+      </w:pPr>
+      <w:r>
+        <w:rPr>
+          <w:rFonts w:ascii="Consolas" w:cs="Consolas" w:eastAsia="Consolas" w:hAnsi="Consolas"/>
+          <w:color w:val="1C1C1C"/>
+          <w:sz w:val="17"/>
+          <w:szCs w:val="17"/>
+        </w:rPr>
+        <w:t xml:space="preserve">sudo nano /etc/ssh/sshd_config</w:t>
       </w:r>
     </w:p>
     <w:p>
@@ -1125,12 +1237,180 @@
       </w:pPr>
       <w:r>
         <w:rPr>
-          <w:i/>
-          <w:iCs/>
-          <w:sz w:val="22"/>
-          <w:szCs w:val="22"/>
-        </w:rPr>
-        <w:t xml:space="preserve">Если открыть в браузере http://IP_СЕРВЕРА, должна появиться страница «Welcome to nginx!» — значит веб-сервер работает.</w:t>
+          <w:sz w:val="22"/>
+          <w:szCs w:val="22"/>
+        </w:rPr>
+        <w:t xml:space="preserve">Найти и привести к такому виду (строки могут быть закомментированы символом #):</w:t>
+      </w:r>
+    </w:p>
+    <w:p>
+      <w:pPr>
+        <w:pBdr>
+          <w:left w:val="single" w:color="D9C79A" w:sz="18" w:space="6"/>
+        </w:pBdr>
+        <w:shd w:fill="F2F2EE" w:val="clear"/>
+        <w:spacing w:after="0" w:line="240"/>
+      </w:pPr>
+      <w:r>
+        <w:rPr>
+          <w:rFonts w:ascii="Consolas" w:cs="Consolas" w:eastAsia="Consolas" w:hAnsi="Consolas"/>
+          <w:color w:val="1C1C1C"/>
+          <w:sz w:val="17"/>
+          <w:szCs w:val="17"/>
+        </w:rPr>
+        <w:t xml:space="preserve">PermitRootLogin no</w:t>
+      </w:r>
+    </w:p>
+    <w:p>
+      <w:pPr>
+        <w:pBdr>
+          <w:left w:val="single" w:color="D9C79A" w:sz="18" w:space="6"/>
+        </w:pBdr>
+        <w:shd w:fill="F2F2EE" w:val="clear"/>
+        <w:spacing w:after="0" w:line="240"/>
+      </w:pPr>
+      <w:r>
+        <w:rPr>
+          <w:rFonts w:ascii="Consolas" w:cs="Consolas" w:eastAsia="Consolas" w:hAnsi="Consolas"/>
+          <w:color w:val="1C1C1C"/>
+          <w:sz w:val="17"/>
+          <w:szCs w:val="17"/>
+        </w:rPr>
+        <w:t xml:space="preserve">PasswordAuthentication no</w:t>
+      </w:r>
+    </w:p>
+    <w:p>
+      <w:pPr>
+        <w:pBdr>
+          <w:left w:val="single" w:color="D9C79A" w:sz="18" w:space="6"/>
+        </w:pBdr>
+        <w:shd w:fill="F2F2EE" w:val="clear"/>
+        <w:spacing w:after="0" w:line="240"/>
+      </w:pPr>
+      <w:r>
+        <w:rPr>
+          <w:rFonts w:ascii="Consolas" w:cs="Consolas" w:eastAsia="Consolas" w:hAnsi="Consolas"/>
+          <w:color w:val="1C1C1C"/>
+          <w:sz w:val="17"/>
+          <w:szCs w:val="17"/>
+        </w:rPr>
+        <w:t xml:space="preserve">PubkeyAuthentication yes</w:t>
+      </w:r>
+    </w:p>
+    <w:p>
+      <w:pPr>
+        <w:pBdr>
+          <w:left w:val="single" w:color="D9C79A" w:sz="18" w:space="6"/>
+        </w:pBdr>
+        <w:shd w:fill="F2F2EE" w:val="clear"/>
+        <w:spacing w:after="0" w:line="240"/>
+      </w:pPr>
+      <w:r>
+        <w:rPr>
+          <w:rFonts w:ascii="Consolas" w:cs="Consolas" w:eastAsia="Consolas" w:hAnsi="Consolas"/>
+          <w:color w:val="1C1C1C"/>
+          <w:sz w:val="17"/>
+          <w:szCs w:val="17"/>
+        </w:rPr>
+        <w:t xml:space="preserve"># применить настройки</w:t>
+      </w:r>
+    </w:p>
+    <w:p>
+      <w:pPr>
+        <w:pBdr>
+          <w:left w:val="single" w:color="D9C79A" w:sz="18" w:space="6"/>
+        </w:pBdr>
+        <w:shd w:fill="F2F2EE" w:val="clear"/>
+        <w:spacing w:after="0" w:line="240"/>
+      </w:pPr>
+      <w:r>
+        <w:rPr>
+          <w:rFonts w:ascii="Consolas" w:cs="Consolas" w:eastAsia="Consolas" w:hAnsi="Consolas"/>
+          <w:color w:val="1C1C1C"/>
+          <w:sz w:val="17"/>
+          <w:szCs w:val="17"/>
+        </w:rPr>
+        <w:t xml:space="preserve">sudo systemctl restart ssh</w:t>
+      </w:r>
+    </w:p>
+    <w:p>
+      <w:pPr>
+        <w:pBdr>
+          <w:left w:val="single" w:color="D9C79A" w:sz="18" w:space="6"/>
+        </w:pBdr>
+        <w:shd w:fill="F2F2EE" w:val="clear"/>
+        <w:spacing w:after="0" w:line="240"/>
+      </w:pPr>
+      <w:r>
+        <w:rPr>
+          <w:rFonts w:ascii="Consolas" w:cs="Consolas" w:eastAsia="Consolas" w:hAnsi="Consolas"/>
+          <w:color w:val="1C1C1C"/>
+          <w:sz w:val="17"/>
+          <w:szCs w:val="17"/>
+        </w:rPr>
+        <w:t xml:space="preserve"> </w:t>
+      </w:r>
+    </w:p>
+    <w:p>
+      <w:pPr>
+        <w:pBdr>
+          <w:left w:val="single" w:color="D9C79A" w:sz="18" w:space="6"/>
+        </w:pBdr>
+        <w:shd w:fill="F2F2EE" w:val="clear"/>
+        <w:spacing w:after="0" w:line="240"/>
+      </w:pPr>
+      <w:r>
+        <w:rPr>
+          <w:rFonts w:ascii="Consolas" w:cs="Consolas" w:eastAsia="Consolas" w:hAnsi="Consolas"/>
+          <w:color w:val="1C1C1C"/>
+          <w:sz w:val="17"/>
+          <w:szCs w:val="17"/>
+        </w:rPr>
+        <w:t xml:space="preserve"># ВАЖНО: не закрывая текущую сессию, откройте вторую и убедитесь,</w:t>
+      </w:r>
+    </w:p>
+    <w:p>
+      <w:pPr>
+        <w:pBdr>
+          <w:left w:val="single" w:color="D9C79A" w:sz="18" w:space="6"/>
+        </w:pBdr>
+        <w:shd w:fill="F2F2EE" w:val="clear"/>
+        <w:spacing w:after="0" w:line="240"/>
+      </w:pPr>
+      <w:r>
+        <w:rPr>
+          <w:rFonts w:ascii="Consolas" w:cs="Consolas" w:eastAsia="Consolas" w:hAnsi="Consolas"/>
+          <w:color w:val="1C1C1C"/>
+          <w:sz w:val="17"/>
+          <w:szCs w:val="17"/>
+        </w:rPr>
+        <w:t xml:space="preserve"># что вход по ключу работает. Иначе можно потерять доступ к серверу.</w:t>
+      </w:r>
+    </w:p>
+    <w:p>
+      <w:pPr>
+        <w:pBdr>
+          <w:left w:val="single" w:color="B03030" w:sz="24" w:space="8"/>
+        </w:pBdr>
+        <w:shd w:fill="FDF3F3" w:val="clear"/>
+        <w:spacing w:after="140" w:before="60"/>
+        <w:ind w:left="60"/>
+      </w:pPr>
+      <w:r>
+        <w:rPr>
+          <w:b/>
+          <w:bCs/>
+          <w:sz w:val="22"/>
+          <w:szCs w:val="22"/>
+        </w:rPr>
+        <w:t xml:space="preserve">Не закрывайте первое подключение, </w:t>
+      </w:r>
+      <w:r>
+        <w:rPr>
+          <w:sz w:val="22"/>
+          <w:szCs w:val="22"/>
+        </w:rPr>
+        <w:t xml:space="preserve">пока не убедились, что второе окно заходит по ключу. Если что-то пошло не так — в первом окне можно вернуть настройки обратно. Аварийный доступ также даёт веб-консоль в панели хостера.</w:t>
       </w:r>
     </w:p>
     <w:p>
@@ -1142,7 +1422,7 @@
           <w:sz w:val="22"/>
           <w:szCs w:val="22"/>
         </w:rPr>
-        <w:t xml:space="preserve">Узнать версию PHP (понадобится дальше): </w:t>
+        <w:t xml:space="preserve">Дальше все команды выполняются от пользователя deploy с приставкой </w:t>
       </w:r>
       <w:r>
         <w:rPr>
@@ -1151,14 +1431,14 @@
           <w:sz w:val="19"/>
           <w:szCs w:val="19"/>
         </w:rPr>
-        <w:t xml:space="preserve">ls /run/php/</w:t>
-      </w:r>
-      <w:r>
-        <w:rPr>
-          <w:sz w:val="22"/>
-          <w:szCs w:val="22"/>
-        </w:rPr>
-        <w:t xml:space="preserve"> — увидите файл вида php8.1-fpm.sock или php8.3-fpm.sock. Запомните номер версии.</w:t>
+        <w:t xml:space="preserve">sudo</w:t>
+      </w:r>
+      <w:r>
+        <w:rPr>
+          <w:sz w:val="22"/>
+          <w:szCs w:val="22"/>
+        </w:rPr>
+        <w:t xml:space="preserve">.</w:t>
       </w:r>
     </w:p>
     <w:p>
@@ -1174,7 +1454,347 @@
           <w:sz w:val="30"/>
           <w:szCs w:val="30"/>
         </w:rPr>
-        <w:t xml:space="preserve">5. Шаг 4. Загрузить файлы сайта</w:t>
+        <w:t xml:space="preserve">5. Шаг 4. Установить программы</w:t>
+      </w:r>
+    </w:p>
+    <w:p>
+      <w:pPr>
+        <w:pBdr>
+          <w:left w:val="single" w:color="D9C79A" w:sz="18" w:space="6"/>
+        </w:pBdr>
+        <w:shd w:fill="F2F2EE" w:val="clear"/>
+        <w:spacing w:after="0" w:line="240"/>
+      </w:pPr>
+      <w:r>
+        <w:rPr>
+          <w:rFonts w:ascii="Consolas" w:cs="Consolas" w:eastAsia="Consolas" w:hAnsi="Consolas"/>
+          <w:color w:val="1C1C1C"/>
+          <w:sz w:val="17"/>
+          <w:szCs w:val="17"/>
+        </w:rPr>
+        <w:t xml:space="preserve"># 1. Обновить систему</w:t>
+      </w:r>
+    </w:p>
+    <w:p>
+      <w:pPr>
+        <w:pBdr>
+          <w:left w:val="single" w:color="D9C79A" w:sz="18" w:space="6"/>
+        </w:pBdr>
+        <w:shd w:fill="F2F2EE" w:val="clear"/>
+        <w:spacing w:after="0" w:line="240"/>
+      </w:pPr>
+      <w:r>
+        <w:rPr>
+          <w:rFonts w:ascii="Consolas" w:cs="Consolas" w:eastAsia="Consolas" w:hAnsi="Consolas"/>
+          <w:color w:val="1C1C1C"/>
+          <w:sz w:val="17"/>
+          <w:szCs w:val="17"/>
+        </w:rPr>
+        <w:t xml:space="preserve">sudo apt update &amp;&amp; sudo apt upgrade -y</w:t>
+      </w:r>
+    </w:p>
+    <w:p>
+      <w:pPr>
+        <w:pBdr>
+          <w:left w:val="single" w:color="D9C79A" w:sz="18" w:space="6"/>
+        </w:pBdr>
+        <w:shd w:fill="F2F2EE" w:val="clear"/>
+        <w:spacing w:after="0" w:line="240"/>
+      </w:pPr>
+      <w:r>
+        <w:rPr>
+          <w:rFonts w:ascii="Consolas" w:cs="Consolas" w:eastAsia="Consolas" w:hAnsi="Consolas"/>
+          <w:color w:val="1C1C1C"/>
+          <w:sz w:val="17"/>
+          <w:szCs w:val="17"/>
+        </w:rPr>
+        <w:t xml:space="preserve"> </w:t>
+      </w:r>
+    </w:p>
+    <w:p>
+      <w:pPr>
+        <w:pBdr>
+          <w:left w:val="single" w:color="D9C79A" w:sz="18" w:space="6"/>
+        </w:pBdr>
+        <w:shd w:fill="F2F2EE" w:val="clear"/>
+        <w:spacing w:after="0" w:line="240"/>
+      </w:pPr>
+      <w:r>
+        <w:rPr>
+          <w:rFonts w:ascii="Consolas" w:cs="Consolas" w:eastAsia="Consolas" w:hAnsi="Consolas"/>
+          <w:color w:val="1C1C1C"/>
+          <w:sz w:val="17"/>
+          <w:szCs w:val="17"/>
+        </w:rPr>
+        <w:t xml:space="preserve"># 2. Веб-сервер, PHP со всеми нужными расширениями и утилиты</w:t>
+      </w:r>
+    </w:p>
+    <w:p>
+      <w:pPr>
+        <w:pBdr>
+          <w:left w:val="single" w:color="D9C79A" w:sz="18" w:space="6"/>
+        </w:pBdr>
+        <w:shd w:fill="F2F2EE" w:val="clear"/>
+        <w:spacing w:after="0" w:line="240"/>
+      </w:pPr>
+      <w:r>
+        <w:rPr>
+          <w:rFonts w:ascii="Consolas" w:cs="Consolas" w:eastAsia="Consolas" w:hAnsi="Consolas"/>
+          <w:color w:val="1C1C1C"/>
+          <w:sz w:val="17"/>
+          <w:szCs w:val="17"/>
+        </w:rPr>
+        <w:t xml:space="preserve">sudo apt install -y nginx php-fpm php-curl php-mbstring php-sqlite3 \</w:t>
+      </w:r>
+    </w:p>
+    <w:p>
+      <w:pPr>
+        <w:pBdr>
+          <w:left w:val="single" w:color="D9C79A" w:sz="18" w:space="6"/>
+        </w:pBdr>
+        <w:shd w:fill="F2F2EE" w:val="clear"/>
+        <w:spacing w:after="0" w:line="240"/>
+      </w:pPr>
+      <w:r>
+        <w:rPr>
+          <w:rFonts w:ascii="Consolas" w:cs="Consolas" w:eastAsia="Consolas" w:hAnsi="Consolas"/>
+          <w:color w:val="1C1C1C"/>
+          <w:sz w:val="17"/>
+          <w:szCs w:val="17"/>
+        </w:rPr>
+        <w:t xml:space="preserve">                    git unzip ufw</w:t>
+      </w:r>
+    </w:p>
+    <w:p>
+      <w:pPr>
+        <w:pBdr>
+          <w:left w:val="single" w:color="D9C79A" w:sz="18" w:space="6"/>
+        </w:pBdr>
+        <w:shd w:fill="F2F2EE" w:val="clear"/>
+        <w:spacing w:after="0" w:line="240"/>
+      </w:pPr>
+      <w:r>
+        <w:rPr>
+          <w:rFonts w:ascii="Consolas" w:cs="Consolas" w:eastAsia="Consolas" w:hAnsi="Consolas"/>
+          <w:color w:val="1C1C1C"/>
+          <w:sz w:val="17"/>
+          <w:szCs w:val="17"/>
+        </w:rPr>
+        <w:t xml:space="preserve"> </w:t>
+      </w:r>
+    </w:p>
+    <w:p>
+      <w:pPr>
+        <w:pBdr>
+          <w:left w:val="single" w:color="D9C79A" w:sz="18" w:space="6"/>
+        </w:pBdr>
+        <w:shd w:fill="F2F2EE" w:val="clear"/>
+        <w:spacing w:after="0" w:line="240"/>
+      </w:pPr>
+      <w:r>
+        <w:rPr>
+          <w:rFonts w:ascii="Consolas" w:cs="Consolas" w:eastAsia="Consolas" w:hAnsi="Consolas"/>
+          <w:color w:val="1C1C1C"/>
+          <w:sz w:val="17"/>
+          <w:szCs w:val="17"/>
+        </w:rPr>
+        <w:t xml:space="preserve"># 3. Файрвол: разрешить SSH и веб-трафик</w:t>
+      </w:r>
+    </w:p>
+    <w:p>
+      <w:pPr>
+        <w:pBdr>
+          <w:left w:val="single" w:color="D9C79A" w:sz="18" w:space="6"/>
+        </w:pBdr>
+        <w:shd w:fill="F2F2EE" w:val="clear"/>
+        <w:spacing w:after="0" w:line="240"/>
+      </w:pPr>
+      <w:r>
+        <w:rPr>
+          <w:rFonts w:ascii="Consolas" w:cs="Consolas" w:eastAsia="Consolas" w:hAnsi="Consolas"/>
+          <w:color w:val="1C1C1C"/>
+          <w:sz w:val="17"/>
+          <w:szCs w:val="17"/>
+        </w:rPr>
+        <w:t xml:space="preserve">sudo ufw allow OpenSSH</w:t>
+      </w:r>
+    </w:p>
+    <w:p>
+      <w:pPr>
+        <w:pBdr>
+          <w:left w:val="single" w:color="D9C79A" w:sz="18" w:space="6"/>
+        </w:pBdr>
+        <w:shd w:fill="F2F2EE" w:val="clear"/>
+        <w:spacing w:after="0" w:line="240"/>
+      </w:pPr>
+      <w:r>
+        <w:rPr>
+          <w:rFonts w:ascii="Consolas" w:cs="Consolas" w:eastAsia="Consolas" w:hAnsi="Consolas"/>
+          <w:color w:val="1C1C1C"/>
+          <w:sz w:val="17"/>
+          <w:szCs w:val="17"/>
+        </w:rPr>
+        <w:t xml:space="preserve">sudo ufw allow 'Nginx Full'</w:t>
+      </w:r>
+    </w:p>
+    <w:p>
+      <w:pPr>
+        <w:pBdr>
+          <w:left w:val="single" w:color="D9C79A" w:sz="18" w:space="6"/>
+        </w:pBdr>
+        <w:shd w:fill="F2F2EE" w:val="clear"/>
+        <w:spacing w:after="0" w:line="240"/>
+      </w:pPr>
+      <w:r>
+        <w:rPr>
+          <w:rFonts w:ascii="Consolas" w:cs="Consolas" w:eastAsia="Consolas" w:hAnsi="Consolas"/>
+          <w:color w:val="1C1C1C"/>
+          <w:sz w:val="17"/>
+          <w:szCs w:val="17"/>
+        </w:rPr>
+        <w:t xml:space="preserve">sudo ufw --force enable</w:t>
+      </w:r>
+    </w:p>
+    <w:p>
+      <w:pPr>
+        <w:pBdr>
+          <w:left w:val="single" w:color="D9C79A" w:sz="18" w:space="6"/>
+        </w:pBdr>
+        <w:shd w:fill="F2F2EE" w:val="clear"/>
+        <w:spacing w:after="0" w:line="240"/>
+      </w:pPr>
+      <w:r>
+        <w:rPr>
+          <w:rFonts w:ascii="Consolas" w:cs="Consolas" w:eastAsia="Consolas" w:hAnsi="Consolas"/>
+          <w:color w:val="1C1C1C"/>
+          <w:sz w:val="17"/>
+          <w:szCs w:val="17"/>
+        </w:rPr>
+        <w:t xml:space="preserve"> </w:t>
+      </w:r>
+    </w:p>
+    <w:p>
+      <w:pPr>
+        <w:pBdr>
+          <w:left w:val="single" w:color="D9C79A" w:sz="18" w:space="6"/>
+        </w:pBdr>
+        <w:shd w:fill="F2F2EE" w:val="clear"/>
+        <w:spacing w:after="0" w:line="240"/>
+      </w:pPr>
+      <w:r>
+        <w:rPr>
+          <w:rFonts w:ascii="Consolas" w:cs="Consolas" w:eastAsia="Consolas" w:hAnsi="Consolas"/>
+          <w:color w:val="1C1C1C"/>
+          <w:sz w:val="17"/>
+          <w:szCs w:val="17"/>
+        </w:rPr>
+        <w:t xml:space="preserve"># 4. Проверить статус</w:t>
+      </w:r>
+    </w:p>
+    <w:p>
+      <w:pPr>
+        <w:pBdr>
+          <w:left w:val="single" w:color="D9C79A" w:sz="18" w:space="6"/>
+        </w:pBdr>
+        <w:shd w:fill="F2F2EE" w:val="clear"/>
+        <w:spacing w:after="0" w:line="240"/>
+      </w:pPr>
+      <w:r>
+        <w:rPr>
+          <w:rFonts w:ascii="Consolas" w:cs="Consolas" w:eastAsia="Consolas" w:hAnsi="Consolas"/>
+          <w:color w:val="1C1C1C"/>
+          <w:sz w:val="17"/>
+          <w:szCs w:val="17"/>
+        </w:rPr>
+        <w:t xml:space="preserve">systemctl status nginx --no-pager</w:t>
+      </w:r>
+    </w:p>
+    <w:p>
+      <w:pPr>
+        <w:pBdr>
+          <w:left w:val="single" w:color="D9C79A" w:sz="18" w:space="6"/>
+        </w:pBdr>
+        <w:shd w:fill="F2F2EE" w:val="clear"/>
+        <w:spacing w:after="0" w:line="240"/>
+      </w:pPr>
+      <w:r>
+        <w:rPr>
+          <w:rFonts w:ascii="Consolas" w:cs="Consolas" w:eastAsia="Consolas" w:hAnsi="Consolas"/>
+          <w:color w:val="1C1C1C"/>
+          <w:sz w:val="17"/>
+          <w:szCs w:val="17"/>
+        </w:rPr>
+        <w:t xml:space="preserve">php -m | grep -E "curl|mbstring|sqlite3"    # должны быть все три</w:t>
+      </w:r>
+    </w:p>
+    <w:p>
+      <w:pPr>
+        <w:pBdr>
+          <w:left w:val="single" w:color="123F30" w:sz="24" w:space="8"/>
+        </w:pBdr>
+        <w:shd w:fill="F3F7F4" w:val="clear"/>
+        <w:spacing w:after="140" w:before="60"/>
+        <w:ind w:left="60"/>
+      </w:pPr>
+      <w:r>
+        <w:rPr>
+          <w:b/>
+          <w:bCs/>
+          <w:sz w:val="22"/>
+          <w:szCs w:val="22"/>
+        </w:rPr>
+        <w:t xml:space="preserve">Про расширения PHP. </w:t>
+      </w:r>
+      <w:r>
+        <w:rPr>
+          <w:sz w:val="22"/>
+          <w:szCs w:val="22"/>
+        </w:rPr>
+        <w:t xml:space="preserve">php-mbstring нужен для функции mb_substr в коде оплаты, php-sqlite3 — для базы заказов, php-curl — для запросов к ЮKassa. Без них скрипты упадут на первом же заказе.</w:t>
+      </w:r>
+    </w:p>
+    <w:p>
+      <w:pPr>
+        <w:spacing w:after="120"/>
+      </w:pPr>
+      <w:r>
+        <w:rPr>
+          <w:sz w:val="22"/>
+          <w:szCs w:val="22"/>
+        </w:rPr>
+        <w:t xml:space="preserve">Узнать версию PHP: </w:t>
+      </w:r>
+      <w:r>
+        <w:rPr>
+          <w:rFonts w:ascii="Consolas" w:cs="Consolas" w:eastAsia="Consolas" w:hAnsi="Consolas"/>
+          <w:color w:val="1C1C1C"/>
+          <w:sz w:val="19"/>
+          <w:szCs w:val="19"/>
+        </w:rPr>
+        <w:t xml:space="preserve">ls /run/php/</w:t>
+      </w:r>
+      <w:r>
+        <w:rPr>
+          <w:sz w:val="22"/>
+          <w:szCs w:val="22"/>
+        </w:rPr>
+        <w:t xml:space="preserve"> — увидите файл вида php8.1-fpm.sock или php8.3-fpm.sock. Номер понадобится в конфиге nginx.</w:t>
+      </w:r>
+    </w:p>
+    <w:p>
+      <w:pPr>
+        <w:pStyle w:val="Heading1"/>
+        <w:spacing w:after="140" w:before="340"/>
+      </w:pPr>
+      <w:r>
+        <w:rPr>
+          <w:b/>
+          <w:bCs/>
+          <w:color w:val="123F30"/>
+          <w:sz w:val="30"/>
+          <w:szCs w:val="30"/>
+        </w:rPr>
+        <w:t xml:space="preserve">6. Шаг 5. Загрузить файлы сайта</w:t>
       </w:r>
     </w:p>
     <w:p>
@@ -1190,41 +1810,59 @@
           <w:sz w:val="25"/>
           <w:szCs w:val="25"/>
         </w:rPr>
-        <w:t xml:space="preserve">Вариант А — из репозитория GitHub (удобно для обновлений)</w:t>
-      </w:r>
-    </w:p>
-    <w:p>
-      <w:pPr>
-        <w:pBdr>
-          <w:left w:val="single" w:color="D9C79A" w:sz="18" w:space="6"/>
-        </w:pBdr>
-        <w:shd w:fill="F2F2EE" w:val="clear"/>
-        <w:spacing w:after="0" w:line="240"/>
-      </w:pPr>
-      <w:r>
-        <w:rPr>
-          <w:rFonts w:ascii="Consolas" w:cs="Consolas" w:eastAsia="Consolas" w:hAnsi="Consolas"/>
-          <w:color w:val="1C1C1C"/>
-          <w:sz w:val="18"/>
-          <w:szCs w:val="18"/>
-        </w:rPr>
-        <w:t xml:space="preserve">mkdir -p /var/www/site</w:t>
-      </w:r>
-    </w:p>
-    <w:p>
-      <w:pPr>
-        <w:pBdr>
-          <w:left w:val="single" w:color="D9C79A" w:sz="18" w:space="6"/>
-        </w:pBdr>
-        <w:shd w:fill="F2F2EE" w:val="clear"/>
-        <w:spacing w:after="0" w:line="240"/>
-      </w:pPr>
-      <w:r>
-        <w:rPr>
-          <w:rFonts w:ascii="Consolas" w:cs="Consolas" w:eastAsia="Consolas" w:hAnsi="Consolas"/>
-          <w:color w:val="1C1C1C"/>
-          <w:sz w:val="18"/>
-          <w:szCs w:val="18"/>
+        <w:t xml:space="preserve">Вариант А — из репозитория (удобно для обновлений)</w:t>
+      </w:r>
+    </w:p>
+    <w:p>
+      <w:pPr>
+        <w:pBdr>
+          <w:left w:val="single" w:color="D9C79A" w:sz="18" w:space="6"/>
+        </w:pBdr>
+        <w:shd w:fill="F2F2EE" w:val="clear"/>
+        <w:spacing w:after="0" w:line="240"/>
+      </w:pPr>
+      <w:r>
+        <w:rPr>
+          <w:rFonts w:ascii="Consolas" w:cs="Consolas" w:eastAsia="Consolas" w:hAnsi="Consolas"/>
+          <w:color w:val="1C1C1C"/>
+          <w:sz w:val="17"/>
+          <w:szCs w:val="17"/>
+        </w:rPr>
+        <w:t xml:space="preserve">sudo mkdir -p /var/www/site</w:t>
+      </w:r>
+    </w:p>
+    <w:p>
+      <w:pPr>
+        <w:pBdr>
+          <w:left w:val="single" w:color="D9C79A" w:sz="18" w:space="6"/>
+        </w:pBdr>
+        <w:shd w:fill="F2F2EE" w:val="clear"/>
+        <w:spacing w:after="0" w:line="240"/>
+      </w:pPr>
+      <w:r>
+        <w:rPr>
+          <w:rFonts w:ascii="Consolas" w:cs="Consolas" w:eastAsia="Consolas" w:hAnsi="Consolas"/>
+          <w:color w:val="1C1C1C"/>
+          <w:sz w:val="17"/>
+          <w:szCs w:val="17"/>
+        </w:rPr>
+        <w:t xml:space="preserve">sudo chown deploy:deploy /var/www/site</w:t>
+      </w:r>
+    </w:p>
+    <w:p>
+      <w:pPr>
+        <w:pBdr>
+          <w:left w:val="single" w:color="D9C79A" w:sz="18" w:space="6"/>
+        </w:pBdr>
+        <w:shd w:fill="F2F2EE" w:val="clear"/>
+        <w:spacing w:after="0" w:line="240"/>
+      </w:pPr>
+      <w:r>
+        <w:rPr>
+          <w:rFonts w:ascii="Consolas" w:cs="Consolas" w:eastAsia="Consolas" w:hAnsi="Consolas"/>
+          <w:color w:val="1C1C1C"/>
+          <w:sz w:val="17"/>
+          <w:szCs w:val="17"/>
         </w:rPr>
         <w:t xml:space="preserve">git clone https://github.com/ПОЛЬЗОВАТЕЛЬ/РЕПОЗИТОРИЙ.git /var/www/site</w:t>
       </w:r>
@@ -1254,43 +1892,25 @@
           <w:sz w:val="22"/>
           <w:szCs w:val="22"/>
         </w:rPr>
-        <w:t xml:space="preserve">Команду выполнять НЕ на сервере, а в терминале своего компьютера, находясь в папке с сайтом:</w:t>
-      </w:r>
-    </w:p>
-    <w:p>
-      <w:pPr>
-        <w:pBdr>
-          <w:left w:val="single" w:color="D9C79A" w:sz="18" w:space="6"/>
-        </w:pBdr>
-        <w:shd w:fill="F2F2EE" w:val="clear"/>
-        <w:spacing w:after="0" w:line="240"/>
-      </w:pPr>
-      <w:r>
-        <w:rPr>
-          <w:rFonts w:ascii="Consolas" w:cs="Consolas" w:eastAsia="Consolas" w:hAnsi="Consolas"/>
-          <w:color w:val="1C1C1C"/>
-          <w:sz w:val="18"/>
-          <w:szCs w:val="18"/>
-        </w:rPr>
-        <w:t xml:space="preserve"># Windows PowerShell / macOS / Linux</w:t>
-      </w:r>
-    </w:p>
-    <w:p>
-      <w:pPr>
-        <w:pBdr>
-          <w:left w:val="single" w:color="D9C79A" w:sz="18" w:space="6"/>
-        </w:pBdr>
-        <w:shd w:fill="F2F2EE" w:val="clear"/>
-        <w:spacing w:after="0" w:line="240"/>
-      </w:pPr>
-      <w:r>
-        <w:rPr>
-          <w:rFonts w:ascii="Consolas" w:cs="Consolas" w:eastAsia="Consolas" w:hAnsi="Consolas"/>
-          <w:color w:val="1C1C1C"/>
-          <w:sz w:val="18"/>
-          <w:szCs w:val="18"/>
-        </w:rPr>
-        <w:t xml:space="preserve">scp -r ./* root@IP_ВАШЕГО_СЕРВЕРА:/var/www/site/</w:t>
+        <w:t xml:space="preserve">Выполнять НЕ на сервере, а в терминале своего компьютера, находясь в папке с сайтом:</w:t>
+      </w:r>
+    </w:p>
+    <w:p>
+      <w:pPr>
+        <w:pBdr>
+          <w:left w:val="single" w:color="D9C79A" w:sz="18" w:space="6"/>
+        </w:pBdr>
+        <w:shd w:fill="F2F2EE" w:val="clear"/>
+        <w:spacing w:after="0" w:line="240"/>
+      </w:pPr>
+      <w:r>
+        <w:rPr>
+          <w:rFonts w:ascii="Consolas" w:cs="Consolas" w:eastAsia="Consolas" w:hAnsi="Consolas"/>
+          <w:color w:val="1C1C1C"/>
+          <w:sz w:val="17"/>
+          <w:szCs w:val="17"/>
+        </w:rPr>
+        <w:t xml:space="preserve">scp -r ./* deploy@IP_ВАШЕГО_СЕРВЕРА:/var/www/site/</w:t>
       </w:r>
     </w:p>
     <w:p>
@@ -1323,7 +1943,7 @@
           <w:sz w:val="22"/>
           <w:szCs w:val="22"/>
         </w:rPr>
-        <w:t xml:space="preserve">Скачать FileZilla, создать подключение: протокол SFTP, хост — IP сервера, пользователь root, пароль от сервера, порт 22.</w:t>
+        <w:t xml:space="preserve">Протокол SFTP, хост — IP сервера, пользователь deploy, порт 22, вход по ключу.</w:t>
       </w:r>
     </w:p>
     <w:p>
@@ -1340,7 +1960,7 @@
           <w:sz w:val="22"/>
           <w:szCs w:val="22"/>
         </w:rPr>
-        <w:t xml:space="preserve">Перетащить файлы сайта в папку /var/www/site.</w:t>
+        <w:t xml:space="preserve">Перетащить файлы сайта в /var/www/site.</w:t>
       </w:r>
     </w:p>
     <w:p>
@@ -1357,43 +1977,61 @@
           <w:sz w:val="22"/>
           <w:szCs w:val="22"/>
         </w:rPr>
-        <w:t xml:space="preserve">После загрузки выставить права (на сервере):</w:t>
-      </w:r>
-    </w:p>
-    <w:p>
-      <w:pPr>
-        <w:pBdr>
-          <w:left w:val="single" w:color="D9C79A" w:sz="18" w:space="6"/>
-        </w:pBdr>
-        <w:shd w:fill="F2F2EE" w:val="clear"/>
-        <w:spacing w:after="0" w:line="240"/>
-      </w:pPr>
-      <w:r>
-        <w:rPr>
-          <w:rFonts w:ascii="Consolas" w:cs="Consolas" w:eastAsia="Consolas" w:hAnsi="Consolas"/>
-          <w:color w:val="1C1C1C"/>
-          <w:sz w:val="18"/>
-          <w:szCs w:val="18"/>
-        </w:rPr>
-        <w:t xml:space="preserve">chown -R www-data:www-data /var/www/site</w:t>
-      </w:r>
-    </w:p>
-    <w:p>
-      <w:pPr>
-        <w:pBdr>
-          <w:left w:val="single" w:color="D9C79A" w:sz="18" w:space="6"/>
-        </w:pBdr>
-        <w:shd w:fill="F2F2EE" w:val="clear"/>
-        <w:spacing w:after="0" w:line="240"/>
-      </w:pPr>
-      <w:r>
-        <w:rPr>
-          <w:rFonts w:ascii="Consolas" w:cs="Consolas" w:eastAsia="Consolas" w:hAnsi="Consolas"/>
-          <w:color w:val="1C1C1C"/>
-          <w:sz w:val="18"/>
-          <w:szCs w:val="18"/>
-        </w:rPr>
-        <w:t xml:space="preserve">chmod -R 755 /var/www/site</w:t>
+        <w:t xml:space="preserve">После загрузки выставить права:</w:t>
+      </w:r>
+    </w:p>
+    <w:p>
+      <w:pPr>
+        <w:pBdr>
+          <w:left w:val="single" w:color="D9C79A" w:sz="18" w:space="6"/>
+        </w:pBdr>
+        <w:shd w:fill="F2F2EE" w:val="clear"/>
+        <w:spacing w:after="0" w:line="240"/>
+      </w:pPr>
+      <w:r>
+        <w:rPr>
+          <w:rFonts w:ascii="Consolas" w:cs="Consolas" w:eastAsia="Consolas" w:hAnsi="Consolas"/>
+          <w:color w:val="1C1C1C"/>
+          <w:sz w:val="17"/>
+          <w:szCs w:val="17"/>
+        </w:rPr>
+        <w:t xml:space="preserve">sudo chown -R www-data:www-data /var/www/site</w:t>
+      </w:r>
+    </w:p>
+    <w:p>
+      <w:pPr>
+        <w:pBdr>
+          <w:left w:val="single" w:color="D9C79A" w:sz="18" w:space="6"/>
+        </w:pBdr>
+        <w:shd w:fill="F2F2EE" w:val="clear"/>
+        <w:spacing w:after="0" w:line="240"/>
+      </w:pPr>
+      <w:r>
+        <w:rPr>
+          <w:rFonts w:ascii="Consolas" w:cs="Consolas" w:eastAsia="Consolas" w:hAnsi="Consolas"/>
+          <w:color w:val="1C1C1C"/>
+          <w:sz w:val="17"/>
+          <w:szCs w:val="17"/>
+        </w:rPr>
+        <w:t xml:space="preserve">sudo find /var/www/site -type d -exec chmod 755 {} \;</w:t>
+      </w:r>
+    </w:p>
+    <w:p>
+      <w:pPr>
+        <w:pBdr>
+          <w:left w:val="single" w:color="D9C79A" w:sz="18" w:space="6"/>
+        </w:pBdr>
+        <w:shd w:fill="F2F2EE" w:val="clear"/>
+        <w:spacing w:after="0" w:line="240"/>
+      </w:pPr>
+      <w:r>
+        <w:rPr>
+          <w:rFonts w:ascii="Consolas" w:cs="Consolas" w:eastAsia="Consolas" w:hAnsi="Consolas"/>
+          <w:color w:val="1C1C1C"/>
+          <w:sz w:val="17"/>
+          <w:szCs w:val="17"/>
+        </w:rPr>
+        <w:t xml:space="preserve">sudo find /var/www/site -type f -exec chmod 644 {} \;</w:t>
       </w:r>
     </w:p>
     <w:p>
@@ -1409,7 +2047,7 @@
           <w:sz w:val="30"/>
           <w:szCs w:val="30"/>
         </w:rPr>
-        <w:t xml:space="preserve">6. Шаг 5. Настроить сайт в nginx</w:t>
+        <w:t xml:space="preserve">7. Шаг 6. Каталоги для настроек и базы (вне сайта)</w:t>
       </w:r>
     </w:p>
     <w:p>
@@ -1421,125 +2059,41 @@
           <w:sz w:val="22"/>
           <w:szCs w:val="22"/>
         </w:rPr>
-        <w:t xml:space="preserve">Создать конфигурационный файл:</w:t>
-      </w:r>
-    </w:p>
-    <w:p>
-      <w:pPr>
-        <w:pBdr>
-          <w:left w:val="single" w:color="D9C79A" w:sz="18" w:space="6"/>
-        </w:pBdr>
-        <w:shd w:fill="F2F2EE" w:val="clear"/>
-        <w:spacing w:after="0" w:line="240"/>
-      </w:pPr>
-      <w:r>
-        <w:rPr>
-          <w:rFonts w:ascii="Consolas" w:cs="Consolas" w:eastAsia="Consolas" w:hAnsi="Consolas"/>
-          <w:color w:val="1C1C1C"/>
-          <w:sz w:val="18"/>
-          <w:szCs w:val="18"/>
-        </w:rPr>
-        <w:t xml:space="preserve">nano /etc/nginx/sites-available/site</w:t>
-      </w:r>
-    </w:p>
-    <w:p>
-      <w:pPr>
-        <w:spacing w:after="120"/>
-      </w:pPr>
-      <w:r>
-        <w:rPr>
-          <w:sz w:val="22"/>
-          <w:szCs w:val="22"/>
-        </w:rPr>
-        <w:t xml:space="preserve">Вставить в него (заменив ВАШ-ДОМЕН.ru и версию PHP на свои):</w:t>
-      </w:r>
-    </w:p>
-    <w:p>
-      <w:pPr>
-        <w:pBdr>
-          <w:left w:val="single" w:color="D9C79A" w:sz="18" w:space="6"/>
-        </w:pBdr>
-        <w:shd w:fill="F2F2EE" w:val="clear"/>
-        <w:spacing w:after="0" w:line="240"/>
-      </w:pPr>
-      <w:r>
-        <w:rPr>
-          <w:rFonts w:ascii="Consolas" w:cs="Consolas" w:eastAsia="Consolas" w:hAnsi="Consolas"/>
-          <w:color w:val="1C1C1C"/>
-          <w:sz w:val="18"/>
-          <w:szCs w:val="18"/>
-        </w:rPr>
-        <w:t xml:space="preserve">server {</w:t>
-      </w:r>
-    </w:p>
-    <w:p>
-      <w:pPr>
-        <w:pBdr>
-          <w:left w:val="single" w:color="D9C79A" w:sz="18" w:space="6"/>
-        </w:pBdr>
-        <w:shd w:fill="F2F2EE" w:val="clear"/>
-        <w:spacing w:after="0" w:line="240"/>
-      </w:pPr>
-      <w:r>
-        <w:rPr>
-          <w:rFonts w:ascii="Consolas" w:cs="Consolas" w:eastAsia="Consolas" w:hAnsi="Consolas"/>
-          <w:color w:val="1C1C1C"/>
-          <w:sz w:val="18"/>
-          <w:szCs w:val="18"/>
-        </w:rPr>
-        <w:t xml:space="preserve">    listen 80;</w:t>
-      </w:r>
-    </w:p>
-    <w:p>
-      <w:pPr>
-        <w:pBdr>
-          <w:left w:val="single" w:color="D9C79A" w:sz="18" w:space="6"/>
-        </w:pBdr>
-        <w:shd w:fill="F2F2EE" w:val="clear"/>
-        <w:spacing w:after="0" w:line="240"/>
-      </w:pPr>
-      <w:r>
-        <w:rPr>
-          <w:rFonts w:ascii="Consolas" w:cs="Consolas" w:eastAsia="Consolas" w:hAnsi="Consolas"/>
-          <w:color w:val="1C1C1C"/>
-          <w:sz w:val="18"/>
-          <w:szCs w:val="18"/>
-        </w:rPr>
-        <w:t xml:space="preserve">    listen [::]:80;</w:t>
-      </w:r>
-    </w:p>
-    <w:p>
-      <w:pPr>
-        <w:pBdr>
-          <w:left w:val="single" w:color="D9C79A" w:sz="18" w:space="6"/>
-        </w:pBdr>
-        <w:shd w:fill="F2F2EE" w:val="clear"/>
-        <w:spacing w:after="0" w:line="240"/>
-      </w:pPr>
-      <w:r>
-        <w:rPr>
-          <w:rFonts w:ascii="Consolas" w:cs="Consolas" w:eastAsia="Consolas" w:hAnsi="Consolas"/>
-          <w:color w:val="1C1C1C"/>
-          <w:sz w:val="18"/>
-          <w:szCs w:val="18"/>
-        </w:rPr>
-        <w:t xml:space="preserve">    server_name ВАШ-ДОМЕН.ru www.ВАШ-ДОМЕН.ru;</w:t>
-      </w:r>
-    </w:p>
-    <w:p>
-      <w:pPr>
-        <w:pBdr>
-          <w:left w:val="single" w:color="D9C79A" w:sz="18" w:space="6"/>
-        </w:pBdr>
-        <w:shd w:fill="F2F2EE" w:val="clear"/>
-        <w:spacing w:after="0" w:line="240"/>
-      </w:pPr>
-      <w:r>
-        <w:rPr>
-          <w:rFonts w:ascii="Consolas" w:cs="Consolas" w:eastAsia="Consolas" w:hAnsi="Consolas"/>
-          <w:color w:val="1C1C1C"/>
-          <w:sz w:val="18"/>
-          <w:szCs w:val="18"/>
+        <w:t xml:space="preserve">Ключи от оплаты и база заказов не должны лежать внутри /var/www — так их не достанет даже ошибка в конфигурации веб-сервера.</w:t>
+      </w:r>
+    </w:p>
+    <w:p>
+      <w:pPr>
+        <w:pBdr>
+          <w:left w:val="single" w:color="D9C79A" w:sz="18" w:space="6"/>
+        </w:pBdr>
+        <w:shd w:fill="F2F2EE" w:val="clear"/>
+        <w:spacing w:after="0" w:line="240"/>
+      </w:pPr>
+      <w:r>
+        <w:rPr>
+          <w:rFonts w:ascii="Consolas" w:cs="Consolas" w:eastAsia="Consolas" w:hAnsi="Consolas"/>
+          <w:color w:val="1C1C1C"/>
+          <w:sz w:val="17"/>
+          <w:szCs w:val="17"/>
+        </w:rPr>
+        <w:t xml:space="preserve">sudo mkdir -p /etc/rybolov /var/lib/rybolov</w:t>
+      </w:r>
+    </w:p>
+    <w:p>
+      <w:pPr>
+        <w:pBdr>
+          <w:left w:val="single" w:color="D9C79A" w:sz="18" w:space="6"/>
+        </w:pBdr>
+        <w:shd w:fill="F2F2EE" w:val="clear"/>
+        <w:spacing w:after="0" w:line="240"/>
+      </w:pPr>
+      <w:r>
+        <w:rPr>
+          <w:rFonts w:ascii="Consolas" w:cs="Consolas" w:eastAsia="Consolas" w:hAnsi="Consolas"/>
+          <w:color w:val="1C1C1C"/>
+          <w:sz w:val="17"/>
+          <w:szCs w:val="17"/>
         </w:rPr>
         <w:t xml:space="preserve"> </w:t>
       </w:r>
@@ -1556,44 +2110,80 @@
         <w:rPr>
           <w:rFonts w:ascii="Consolas" w:cs="Consolas" w:eastAsia="Consolas" w:hAnsi="Consolas"/>
           <w:color w:val="1C1C1C"/>
-          <w:sz w:val="18"/>
-          <w:szCs w:val="18"/>
-        </w:rPr>
-        <w:t xml:space="preserve">    root /var/www/site;</w:t>
-      </w:r>
-    </w:p>
-    <w:p>
-      <w:pPr>
-        <w:pBdr>
-          <w:left w:val="single" w:color="D9C79A" w:sz="18" w:space="6"/>
-        </w:pBdr>
-        <w:shd w:fill="F2F2EE" w:val="clear"/>
-        <w:spacing w:after="0" w:line="240"/>
-      </w:pPr>
-      <w:r>
-        <w:rPr>
-          <w:rFonts w:ascii="Consolas" w:cs="Consolas" w:eastAsia="Consolas" w:hAnsi="Consolas"/>
-          <w:color w:val="1C1C1C"/>
-          <w:sz w:val="18"/>
-          <w:szCs w:val="18"/>
-        </w:rPr>
-        <w:t xml:space="preserve">    index index.html index.php;</w:t>
-      </w:r>
-    </w:p>
-    <w:p>
-      <w:pPr>
-        <w:pBdr>
-          <w:left w:val="single" w:color="D9C79A" w:sz="18" w:space="6"/>
-        </w:pBdr>
-        <w:shd w:fill="F2F2EE" w:val="clear"/>
-        <w:spacing w:after="0" w:line="240"/>
-      </w:pPr>
-      <w:r>
-        <w:rPr>
-          <w:rFonts w:ascii="Consolas" w:cs="Consolas" w:eastAsia="Consolas" w:hAnsi="Consolas"/>
-          <w:color w:val="1C1C1C"/>
-          <w:sz w:val="18"/>
-          <w:szCs w:val="18"/>
+          <w:sz w:val="17"/>
+          <w:szCs w:val="17"/>
+        </w:rPr>
+        <w:t xml:space="preserve"># файл с ключами создаётся при подключении оплаты (см. Файл 2)</w:t>
+      </w:r>
+    </w:p>
+    <w:p>
+      <w:pPr>
+        <w:pBdr>
+          <w:left w:val="single" w:color="D9C79A" w:sz="18" w:space="6"/>
+        </w:pBdr>
+        <w:shd w:fill="F2F2EE" w:val="clear"/>
+        <w:spacing w:after="0" w:line="240"/>
+      </w:pPr>
+      <w:r>
+        <w:rPr>
+          <w:rFonts w:ascii="Consolas" w:cs="Consolas" w:eastAsia="Consolas" w:hAnsi="Consolas"/>
+          <w:color w:val="1C1C1C"/>
+          <w:sz w:val="17"/>
+          <w:szCs w:val="17"/>
+        </w:rPr>
+        <w:t xml:space="preserve">sudo touch /etc/rybolov/config.php</w:t>
+      </w:r>
+    </w:p>
+    <w:p>
+      <w:pPr>
+        <w:pBdr>
+          <w:left w:val="single" w:color="D9C79A" w:sz="18" w:space="6"/>
+        </w:pBdr>
+        <w:shd w:fill="F2F2EE" w:val="clear"/>
+        <w:spacing w:after="0" w:line="240"/>
+      </w:pPr>
+      <w:r>
+        <w:rPr>
+          <w:rFonts w:ascii="Consolas" w:cs="Consolas" w:eastAsia="Consolas" w:hAnsi="Consolas"/>
+          <w:color w:val="1C1C1C"/>
+          <w:sz w:val="17"/>
+          <w:szCs w:val="17"/>
+        </w:rPr>
+        <w:t xml:space="preserve">sudo chown root:www-data /etc/rybolov/config.php</w:t>
+      </w:r>
+    </w:p>
+    <w:p>
+      <w:pPr>
+        <w:pBdr>
+          <w:left w:val="single" w:color="D9C79A" w:sz="18" w:space="6"/>
+        </w:pBdr>
+        <w:shd w:fill="F2F2EE" w:val="clear"/>
+        <w:spacing w:after="0" w:line="240"/>
+      </w:pPr>
+      <w:r>
+        <w:rPr>
+          <w:rFonts w:ascii="Consolas" w:cs="Consolas" w:eastAsia="Consolas" w:hAnsi="Consolas"/>
+          <w:color w:val="1C1C1C"/>
+          <w:sz w:val="17"/>
+          <w:szCs w:val="17"/>
+        </w:rPr>
+        <w:t xml:space="preserve">sudo chmod 640 /etc/rybolov/config.php      # читать может только www-data</w:t>
+      </w:r>
+    </w:p>
+    <w:p>
+      <w:pPr>
+        <w:pBdr>
+          <w:left w:val="single" w:color="D9C79A" w:sz="18" w:space="6"/>
+        </w:pBdr>
+        <w:shd w:fill="F2F2EE" w:val="clear"/>
+        <w:spacing w:after="0" w:line="240"/>
+      </w:pPr>
+      <w:r>
+        <w:rPr>
+          <w:rFonts w:ascii="Consolas" w:cs="Consolas" w:eastAsia="Consolas" w:hAnsi="Consolas"/>
+          <w:color w:val="1C1C1C"/>
+          <w:sz w:val="17"/>
+          <w:szCs w:val="17"/>
         </w:rPr>
         <w:t xml:space="preserve"> </w:t>
       </w:r>
@@ -1610,832 +2200,46 @@
         <w:rPr>
           <w:rFonts w:ascii="Consolas" w:cs="Consolas" w:eastAsia="Consolas" w:hAnsi="Consolas"/>
           <w:color w:val="1C1C1C"/>
-          <w:sz w:val="18"/>
-          <w:szCs w:val="18"/>
-        </w:rPr>
-        <w:t xml:space="preserve">    # обычные страницы</w:t>
-      </w:r>
-    </w:p>
-    <w:p>
-      <w:pPr>
-        <w:pBdr>
-          <w:left w:val="single" w:color="D9C79A" w:sz="18" w:space="6"/>
-        </w:pBdr>
-        <w:shd w:fill="F2F2EE" w:val="clear"/>
-        <w:spacing w:after="0" w:line="240"/>
-      </w:pPr>
-      <w:r>
-        <w:rPr>
-          <w:rFonts w:ascii="Consolas" w:cs="Consolas" w:eastAsia="Consolas" w:hAnsi="Consolas"/>
-          <w:color w:val="1C1C1C"/>
-          <w:sz w:val="18"/>
-          <w:szCs w:val="18"/>
-        </w:rPr>
-        <w:t xml:space="preserve">    location / {</w:t>
-      </w:r>
-    </w:p>
-    <w:p>
-      <w:pPr>
-        <w:pBdr>
-          <w:left w:val="single" w:color="D9C79A" w:sz="18" w:space="6"/>
-        </w:pBdr>
-        <w:shd w:fill="F2F2EE" w:val="clear"/>
-        <w:spacing w:after="0" w:line="240"/>
-      </w:pPr>
-      <w:r>
-        <w:rPr>
-          <w:rFonts w:ascii="Consolas" w:cs="Consolas" w:eastAsia="Consolas" w:hAnsi="Consolas"/>
-          <w:color w:val="1C1C1C"/>
-          <w:sz w:val="18"/>
-          <w:szCs w:val="18"/>
-        </w:rPr>
-        <w:t xml:space="preserve">        try_files $uri $uri/ =404;</w:t>
-      </w:r>
-    </w:p>
-    <w:p>
-      <w:pPr>
-        <w:pBdr>
-          <w:left w:val="single" w:color="D9C79A" w:sz="18" w:space="6"/>
-        </w:pBdr>
-        <w:shd w:fill="F2F2EE" w:val="clear"/>
-        <w:spacing w:after="0" w:line="240"/>
-      </w:pPr>
-      <w:r>
-        <w:rPr>
-          <w:rFonts w:ascii="Consolas" w:cs="Consolas" w:eastAsia="Consolas" w:hAnsi="Consolas"/>
-          <w:color w:val="1C1C1C"/>
-          <w:sz w:val="18"/>
-          <w:szCs w:val="18"/>
-        </w:rPr>
-        <w:t xml:space="preserve">    }</w:t>
-      </w:r>
-    </w:p>
-    <w:p>
-      <w:pPr>
-        <w:pBdr>
-          <w:left w:val="single" w:color="D9C79A" w:sz="18" w:space="6"/>
-        </w:pBdr>
-        <w:shd w:fill="F2F2EE" w:val="clear"/>
-        <w:spacing w:after="0" w:line="240"/>
-      </w:pPr>
-      <w:r>
-        <w:rPr>
-          <w:rFonts w:ascii="Consolas" w:cs="Consolas" w:eastAsia="Consolas" w:hAnsi="Consolas"/>
-          <w:color w:val="1C1C1C"/>
-          <w:sz w:val="18"/>
-          <w:szCs w:val="18"/>
-        </w:rPr>
-        <w:t xml:space="preserve"> </w:t>
-      </w:r>
-    </w:p>
-    <w:p>
-      <w:pPr>
-        <w:pBdr>
-          <w:left w:val="single" w:color="D9C79A" w:sz="18" w:space="6"/>
-        </w:pBdr>
-        <w:shd w:fill="F2F2EE" w:val="clear"/>
-        <w:spacing w:after="0" w:line="240"/>
-      </w:pPr>
-      <w:r>
-        <w:rPr>
-          <w:rFonts w:ascii="Consolas" w:cs="Consolas" w:eastAsia="Consolas" w:hAnsi="Consolas"/>
-          <w:color w:val="1C1C1C"/>
-          <w:sz w:val="18"/>
-          <w:szCs w:val="18"/>
-        </w:rPr>
-        <w:t xml:space="preserve">    # PHP-скрипты (нужны для приёма оплаты)</w:t>
-      </w:r>
-    </w:p>
-    <w:p>
-      <w:pPr>
-        <w:pBdr>
-          <w:left w:val="single" w:color="D9C79A" w:sz="18" w:space="6"/>
-        </w:pBdr>
-        <w:shd w:fill="F2F2EE" w:val="clear"/>
-        <w:spacing w:after="0" w:line="240"/>
-      </w:pPr>
-      <w:r>
-        <w:rPr>
-          <w:rFonts w:ascii="Consolas" w:cs="Consolas" w:eastAsia="Consolas" w:hAnsi="Consolas"/>
-          <w:color w:val="1C1C1C"/>
-          <w:sz w:val="18"/>
-          <w:szCs w:val="18"/>
-        </w:rPr>
-        <w:t xml:space="preserve">    location ~ \.php$ {</w:t>
-      </w:r>
-    </w:p>
-    <w:p>
-      <w:pPr>
-        <w:pBdr>
-          <w:left w:val="single" w:color="D9C79A" w:sz="18" w:space="6"/>
-        </w:pBdr>
-        <w:shd w:fill="F2F2EE" w:val="clear"/>
-        <w:spacing w:after="0" w:line="240"/>
-      </w:pPr>
-      <w:r>
-        <w:rPr>
-          <w:rFonts w:ascii="Consolas" w:cs="Consolas" w:eastAsia="Consolas" w:hAnsi="Consolas"/>
-          <w:color w:val="1C1C1C"/>
-          <w:sz w:val="18"/>
-          <w:szCs w:val="18"/>
-        </w:rPr>
-        <w:t xml:space="preserve">        include snippets/fastcgi-php.conf;</w:t>
-      </w:r>
-    </w:p>
-    <w:p>
-      <w:pPr>
-        <w:pBdr>
-          <w:left w:val="single" w:color="D9C79A" w:sz="18" w:space="6"/>
-        </w:pBdr>
-        <w:shd w:fill="F2F2EE" w:val="clear"/>
-        <w:spacing w:after="0" w:line="240"/>
-      </w:pPr>
-      <w:r>
-        <w:rPr>
-          <w:rFonts w:ascii="Consolas" w:cs="Consolas" w:eastAsia="Consolas" w:hAnsi="Consolas"/>
-          <w:color w:val="1C1C1C"/>
-          <w:sz w:val="18"/>
-          <w:szCs w:val="18"/>
-        </w:rPr>
-        <w:t xml:space="preserve">        fastcgi_pass unix:/run/php/php8.1-fpm.sock;</w:t>
-      </w:r>
-    </w:p>
-    <w:p>
-      <w:pPr>
-        <w:pBdr>
-          <w:left w:val="single" w:color="D9C79A" w:sz="18" w:space="6"/>
-        </w:pBdr>
-        <w:shd w:fill="F2F2EE" w:val="clear"/>
-        <w:spacing w:after="0" w:line="240"/>
-      </w:pPr>
-      <w:r>
-        <w:rPr>
-          <w:rFonts w:ascii="Consolas" w:cs="Consolas" w:eastAsia="Consolas" w:hAnsi="Consolas"/>
-          <w:color w:val="1C1C1C"/>
-          <w:sz w:val="18"/>
-          <w:szCs w:val="18"/>
-        </w:rPr>
-        <w:t xml:space="preserve">    }</w:t>
-      </w:r>
-    </w:p>
-    <w:p>
-      <w:pPr>
-        <w:pBdr>
-          <w:left w:val="single" w:color="D9C79A" w:sz="18" w:space="6"/>
-        </w:pBdr>
-        <w:shd w:fill="F2F2EE" w:val="clear"/>
-        <w:spacing w:after="0" w:line="240"/>
-      </w:pPr>
-      <w:r>
-        <w:rPr>
-          <w:rFonts w:ascii="Consolas" w:cs="Consolas" w:eastAsia="Consolas" w:hAnsi="Consolas"/>
-          <w:color w:val="1C1C1C"/>
-          <w:sz w:val="18"/>
-          <w:szCs w:val="18"/>
-        </w:rPr>
-        <w:t xml:space="preserve"> </w:t>
-      </w:r>
-    </w:p>
-    <w:p>
-      <w:pPr>
-        <w:pBdr>
-          <w:left w:val="single" w:color="D9C79A" w:sz="18" w:space="6"/>
-        </w:pBdr>
-        <w:shd w:fill="F2F2EE" w:val="clear"/>
-        <w:spacing w:after="0" w:line="240"/>
-      </w:pPr>
-      <w:r>
-        <w:rPr>
-          <w:rFonts w:ascii="Consolas" w:cs="Consolas" w:eastAsia="Consolas" w:hAnsi="Consolas"/>
-          <w:color w:val="1C1C1C"/>
-          <w:sz w:val="18"/>
-          <w:szCs w:val="18"/>
-        </w:rPr>
-        <w:t xml:space="preserve">    # закрыть служебные файлы</w:t>
-      </w:r>
-    </w:p>
-    <w:p>
-      <w:pPr>
-        <w:pBdr>
-          <w:left w:val="single" w:color="D9C79A" w:sz="18" w:space="6"/>
-        </w:pBdr>
-        <w:shd w:fill="F2F2EE" w:val="clear"/>
-        <w:spacing w:after="0" w:line="240"/>
-      </w:pPr>
-      <w:r>
-        <w:rPr>
-          <w:rFonts w:ascii="Consolas" w:cs="Consolas" w:eastAsia="Consolas" w:hAnsi="Consolas"/>
-          <w:color w:val="1C1C1C"/>
-          <w:sz w:val="18"/>
-          <w:szCs w:val="18"/>
-        </w:rPr>
-        <w:t xml:space="preserve">    location ~ /api/(config\.php|paid\.log)$ {</w:t>
-      </w:r>
-    </w:p>
-    <w:p>
-      <w:pPr>
-        <w:pBdr>
-          <w:left w:val="single" w:color="D9C79A" w:sz="18" w:space="6"/>
-        </w:pBdr>
-        <w:shd w:fill="F2F2EE" w:val="clear"/>
-        <w:spacing w:after="0" w:line="240"/>
-      </w:pPr>
-      <w:r>
-        <w:rPr>
-          <w:rFonts w:ascii="Consolas" w:cs="Consolas" w:eastAsia="Consolas" w:hAnsi="Consolas"/>
-          <w:color w:val="1C1C1C"/>
-          <w:sz w:val="18"/>
-          <w:szCs w:val="18"/>
-        </w:rPr>
-        <w:t xml:space="preserve">        deny all;</w:t>
-      </w:r>
-    </w:p>
-    <w:p>
-      <w:pPr>
-        <w:pBdr>
-          <w:left w:val="single" w:color="D9C79A" w:sz="18" w:space="6"/>
-        </w:pBdr>
-        <w:shd w:fill="F2F2EE" w:val="clear"/>
-        <w:spacing w:after="0" w:line="240"/>
-      </w:pPr>
-      <w:r>
-        <w:rPr>
-          <w:rFonts w:ascii="Consolas" w:cs="Consolas" w:eastAsia="Consolas" w:hAnsi="Consolas"/>
-          <w:color w:val="1C1C1C"/>
-          <w:sz w:val="18"/>
-          <w:szCs w:val="18"/>
-        </w:rPr>
-        <w:t xml:space="preserve">        return 404;</w:t>
-      </w:r>
-    </w:p>
-    <w:p>
-      <w:pPr>
-        <w:pBdr>
-          <w:left w:val="single" w:color="D9C79A" w:sz="18" w:space="6"/>
-        </w:pBdr>
-        <w:shd w:fill="F2F2EE" w:val="clear"/>
-        <w:spacing w:after="0" w:line="240"/>
-      </w:pPr>
-      <w:r>
-        <w:rPr>
-          <w:rFonts w:ascii="Consolas" w:cs="Consolas" w:eastAsia="Consolas" w:hAnsi="Consolas"/>
-          <w:color w:val="1C1C1C"/>
-          <w:sz w:val="18"/>
-          <w:szCs w:val="18"/>
-        </w:rPr>
-        <w:t xml:space="preserve">    }</w:t>
-      </w:r>
-    </w:p>
-    <w:p>
-      <w:pPr>
-        <w:pBdr>
-          <w:left w:val="single" w:color="D9C79A" w:sz="18" w:space="6"/>
-        </w:pBdr>
-        <w:shd w:fill="F2F2EE" w:val="clear"/>
-        <w:spacing w:after="0" w:line="240"/>
-      </w:pPr>
-      <w:r>
-        <w:rPr>
-          <w:rFonts w:ascii="Consolas" w:cs="Consolas" w:eastAsia="Consolas" w:hAnsi="Consolas"/>
-          <w:color w:val="1C1C1C"/>
-          <w:sz w:val="18"/>
-          <w:szCs w:val="18"/>
-        </w:rPr>
-        <w:t xml:space="preserve">    location ~ /\.(git|env|htaccess) {</w:t>
-      </w:r>
-    </w:p>
-    <w:p>
-      <w:pPr>
-        <w:pBdr>
-          <w:left w:val="single" w:color="D9C79A" w:sz="18" w:space="6"/>
-        </w:pBdr>
-        <w:shd w:fill="F2F2EE" w:val="clear"/>
-        <w:spacing w:after="0" w:line="240"/>
-      </w:pPr>
-      <w:r>
-        <w:rPr>
-          <w:rFonts w:ascii="Consolas" w:cs="Consolas" w:eastAsia="Consolas" w:hAnsi="Consolas"/>
-          <w:color w:val="1C1C1C"/>
-          <w:sz w:val="18"/>
-          <w:szCs w:val="18"/>
-        </w:rPr>
-        <w:t xml:space="preserve">        deny all;</w:t>
-      </w:r>
-    </w:p>
-    <w:p>
-      <w:pPr>
-        <w:pBdr>
-          <w:left w:val="single" w:color="D9C79A" w:sz="18" w:space="6"/>
-        </w:pBdr>
-        <w:shd w:fill="F2F2EE" w:val="clear"/>
-        <w:spacing w:after="0" w:line="240"/>
-      </w:pPr>
-      <w:r>
-        <w:rPr>
-          <w:rFonts w:ascii="Consolas" w:cs="Consolas" w:eastAsia="Consolas" w:hAnsi="Consolas"/>
-          <w:color w:val="1C1C1C"/>
-          <w:sz w:val="18"/>
-          <w:szCs w:val="18"/>
-        </w:rPr>
-        <w:t xml:space="preserve">        return 404;</w:t>
-      </w:r>
-    </w:p>
-    <w:p>
-      <w:pPr>
-        <w:pBdr>
-          <w:left w:val="single" w:color="D9C79A" w:sz="18" w:space="6"/>
-        </w:pBdr>
-        <w:shd w:fill="F2F2EE" w:val="clear"/>
-        <w:spacing w:after="0" w:line="240"/>
-      </w:pPr>
-      <w:r>
-        <w:rPr>
-          <w:rFonts w:ascii="Consolas" w:cs="Consolas" w:eastAsia="Consolas" w:hAnsi="Consolas"/>
-          <w:color w:val="1C1C1C"/>
-          <w:sz w:val="18"/>
-          <w:szCs w:val="18"/>
-        </w:rPr>
-        <w:t xml:space="preserve">    }</w:t>
-      </w:r>
-    </w:p>
-    <w:p>
-      <w:pPr>
-        <w:pBdr>
-          <w:left w:val="single" w:color="D9C79A" w:sz="18" w:space="6"/>
-        </w:pBdr>
-        <w:shd w:fill="F2F2EE" w:val="clear"/>
-        <w:spacing w:after="0" w:line="240"/>
-      </w:pPr>
-      <w:r>
-        <w:rPr>
-          <w:rFonts w:ascii="Consolas" w:cs="Consolas" w:eastAsia="Consolas" w:hAnsi="Consolas"/>
-          <w:color w:val="1C1C1C"/>
-          <w:sz w:val="18"/>
-          <w:szCs w:val="18"/>
-        </w:rPr>
-        <w:t xml:space="preserve"> </w:t>
-      </w:r>
-    </w:p>
-    <w:p>
-      <w:pPr>
-        <w:pBdr>
-          <w:left w:val="single" w:color="D9C79A" w:sz="18" w:space="6"/>
-        </w:pBdr>
-        <w:shd w:fill="F2F2EE" w:val="clear"/>
-        <w:spacing w:after="0" w:line="240"/>
-      </w:pPr>
-      <w:r>
-        <w:rPr>
-          <w:rFonts w:ascii="Consolas" w:cs="Consolas" w:eastAsia="Consolas" w:hAnsi="Consolas"/>
-          <w:color w:val="1C1C1C"/>
-          <w:sz w:val="18"/>
-          <w:szCs w:val="18"/>
-        </w:rPr>
-        <w:t xml:space="preserve">    # кэширование картинок и стилей — сайт грузится быстрее</w:t>
-      </w:r>
-    </w:p>
-    <w:p>
-      <w:pPr>
-        <w:pBdr>
-          <w:left w:val="single" w:color="D9C79A" w:sz="18" w:space="6"/>
-        </w:pBdr>
-        <w:shd w:fill="F2F2EE" w:val="clear"/>
-        <w:spacing w:after="0" w:line="240"/>
-      </w:pPr>
-      <w:r>
-        <w:rPr>
-          <w:rFonts w:ascii="Consolas" w:cs="Consolas" w:eastAsia="Consolas" w:hAnsi="Consolas"/>
-          <w:color w:val="1C1C1C"/>
-          <w:sz w:val="18"/>
-          <w:szCs w:val="18"/>
-        </w:rPr>
-        <w:t xml:space="preserve">    location ~* \.(jpg|jpeg|png|webp|gif|svg|ico|css|js|woff2)$ {</w:t>
-      </w:r>
-    </w:p>
-    <w:p>
-      <w:pPr>
-        <w:pBdr>
-          <w:left w:val="single" w:color="D9C79A" w:sz="18" w:space="6"/>
-        </w:pBdr>
-        <w:shd w:fill="F2F2EE" w:val="clear"/>
-        <w:spacing w:after="0" w:line="240"/>
-      </w:pPr>
-      <w:r>
-        <w:rPr>
-          <w:rFonts w:ascii="Consolas" w:cs="Consolas" w:eastAsia="Consolas" w:hAnsi="Consolas"/>
-          <w:color w:val="1C1C1C"/>
-          <w:sz w:val="18"/>
-          <w:szCs w:val="18"/>
-        </w:rPr>
-        <w:t xml:space="preserve">        expires 30d;</w:t>
-      </w:r>
-    </w:p>
-    <w:p>
-      <w:pPr>
-        <w:pBdr>
-          <w:left w:val="single" w:color="D9C79A" w:sz="18" w:space="6"/>
-        </w:pBdr>
-        <w:shd w:fill="F2F2EE" w:val="clear"/>
-        <w:spacing w:after="0" w:line="240"/>
-      </w:pPr>
-      <w:r>
-        <w:rPr>
-          <w:rFonts w:ascii="Consolas" w:cs="Consolas" w:eastAsia="Consolas" w:hAnsi="Consolas"/>
-          <w:color w:val="1C1C1C"/>
-          <w:sz w:val="18"/>
-          <w:szCs w:val="18"/>
-        </w:rPr>
-        <w:t xml:space="preserve">        add_header Cache-Control "public";</w:t>
-      </w:r>
-    </w:p>
-    <w:p>
-      <w:pPr>
-        <w:pBdr>
-          <w:left w:val="single" w:color="D9C79A" w:sz="18" w:space="6"/>
-        </w:pBdr>
-        <w:shd w:fill="F2F2EE" w:val="clear"/>
-        <w:spacing w:after="0" w:line="240"/>
-      </w:pPr>
-      <w:r>
-        <w:rPr>
-          <w:rFonts w:ascii="Consolas" w:cs="Consolas" w:eastAsia="Consolas" w:hAnsi="Consolas"/>
-          <w:color w:val="1C1C1C"/>
-          <w:sz w:val="18"/>
-          <w:szCs w:val="18"/>
-        </w:rPr>
-        <w:t xml:space="preserve">    }</w:t>
-      </w:r>
-    </w:p>
-    <w:p>
-      <w:pPr>
-        <w:pBdr>
-          <w:left w:val="single" w:color="D9C79A" w:sz="18" w:space="6"/>
-        </w:pBdr>
-        <w:shd w:fill="F2F2EE" w:val="clear"/>
-        <w:spacing w:after="0" w:line="240"/>
-      </w:pPr>
-      <w:r>
-        <w:rPr>
-          <w:rFonts w:ascii="Consolas" w:cs="Consolas" w:eastAsia="Consolas" w:hAnsi="Consolas"/>
-          <w:color w:val="1C1C1C"/>
-          <w:sz w:val="18"/>
-          <w:szCs w:val="18"/>
-        </w:rPr>
-        <w:t xml:space="preserve"> </w:t>
-      </w:r>
-    </w:p>
-    <w:p>
-      <w:pPr>
-        <w:pBdr>
-          <w:left w:val="single" w:color="D9C79A" w:sz="18" w:space="6"/>
-        </w:pBdr>
-        <w:shd w:fill="F2F2EE" w:val="clear"/>
-        <w:spacing w:after="0" w:line="240"/>
-      </w:pPr>
-      <w:r>
-        <w:rPr>
-          <w:rFonts w:ascii="Consolas" w:cs="Consolas" w:eastAsia="Consolas" w:hAnsi="Consolas"/>
-          <w:color w:val="1C1C1C"/>
-          <w:sz w:val="18"/>
-          <w:szCs w:val="18"/>
-        </w:rPr>
-        <w:t xml:space="preserve">    # сжатие</w:t>
-      </w:r>
-    </w:p>
-    <w:p>
-      <w:pPr>
-        <w:pBdr>
-          <w:left w:val="single" w:color="D9C79A" w:sz="18" w:space="6"/>
-        </w:pBdr>
-        <w:shd w:fill="F2F2EE" w:val="clear"/>
-        <w:spacing w:after="0" w:line="240"/>
-      </w:pPr>
-      <w:r>
-        <w:rPr>
-          <w:rFonts w:ascii="Consolas" w:cs="Consolas" w:eastAsia="Consolas" w:hAnsi="Consolas"/>
-          <w:color w:val="1C1C1C"/>
-          <w:sz w:val="18"/>
-          <w:szCs w:val="18"/>
-        </w:rPr>
-        <w:t xml:space="preserve">    gzip on;</w:t>
-      </w:r>
-    </w:p>
-    <w:p>
-      <w:pPr>
-        <w:pBdr>
-          <w:left w:val="single" w:color="D9C79A" w:sz="18" w:space="6"/>
-        </w:pBdr>
-        <w:shd w:fill="F2F2EE" w:val="clear"/>
-        <w:spacing w:after="0" w:line="240"/>
-      </w:pPr>
-      <w:r>
-        <w:rPr>
-          <w:rFonts w:ascii="Consolas" w:cs="Consolas" w:eastAsia="Consolas" w:hAnsi="Consolas"/>
-          <w:color w:val="1C1C1C"/>
-          <w:sz w:val="18"/>
-          <w:szCs w:val="18"/>
-        </w:rPr>
-        <w:t xml:space="preserve">    gzip_types text/css application/javascript image/svg+xml;</w:t>
-      </w:r>
-    </w:p>
-    <w:p>
-      <w:pPr>
-        <w:pBdr>
-          <w:left w:val="single" w:color="D9C79A" w:sz="18" w:space="6"/>
-        </w:pBdr>
-        <w:shd w:fill="F2F2EE" w:val="clear"/>
-        <w:spacing w:after="0" w:line="240"/>
-      </w:pPr>
-      <w:r>
-        <w:rPr>
-          <w:rFonts w:ascii="Consolas" w:cs="Consolas" w:eastAsia="Consolas" w:hAnsi="Consolas"/>
-          <w:color w:val="1C1C1C"/>
-          <w:sz w:val="18"/>
-          <w:szCs w:val="18"/>
-        </w:rPr>
-        <w:t xml:space="preserve">}</w:t>
-      </w:r>
-    </w:p>
-    <w:p>
-      <w:pPr>
-        <w:spacing w:after="120"/>
-      </w:pPr>
-      <w:r>
-        <w:rPr>
-          <w:sz w:val="22"/>
-          <w:szCs w:val="22"/>
-        </w:rPr>
-        <w:t xml:space="preserve">Сохранить в nano: </w:t>
-      </w:r>
-      <w:r>
-        <w:rPr>
-          <w:rFonts w:ascii="Consolas" w:cs="Consolas" w:eastAsia="Consolas" w:hAnsi="Consolas"/>
-          <w:color w:val="1C1C1C"/>
-          <w:sz w:val="19"/>
-          <w:szCs w:val="19"/>
-        </w:rPr>
-        <w:t xml:space="preserve">Ctrl+O</w:t>
-      </w:r>
-      <w:r>
-        <w:rPr>
-          <w:sz w:val="22"/>
-          <w:szCs w:val="22"/>
-        </w:rPr>
-        <w:t xml:space="preserve"> → Enter → </w:t>
-      </w:r>
-      <w:r>
-        <w:rPr>
-          <w:rFonts w:ascii="Consolas" w:cs="Consolas" w:eastAsia="Consolas" w:hAnsi="Consolas"/>
-          <w:color w:val="1C1C1C"/>
-          <w:sz w:val="19"/>
-          <w:szCs w:val="19"/>
-        </w:rPr>
-        <w:t xml:space="preserve">Ctrl+X</w:t>
-      </w:r>
-      <w:r>
-        <w:rPr>
-          <w:sz w:val="22"/>
-          <w:szCs w:val="22"/>
-        </w:rPr>
-        <w:t xml:space="preserve">.</w:t>
-      </w:r>
-    </w:p>
-    <w:p>
-      <w:pPr>
-        <w:spacing w:after="120"/>
-      </w:pPr>
-      <w:r>
-        <w:rPr>
-          <w:sz w:val="22"/>
-          <w:szCs w:val="22"/>
-        </w:rPr>
-        <w:t xml:space="preserve">Включить сайт и перезапустить сервер:</w:t>
-      </w:r>
-    </w:p>
-    <w:p>
-      <w:pPr>
-        <w:pBdr>
-          <w:left w:val="single" w:color="D9C79A" w:sz="18" w:space="6"/>
-        </w:pBdr>
-        <w:shd w:fill="F2F2EE" w:val="clear"/>
-        <w:spacing w:after="0" w:line="240"/>
-      </w:pPr>
-      <w:r>
-        <w:rPr>
-          <w:rFonts w:ascii="Consolas" w:cs="Consolas" w:eastAsia="Consolas" w:hAnsi="Consolas"/>
-          <w:color w:val="1C1C1C"/>
-          <w:sz w:val="18"/>
-          <w:szCs w:val="18"/>
-        </w:rPr>
-        <w:t xml:space="preserve"># включить наш сайт</w:t>
-      </w:r>
-    </w:p>
-    <w:p>
-      <w:pPr>
-        <w:pBdr>
-          <w:left w:val="single" w:color="D9C79A" w:sz="18" w:space="6"/>
-        </w:pBdr>
-        <w:shd w:fill="F2F2EE" w:val="clear"/>
-        <w:spacing w:after="0" w:line="240"/>
-      </w:pPr>
-      <w:r>
-        <w:rPr>
-          <w:rFonts w:ascii="Consolas" w:cs="Consolas" w:eastAsia="Consolas" w:hAnsi="Consolas"/>
-          <w:color w:val="1C1C1C"/>
-          <w:sz w:val="18"/>
-          <w:szCs w:val="18"/>
-        </w:rPr>
-        <w:t xml:space="preserve">ln -s /etc/nginx/sites-available/site /etc/nginx/sites-enabled/</w:t>
-      </w:r>
-    </w:p>
-    <w:p>
-      <w:pPr>
-        <w:pBdr>
-          <w:left w:val="single" w:color="D9C79A" w:sz="18" w:space="6"/>
-        </w:pBdr>
-        <w:shd w:fill="F2F2EE" w:val="clear"/>
-        <w:spacing w:after="0" w:line="240"/>
-      </w:pPr>
-      <w:r>
-        <w:rPr>
-          <w:rFonts w:ascii="Consolas" w:cs="Consolas" w:eastAsia="Consolas" w:hAnsi="Consolas"/>
-          <w:color w:val="1C1C1C"/>
-          <w:sz w:val="18"/>
-          <w:szCs w:val="18"/>
-        </w:rPr>
-        <w:t xml:space="preserve"> </w:t>
-      </w:r>
-    </w:p>
-    <w:p>
-      <w:pPr>
-        <w:pBdr>
-          <w:left w:val="single" w:color="D9C79A" w:sz="18" w:space="6"/>
-        </w:pBdr>
-        <w:shd w:fill="F2F2EE" w:val="clear"/>
-        <w:spacing w:after="0" w:line="240"/>
-      </w:pPr>
-      <w:r>
-        <w:rPr>
-          <w:rFonts w:ascii="Consolas" w:cs="Consolas" w:eastAsia="Consolas" w:hAnsi="Consolas"/>
-          <w:color w:val="1C1C1C"/>
-          <w:sz w:val="18"/>
-          <w:szCs w:val="18"/>
-        </w:rPr>
-        <w:t xml:space="preserve"># отключить стандартную заглушку nginx</w:t>
-      </w:r>
-    </w:p>
-    <w:p>
-      <w:pPr>
-        <w:pBdr>
-          <w:left w:val="single" w:color="D9C79A" w:sz="18" w:space="6"/>
-        </w:pBdr>
-        <w:shd w:fill="F2F2EE" w:val="clear"/>
-        <w:spacing w:after="0" w:line="240"/>
-      </w:pPr>
-      <w:r>
-        <w:rPr>
-          <w:rFonts w:ascii="Consolas" w:cs="Consolas" w:eastAsia="Consolas" w:hAnsi="Consolas"/>
-          <w:color w:val="1C1C1C"/>
-          <w:sz w:val="18"/>
-          <w:szCs w:val="18"/>
-        </w:rPr>
-        <w:t xml:space="preserve">rm -f /etc/nginx/sites-enabled/default</w:t>
-      </w:r>
-    </w:p>
-    <w:p>
-      <w:pPr>
-        <w:pBdr>
-          <w:left w:val="single" w:color="D9C79A" w:sz="18" w:space="6"/>
-        </w:pBdr>
-        <w:shd w:fill="F2F2EE" w:val="clear"/>
-        <w:spacing w:after="0" w:line="240"/>
-      </w:pPr>
-      <w:r>
-        <w:rPr>
-          <w:rFonts w:ascii="Consolas" w:cs="Consolas" w:eastAsia="Consolas" w:hAnsi="Consolas"/>
-          <w:color w:val="1C1C1C"/>
-          <w:sz w:val="18"/>
-          <w:szCs w:val="18"/>
-        </w:rPr>
-        <w:t xml:space="preserve"> </w:t>
-      </w:r>
-    </w:p>
-    <w:p>
-      <w:pPr>
-        <w:pBdr>
-          <w:left w:val="single" w:color="D9C79A" w:sz="18" w:space="6"/>
-        </w:pBdr>
-        <w:shd w:fill="F2F2EE" w:val="clear"/>
-        <w:spacing w:after="0" w:line="240"/>
-      </w:pPr>
-      <w:r>
-        <w:rPr>
-          <w:rFonts w:ascii="Consolas" w:cs="Consolas" w:eastAsia="Consolas" w:hAnsi="Consolas"/>
-          <w:color w:val="1C1C1C"/>
-          <w:sz w:val="18"/>
-          <w:szCs w:val="18"/>
-        </w:rPr>
-        <w:t xml:space="preserve"># проверить синтаксис конфигурации</w:t>
-      </w:r>
-    </w:p>
-    <w:p>
-      <w:pPr>
-        <w:pBdr>
-          <w:left w:val="single" w:color="D9C79A" w:sz="18" w:space="6"/>
-        </w:pBdr>
-        <w:shd w:fill="F2F2EE" w:val="clear"/>
-        <w:spacing w:after="0" w:line="240"/>
-      </w:pPr>
-      <w:r>
-        <w:rPr>
-          <w:rFonts w:ascii="Consolas" w:cs="Consolas" w:eastAsia="Consolas" w:hAnsi="Consolas"/>
-          <w:color w:val="1C1C1C"/>
-          <w:sz w:val="18"/>
-          <w:szCs w:val="18"/>
-        </w:rPr>
-        <w:t xml:space="preserve">nginx -t</w:t>
-      </w:r>
-    </w:p>
-    <w:p>
-      <w:pPr>
-        <w:pBdr>
-          <w:left w:val="single" w:color="D9C79A" w:sz="18" w:space="6"/>
-        </w:pBdr>
-        <w:shd w:fill="F2F2EE" w:val="clear"/>
-        <w:spacing w:after="0" w:line="240"/>
-      </w:pPr>
-      <w:r>
-        <w:rPr>
-          <w:rFonts w:ascii="Consolas" w:cs="Consolas" w:eastAsia="Consolas" w:hAnsi="Consolas"/>
-          <w:color w:val="1C1C1C"/>
-          <w:sz w:val="18"/>
-          <w:szCs w:val="18"/>
-        </w:rPr>
-        <w:t xml:space="preserve"> </w:t>
-      </w:r>
-    </w:p>
-    <w:p>
-      <w:pPr>
-        <w:pBdr>
-          <w:left w:val="single" w:color="D9C79A" w:sz="18" w:space="6"/>
-        </w:pBdr>
-        <w:shd w:fill="F2F2EE" w:val="clear"/>
-        <w:spacing w:after="0" w:line="240"/>
-      </w:pPr>
-      <w:r>
-        <w:rPr>
-          <w:rFonts w:ascii="Consolas" w:cs="Consolas" w:eastAsia="Consolas" w:hAnsi="Consolas"/>
-          <w:color w:val="1C1C1C"/>
-          <w:sz w:val="18"/>
-          <w:szCs w:val="18"/>
-        </w:rPr>
-        <w:t xml:space="preserve"># применить</w:t>
-      </w:r>
-    </w:p>
-    <w:p>
-      <w:pPr>
-        <w:pBdr>
-          <w:left w:val="single" w:color="D9C79A" w:sz="18" w:space="6"/>
-        </w:pBdr>
-        <w:shd w:fill="F2F2EE" w:val="clear"/>
-        <w:spacing w:after="0" w:line="240"/>
-      </w:pPr>
-      <w:r>
-        <w:rPr>
-          <w:rFonts w:ascii="Consolas" w:cs="Consolas" w:eastAsia="Consolas" w:hAnsi="Consolas"/>
-          <w:color w:val="1C1C1C"/>
-          <w:sz w:val="18"/>
-          <w:szCs w:val="18"/>
-        </w:rPr>
-        <w:t xml:space="preserve">systemctl reload nginx</w:t>
-      </w:r>
-    </w:p>
-    <w:p>
-      <w:pPr>
-        <w:spacing w:after="120"/>
-      </w:pPr>
-      <w:r>
-        <w:rPr>
-          <w:sz w:val="22"/>
-          <w:szCs w:val="22"/>
-        </w:rPr>
-        <w:t xml:space="preserve">Если </w:t>
-      </w:r>
-      <w:r>
-        <w:rPr>
-          <w:rFonts w:ascii="Consolas" w:cs="Consolas" w:eastAsia="Consolas" w:hAnsi="Consolas"/>
-          <w:color w:val="1C1C1C"/>
-          <w:sz w:val="19"/>
-          <w:szCs w:val="19"/>
-        </w:rPr>
-        <w:t xml:space="preserve">nginx -t</w:t>
-      </w:r>
-      <w:r>
-        <w:rPr>
-          <w:sz w:val="22"/>
-          <w:szCs w:val="22"/>
-        </w:rPr>
-        <w:t xml:space="preserve"> пишет «syntax is ok» и «test is successful» — всё верно. Теперь сайт должен открываться по http://ваш-домен.ru</w:t>
+          <w:sz w:val="17"/>
+          <w:szCs w:val="17"/>
+        </w:rPr>
+        <w:t xml:space="preserve"># каталог для базы заказов</w:t>
+      </w:r>
+    </w:p>
+    <w:p>
+      <w:pPr>
+        <w:pBdr>
+          <w:left w:val="single" w:color="D9C79A" w:sz="18" w:space="6"/>
+        </w:pBdr>
+        <w:shd w:fill="F2F2EE" w:val="clear"/>
+        <w:spacing w:after="0" w:line="240"/>
+      </w:pPr>
+      <w:r>
+        <w:rPr>
+          <w:rFonts w:ascii="Consolas" w:cs="Consolas" w:eastAsia="Consolas" w:hAnsi="Consolas"/>
+          <w:color w:val="1C1C1C"/>
+          <w:sz w:val="17"/>
+          <w:szCs w:val="17"/>
+        </w:rPr>
+        <w:t xml:space="preserve">sudo chown -R www-data:www-data /var/lib/rybolov</w:t>
+      </w:r>
+    </w:p>
+    <w:p>
+      <w:pPr>
+        <w:pBdr>
+          <w:left w:val="single" w:color="D9C79A" w:sz="18" w:space="6"/>
+        </w:pBdr>
+        <w:shd w:fill="F2F2EE" w:val="clear"/>
+        <w:spacing w:after="0" w:line="240"/>
+      </w:pPr>
+      <w:r>
+        <w:rPr>
+          <w:rFonts w:ascii="Consolas" w:cs="Consolas" w:eastAsia="Consolas" w:hAnsi="Consolas"/>
+          <w:color w:val="1C1C1C"/>
+          <w:sz w:val="17"/>
+          <w:szCs w:val="17"/>
+        </w:rPr>
+        <w:t xml:space="preserve">sudo chmod 750 /var/lib/rybolov</w:t>
       </w:r>
     </w:p>
     <w:p>
@@ -2451,7 +2255,25 @@
           <w:sz w:val="30"/>
           <w:szCs w:val="30"/>
         </w:rPr>
-        <w:t xml:space="preserve">7. Шаг 6. Включить бесплатный HTTPS</w:t>
+        <w:t xml:space="preserve">8. Шаг 7. Настроить сайт в nginx</w:t>
+      </w:r>
+    </w:p>
+    <w:p>
+      <w:pPr>
+        <w:pBdr>
+          <w:left w:val="single" w:color="D9C79A" w:sz="18" w:space="6"/>
+        </w:pBdr>
+        <w:shd w:fill="F2F2EE" w:val="clear"/>
+        <w:spacing w:after="0" w:line="240"/>
+      </w:pPr>
+      <w:r>
+        <w:rPr>
+          <w:rFonts w:ascii="Consolas" w:cs="Consolas" w:eastAsia="Consolas" w:hAnsi="Consolas"/>
+          <w:color w:val="1C1C1C"/>
+          <w:sz w:val="17"/>
+          <w:szCs w:val="17"/>
+        </w:rPr>
+        <w:t xml:space="preserve">sudo nano /etc/nginx/sites-available/site</w:t>
       </w:r>
     </w:p>
     <w:p>
@@ -2463,41 +2285,95 @@
           <w:sz w:val="22"/>
           <w:szCs w:val="22"/>
         </w:rPr>
-        <w:t xml:space="preserve">Без HTTPS не будет работать оплата, а браузеры покажут «Не защищено». Ставим сертификат Let's Encrypt:</w:t>
-      </w:r>
-    </w:p>
-    <w:p>
-      <w:pPr>
-        <w:pBdr>
-          <w:left w:val="single" w:color="D9C79A" w:sz="18" w:space="6"/>
-        </w:pBdr>
-        <w:shd w:fill="F2F2EE" w:val="clear"/>
-        <w:spacing w:after="0" w:line="240"/>
-      </w:pPr>
-      <w:r>
-        <w:rPr>
-          <w:rFonts w:ascii="Consolas" w:cs="Consolas" w:eastAsia="Consolas" w:hAnsi="Consolas"/>
-          <w:color w:val="1C1C1C"/>
-          <w:sz w:val="18"/>
-          <w:szCs w:val="18"/>
-        </w:rPr>
-        <w:t xml:space="preserve">apt install -y certbot python3-certbot-nginx</w:t>
-      </w:r>
-    </w:p>
-    <w:p>
-      <w:pPr>
-        <w:pBdr>
-          <w:left w:val="single" w:color="D9C79A" w:sz="18" w:space="6"/>
-        </w:pBdr>
-        <w:shd w:fill="F2F2EE" w:val="clear"/>
-        <w:spacing w:after="0" w:line="240"/>
-      </w:pPr>
-      <w:r>
-        <w:rPr>
-          <w:rFonts w:ascii="Consolas" w:cs="Consolas" w:eastAsia="Consolas" w:hAnsi="Consolas"/>
-          <w:color w:val="1C1C1C"/>
-          <w:sz w:val="18"/>
-          <w:szCs w:val="18"/>
+        <w:t xml:space="preserve">Вставить (заменив ВАШ-ДОМЕН.ru и версию PHP на свои):</w:t>
+      </w:r>
+    </w:p>
+    <w:p>
+      <w:pPr>
+        <w:pBdr>
+          <w:left w:val="single" w:color="D9C79A" w:sz="18" w:space="6"/>
+        </w:pBdr>
+        <w:shd w:fill="F2F2EE" w:val="clear"/>
+        <w:spacing w:after="0" w:line="240"/>
+      </w:pPr>
+      <w:r>
+        <w:rPr>
+          <w:rFonts w:ascii="Consolas" w:cs="Consolas" w:eastAsia="Consolas" w:hAnsi="Consolas"/>
+          <w:color w:val="1C1C1C"/>
+          <w:sz w:val="17"/>
+          <w:szCs w:val="17"/>
+        </w:rPr>
+        <w:t xml:space="preserve">server {</w:t>
+      </w:r>
+    </w:p>
+    <w:p>
+      <w:pPr>
+        <w:pBdr>
+          <w:left w:val="single" w:color="D9C79A" w:sz="18" w:space="6"/>
+        </w:pBdr>
+        <w:shd w:fill="F2F2EE" w:val="clear"/>
+        <w:spacing w:after="0" w:line="240"/>
+      </w:pPr>
+      <w:r>
+        <w:rPr>
+          <w:rFonts w:ascii="Consolas" w:cs="Consolas" w:eastAsia="Consolas" w:hAnsi="Consolas"/>
+          <w:color w:val="1C1C1C"/>
+          <w:sz w:val="17"/>
+          <w:szCs w:val="17"/>
+        </w:rPr>
+        <w:t xml:space="preserve">    listen 80;</w:t>
+      </w:r>
+    </w:p>
+    <w:p>
+      <w:pPr>
+        <w:pBdr>
+          <w:left w:val="single" w:color="D9C79A" w:sz="18" w:space="6"/>
+        </w:pBdr>
+        <w:shd w:fill="F2F2EE" w:val="clear"/>
+        <w:spacing w:after="0" w:line="240"/>
+      </w:pPr>
+      <w:r>
+        <w:rPr>
+          <w:rFonts w:ascii="Consolas" w:cs="Consolas" w:eastAsia="Consolas" w:hAnsi="Consolas"/>
+          <w:color w:val="1C1C1C"/>
+          <w:sz w:val="17"/>
+          <w:szCs w:val="17"/>
+        </w:rPr>
+        <w:t xml:space="preserve">    listen [::]:80;</w:t>
+      </w:r>
+    </w:p>
+    <w:p>
+      <w:pPr>
+        <w:pBdr>
+          <w:left w:val="single" w:color="D9C79A" w:sz="18" w:space="6"/>
+        </w:pBdr>
+        <w:shd w:fill="F2F2EE" w:val="clear"/>
+        <w:spacing w:after="0" w:line="240"/>
+      </w:pPr>
+      <w:r>
+        <w:rPr>
+          <w:rFonts w:ascii="Consolas" w:cs="Consolas" w:eastAsia="Consolas" w:hAnsi="Consolas"/>
+          <w:color w:val="1C1C1C"/>
+          <w:sz w:val="17"/>
+          <w:szCs w:val="17"/>
+        </w:rPr>
+        <w:t xml:space="preserve">    server_name ВАШ-ДОМЕН.ru www.ВАШ-ДОМЕН.ru;</w:t>
+      </w:r>
+    </w:p>
+    <w:p>
+      <w:pPr>
+        <w:pBdr>
+          <w:left w:val="single" w:color="D9C79A" w:sz="18" w:space="6"/>
+        </w:pBdr>
+        <w:shd w:fill="F2F2EE" w:val="clear"/>
+        <w:spacing w:after="0" w:line="240"/>
+      </w:pPr>
+      <w:r>
+        <w:rPr>
+          <w:rFonts w:ascii="Consolas" w:cs="Consolas" w:eastAsia="Consolas" w:hAnsi="Consolas"/>
+          <w:color w:val="1C1C1C"/>
+          <w:sz w:val="17"/>
+          <w:szCs w:val="17"/>
         </w:rPr>
         <w:t xml:space="preserve"> </w:t>
       </w:r>
@@ -2514,44 +2390,44 @@
         <w:rPr>
           <w:rFonts w:ascii="Consolas" w:cs="Consolas" w:eastAsia="Consolas" w:hAnsi="Consolas"/>
           <w:color w:val="1C1C1C"/>
-          <w:sz w:val="18"/>
-          <w:szCs w:val="18"/>
-        </w:rPr>
-        <w:t xml:space="preserve"># выпустить сертификат (домен уже должен указывать на сервер!)</w:t>
-      </w:r>
-    </w:p>
-    <w:p>
-      <w:pPr>
-        <w:pBdr>
-          <w:left w:val="single" w:color="D9C79A" w:sz="18" w:space="6"/>
-        </w:pBdr>
-        <w:shd w:fill="F2F2EE" w:val="clear"/>
-        <w:spacing w:after="0" w:line="240"/>
-      </w:pPr>
-      <w:r>
-        <w:rPr>
-          <w:rFonts w:ascii="Consolas" w:cs="Consolas" w:eastAsia="Consolas" w:hAnsi="Consolas"/>
-          <w:color w:val="1C1C1C"/>
-          <w:sz w:val="18"/>
-          <w:szCs w:val="18"/>
-        </w:rPr>
-        <w:t xml:space="preserve">certbot --nginx -d ВАШ-ДОМЕН.ru -d www.ВАШ-ДОМЕН.ru</w:t>
-      </w:r>
-    </w:p>
-    <w:p>
-      <w:pPr>
-        <w:pBdr>
-          <w:left w:val="single" w:color="D9C79A" w:sz="18" w:space="6"/>
-        </w:pBdr>
-        <w:shd w:fill="F2F2EE" w:val="clear"/>
-        <w:spacing w:after="0" w:line="240"/>
-      </w:pPr>
-      <w:r>
-        <w:rPr>
-          <w:rFonts w:ascii="Consolas" w:cs="Consolas" w:eastAsia="Consolas" w:hAnsi="Consolas"/>
-          <w:color w:val="1C1C1C"/>
-          <w:sz w:val="18"/>
-          <w:szCs w:val="18"/>
+          <w:sz w:val="17"/>
+          <w:szCs w:val="17"/>
+        </w:rPr>
+        <w:t xml:space="preserve">    root /var/www/site;</w:t>
+      </w:r>
+    </w:p>
+    <w:p>
+      <w:pPr>
+        <w:pBdr>
+          <w:left w:val="single" w:color="D9C79A" w:sz="18" w:space="6"/>
+        </w:pBdr>
+        <w:shd w:fill="F2F2EE" w:val="clear"/>
+        <w:spacing w:after="0" w:line="240"/>
+      </w:pPr>
+      <w:r>
+        <w:rPr>
+          <w:rFonts w:ascii="Consolas" w:cs="Consolas" w:eastAsia="Consolas" w:hAnsi="Consolas"/>
+          <w:color w:val="1C1C1C"/>
+          <w:sz w:val="17"/>
+          <w:szCs w:val="17"/>
+        </w:rPr>
+        <w:t xml:space="preserve">    index index.html index.php;</w:t>
+      </w:r>
+    </w:p>
+    <w:p>
+      <w:pPr>
+        <w:pBdr>
+          <w:left w:val="single" w:color="D9C79A" w:sz="18" w:space="6"/>
+        </w:pBdr>
+        <w:shd w:fill="F2F2EE" w:val="clear"/>
+        <w:spacing w:after="0" w:line="240"/>
+      </w:pPr>
+      <w:r>
+        <w:rPr>
+          <w:rFonts w:ascii="Consolas" w:cs="Consolas" w:eastAsia="Consolas" w:hAnsi="Consolas"/>
+          <w:color w:val="1C1C1C"/>
+          <w:sz w:val="17"/>
+          <w:szCs w:val="17"/>
         </w:rPr>
         <w:t xml:space="preserve"> </w:t>
       </w:r>
@@ -2568,28 +2444,532 @@
         <w:rPr>
           <w:rFonts w:ascii="Consolas" w:cs="Consolas" w:eastAsia="Consolas" w:hAnsi="Consolas"/>
           <w:color w:val="1C1C1C"/>
-          <w:sz w:val="18"/>
-          <w:szCs w:val="18"/>
-        </w:rPr>
-        <w:t xml:space="preserve"># на вопросы: указать e-mail, согласиться с условиями (A),</w:t>
-      </w:r>
-    </w:p>
-    <w:p>
-      <w:pPr>
-        <w:pBdr>
-          <w:left w:val="single" w:color="D9C79A" w:sz="18" w:space="6"/>
-        </w:pBdr>
-        <w:shd w:fill="F2F2EE" w:val="clear"/>
-        <w:spacing w:after="0" w:line="240"/>
-      </w:pPr>
-      <w:r>
-        <w:rPr>
-          <w:rFonts w:ascii="Consolas" w:cs="Consolas" w:eastAsia="Consolas" w:hAnsi="Consolas"/>
-          <w:color w:val="1C1C1C"/>
-          <w:sz w:val="18"/>
-          <w:szCs w:val="18"/>
-        </w:rPr>
-        <w:t xml:space="preserve"># на предложение включить редирект с http на https выбрать: 2 (Redirect)</w:t>
+          <w:sz w:val="17"/>
+          <w:szCs w:val="17"/>
+        </w:rPr>
+        <w:t xml:space="preserve">    # ---------- ЗАПРЕТЫ ИДУТ ПЕРВЫМИ ----------</w:t>
+      </w:r>
+    </w:p>
+    <w:p>
+      <w:pPr>
+        <w:pBdr>
+          <w:left w:val="single" w:color="D9C79A" w:sz="18" w:space="6"/>
+        </w:pBdr>
+        <w:shd w:fill="F2F2EE" w:val="clear"/>
+        <w:spacing w:after="0" w:line="240"/>
+      </w:pPr>
+      <w:r>
+        <w:rPr>
+          <w:rFonts w:ascii="Consolas" w:cs="Consolas" w:eastAsia="Consolas" w:hAnsi="Consolas"/>
+          <w:color w:val="1C1C1C"/>
+          <w:sz w:val="17"/>
+          <w:szCs w:val="17"/>
+        </w:rPr>
+        <w:t xml:space="preserve">    # nginx выбирает первый подошедший regex-location, поэтому</w:t>
+      </w:r>
+    </w:p>
+    <w:p>
+      <w:pPr>
+        <w:pBdr>
+          <w:left w:val="single" w:color="D9C79A" w:sz="18" w:space="6"/>
+        </w:pBdr>
+        <w:shd w:fill="F2F2EE" w:val="clear"/>
+        <w:spacing w:after="0" w:line="240"/>
+      </w:pPr>
+      <w:r>
+        <w:rPr>
+          <w:rFonts w:ascii="Consolas" w:cs="Consolas" w:eastAsia="Consolas" w:hAnsi="Consolas"/>
+          <w:color w:val="1C1C1C"/>
+          <w:sz w:val="17"/>
+          <w:szCs w:val="17"/>
+        </w:rPr>
+        <w:t xml:space="preserve">    # запреты объявляем ДО обработчика PHP.</w:t>
+      </w:r>
+    </w:p>
+    <w:p>
+      <w:pPr>
+        <w:pBdr>
+          <w:left w:val="single" w:color="D9C79A" w:sz="18" w:space="6"/>
+        </w:pBdr>
+        <w:shd w:fill="F2F2EE" w:val="clear"/>
+        <w:spacing w:after="0" w:line="240"/>
+      </w:pPr>
+      <w:r>
+        <w:rPr>
+          <w:rFonts w:ascii="Consolas" w:cs="Consolas" w:eastAsia="Consolas" w:hAnsi="Consolas"/>
+          <w:color w:val="1C1C1C"/>
+          <w:sz w:val="17"/>
+          <w:szCs w:val="17"/>
+        </w:rPr>
+        <w:t xml:space="preserve">    # Точное совпадение (=) приоритетнее любых regex.</w:t>
+      </w:r>
+    </w:p>
+    <w:p>
+      <w:pPr>
+        <w:pBdr>
+          <w:left w:val="single" w:color="D9C79A" w:sz="18" w:space="6"/>
+        </w:pBdr>
+        <w:shd w:fill="F2F2EE" w:val="clear"/>
+        <w:spacing w:after="0" w:line="240"/>
+      </w:pPr>
+      <w:r>
+        <w:rPr>
+          <w:rFonts w:ascii="Consolas" w:cs="Consolas" w:eastAsia="Consolas" w:hAnsi="Consolas"/>
+          <w:color w:val="1C1C1C"/>
+          <w:sz w:val="17"/>
+          <w:szCs w:val="17"/>
+        </w:rPr>
+        <w:t xml:space="preserve">    location = /api/config.php { deny all; return 404; }</w:t>
+      </w:r>
+    </w:p>
+    <w:p>
+      <w:pPr>
+        <w:pBdr>
+          <w:left w:val="single" w:color="D9C79A" w:sz="18" w:space="6"/>
+        </w:pBdr>
+        <w:shd w:fill="F2F2EE" w:val="clear"/>
+        <w:spacing w:after="0" w:line="240"/>
+      </w:pPr>
+      <w:r>
+        <w:rPr>
+          <w:rFonts w:ascii="Consolas" w:cs="Consolas" w:eastAsia="Consolas" w:hAnsi="Consolas"/>
+          <w:color w:val="1C1C1C"/>
+          <w:sz w:val="17"/>
+          <w:szCs w:val="17"/>
+        </w:rPr>
+        <w:t xml:space="preserve">    location = /api/db.php     { deny all; return 404; }</w:t>
+      </w:r>
+    </w:p>
+    <w:p>
+      <w:pPr>
+        <w:pBdr>
+          <w:left w:val="single" w:color="D9C79A" w:sz="18" w:space="6"/>
+        </w:pBdr>
+        <w:shd w:fill="F2F2EE" w:val="clear"/>
+        <w:spacing w:after="0" w:line="240"/>
+      </w:pPr>
+      <w:r>
+        <w:rPr>
+          <w:rFonts w:ascii="Consolas" w:cs="Consolas" w:eastAsia="Consolas" w:hAnsi="Consolas"/>
+          <w:color w:val="1C1C1C"/>
+          <w:sz w:val="17"/>
+          <w:szCs w:val="17"/>
+        </w:rPr>
+        <w:t xml:space="preserve">    location = /api/menu.php   { deny all; return 404; }</w:t>
+      </w:r>
+    </w:p>
+    <w:p>
+      <w:pPr>
+        <w:pBdr>
+          <w:left w:val="single" w:color="D9C79A" w:sz="18" w:space="6"/>
+        </w:pBdr>
+        <w:shd w:fill="F2F2EE" w:val="clear"/>
+        <w:spacing w:after="0" w:line="240"/>
+      </w:pPr>
+      <w:r>
+        <w:rPr>
+          <w:rFonts w:ascii="Consolas" w:cs="Consolas" w:eastAsia="Consolas" w:hAnsi="Consolas"/>
+          <w:color w:val="1C1C1C"/>
+          <w:sz w:val="17"/>
+          <w:szCs w:val="17"/>
+        </w:rPr>
+        <w:t xml:space="preserve"> </w:t>
+      </w:r>
+    </w:p>
+    <w:p>
+      <w:pPr>
+        <w:pBdr>
+          <w:left w:val="single" w:color="D9C79A" w:sz="18" w:space="6"/>
+        </w:pBdr>
+        <w:shd w:fill="F2F2EE" w:val="clear"/>
+        <w:spacing w:after="0" w:line="240"/>
+      </w:pPr>
+      <w:r>
+        <w:rPr>
+          <w:rFonts w:ascii="Consolas" w:cs="Consolas" w:eastAsia="Consolas" w:hAnsi="Consolas"/>
+          <w:color w:val="1C1C1C"/>
+          <w:sz w:val="17"/>
+          <w:szCs w:val="17"/>
+        </w:rPr>
+        <w:t xml:space="preserve">    location ~ ^/api/.*\.(sqlite|log|db)$ { deny all; return 404; }</w:t>
+      </w:r>
+    </w:p>
+    <w:p>
+      <w:pPr>
+        <w:pBdr>
+          <w:left w:val="single" w:color="D9C79A" w:sz="18" w:space="6"/>
+        </w:pBdr>
+        <w:shd w:fill="F2F2EE" w:val="clear"/>
+        <w:spacing w:after="0" w:line="240"/>
+      </w:pPr>
+      <w:r>
+        <w:rPr>
+          <w:rFonts w:ascii="Consolas" w:cs="Consolas" w:eastAsia="Consolas" w:hAnsi="Consolas"/>
+          <w:color w:val="1C1C1C"/>
+          <w:sz w:val="17"/>
+          <w:szCs w:val="17"/>
+        </w:rPr>
+        <w:t xml:space="preserve">    location ~ /\.(git|env|htaccess)      { deny all; return 404; }</w:t>
+      </w:r>
+    </w:p>
+    <w:p>
+      <w:pPr>
+        <w:pBdr>
+          <w:left w:val="single" w:color="D9C79A" w:sz="18" w:space="6"/>
+        </w:pBdr>
+        <w:shd w:fill="F2F2EE" w:val="clear"/>
+        <w:spacing w:after="0" w:line="240"/>
+      </w:pPr>
+      <w:r>
+        <w:rPr>
+          <w:rFonts w:ascii="Consolas" w:cs="Consolas" w:eastAsia="Consolas" w:hAnsi="Consolas"/>
+          <w:color w:val="1C1C1C"/>
+          <w:sz w:val="17"/>
+          <w:szCs w:val="17"/>
+        </w:rPr>
+        <w:t xml:space="preserve"> </w:t>
+      </w:r>
+    </w:p>
+    <w:p>
+      <w:pPr>
+        <w:pBdr>
+          <w:left w:val="single" w:color="D9C79A" w:sz="18" w:space="6"/>
+        </w:pBdr>
+        <w:shd w:fill="F2F2EE" w:val="clear"/>
+        <w:spacing w:after="0" w:line="240"/>
+      </w:pPr>
+      <w:r>
+        <w:rPr>
+          <w:rFonts w:ascii="Consolas" w:cs="Consolas" w:eastAsia="Consolas" w:hAnsi="Consolas"/>
+          <w:color w:val="1C1C1C"/>
+          <w:sz w:val="17"/>
+          <w:szCs w:val="17"/>
+        </w:rPr>
+        <w:t xml:space="preserve">    # ---------- ОБРАБОТЧИК PHP ----------</w:t>
+      </w:r>
+    </w:p>
+    <w:p>
+      <w:pPr>
+        <w:pBdr>
+          <w:left w:val="single" w:color="D9C79A" w:sz="18" w:space="6"/>
+        </w:pBdr>
+        <w:shd w:fill="F2F2EE" w:val="clear"/>
+        <w:spacing w:after="0" w:line="240"/>
+      </w:pPr>
+      <w:r>
+        <w:rPr>
+          <w:rFonts w:ascii="Consolas" w:cs="Consolas" w:eastAsia="Consolas" w:hAnsi="Consolas"/>
+          <w:color w:val="1C1C1C"/>
+          <w:sz w:val="17"/>
+          <w:szCs w:val="17"/>
+        </w:rPr>
+        <w:t xml:space="preserve">    location ~ \.php$ {</w:t>
+      </w:r>
+    </w:p>
+    <w:p>
+      <w:pPr>
+        <w:pBdr>
+          <w:left w:val="single" w:color="D9C79A" w:sz="18" w:space="6"/>
+        </w:pBdr>
+        <w:shd w:fill="F2F2EE" w:val="clear"/>
+        <w:spacing w:after="0" w:line="240"/>
+      </w:pPr>
+      <w:r>
+        <w:rPr>
+          <w:rFonts w:ascii="Consolas" w:cs="Consolas" w:eastAsia="Consolas" w:hAnsi="Consolas"/>
+          <w:color w:val="1C1C1C"/>
+          <w:sz w:val="17"/>
+          <w:szCs w:val="17"/>
+        </w:rPr>
+        <w:t xml:space="preserve">        include snippets/fastcgi-php.conf;</w:t>
+      </w:r>
+    </w:p>
+    <w:p>
+      <w:pPr>
+        <w:pBdr>
+          <w:left w:val="single" w:color="D9C79A" w:sz="18" w:space="6"/>
+        </w:pBdr>
+        <w:shd w:fill="F2F2EE" w:val="clear"/>
+        <w:spacing w:after="0" w:line="240"/>
+      </w:pPr>
+      <w:r>
+        <w:rPr>
+          <w:rFonts w:ascii="Consolas" w:cs="Consolas" w:eastAsia="Consolas" w:hAnsi="Consolas"/>
+          <w:color w:val="1C1C1C"/>
+          <w:sz w:val="17"/>
+          <w:szCs w:val="17"/>
+        </w:rPr>
+        <w:t xml:space="preserve">        fastcgi_pass unix:/run/php/php8.1-fpm.sock;</w:t>
+      </w:r>
+    </w:p>
+    <w:p>
+      <w:pPr>
+        <w:pBdr>
+          <w:left w:val="single" w:color="D9C79A" w:sz="18" w:space="6"/>
+        </w:pBdr>
+        <w:shd w:fill="F2F2EE" w:val="clear"/>
+        <w:spacing w:after="0" w:line="240"/>
+      </w:pPr>
+      <w:r>
+        <w:rPr>
+          <w:rFonts w:ascii="Consolas" w:cs="Consolas" w:eastAsia="Consolas" w:hAnsi="Consolas"/>
+          <w:color w:val="1C1C1C"/>
+          <w:sz w:val="17"/>
+          <w:szCs w:val="17"/>
+        </w:rPr>
+        <w:t xml:space="preserve">    }</w:t>
+      </w:r>
+    </w:p>
+    <w:p>
+      <w:pPr>
+        <w:pBdr>
+          <w:left w:val="single" w:color="D9C79A" w:sz="18" w:space="6"/>
+        </w:pBdr>
+        <w:shd w:fill="F2F2EE" w:val="clear"/>
+        <w:spacing w:after="0" w:line="240"/>
+      </w:pPr>
+      <w:r>
+        <w:rPr>
+          <w:rFonts w:ascii="Consolas" w:cs="Consolas" w:eastAsia="Consolas" w:hAnsi="Consolas"/>
+          <w:color w:val="1C1C1C"/>
+          <w:sz w:val="17"/>
+          <w:szCs w:val="17"/>
+        </w:rPr>
+        <w:t xml:space="preserve"> </w:t>
+      </w:r>
+    </w:p>
+    <w:p>
+      <w:pPr>
+        <w:pBdr>
+          <w:left w:val="single" w:color="D9C79A" w:sz="18" w:space="6"/>
+        </w:pBdr>
+        <w:shd w:fill="F2F2EE" w:val="clear"/>
+        <w:spacing w:after="0" w:line="240"/>
+      </w:pPr>
+      <w:r>
+        <w:rPr>
+          <w:rFonts w:ascii="Consolas" w:cs="Consolas" w:eastAsia="Consolas" w:hAnsi="Consolas"/>
+          <w:color w:val="1C1C1C"/>
+          <w:sz w:val="17"/>
+          <w:szCs w:val="17"/>
+        </w:rPr>
+        <w:t xml:space="preserve">    # ---------- ОБЫЧНЫЕ СТРАНИЦЫ ----------</w:t>
+      </w:r>
+    </w:p>
+    <w:p>
+      <w:pPr>
+        <w:pBdr>
+          <w:left w:val="single" w:color="D9C79A" w:sz="18" w:space="6"/>
+        </w:pBdr>
+        <w:shd w:fill="F2F2EE" w:val="clear"/>
+        <w:spacing w:after="0" w:line="240"/>
+      </w:pPr>
+      <w:r>
+        <w:rPr>
+          <w:rFonts w:ascii="Consolas" w:cs="Consolas" w:eastAsia="Consolas" w:hAnsi="Consolas"/>
+          <w:color w:val="1C1C1C"/>
+          <w:sz w:val="17"/>
+          <w:szCs w:val="17"/>
+        </w:rPr>
+        <w:t xml:space="preserve">    location / {</w:t>
+      </w:r>
+    </w:p>
+    <w:p>
+      <w:pPr>
+        <w:pBdr>
+          <w:left w:val="single" w:color="D9C79A" w:sz="18" w:space="6"/>
+        </w:pBdr>
+        <w:shd w:fill="F2F2EE" w:val="clear"/>
+        <w:spacing w:after="0" w:line="240"/>
+      </w:pPr>
+      <w:r>
+        <w:rPr>
+          <w:rFonts w:ascii="Consolas" w:cs="Consolas" w:eastAsia="Consolas" w:hAnsi="Consolas"/>
+          <w:color w:val="1C1C1C"/>
+          <w:sz w:val="17"/>
+          <w:szCs w:val="17"/>
+        </w:rPr>
+        <w:t xml:space="preserve">        try_files $uri $uri/ =404;</w:t>
+      </w:r>
+    </w:p>
+    <w:p>
+      <w:pPr>
+        <w:pBdr>
+          <w:left w:val="single" w:color="D9C79A" w:sz="18" w:space="6"/>
+        </w:pBdr>
+        <w:shd w:fill="F2F2EE" w:val="clear"/>
+        <w:spacing w:after="0" w:line="240"/>
+      </w:pPr>
+      <w:r>
+        <w:rPr>
+          <w:rFonts w:ascii="Consolas" w:cs="Consolas" w:eastAsia="Consolas" w:hAnsi="Consolas"/>
+          <w:color w:val="1C1C1C"/>
+          <w:sz w:val="17"/>
+          <w:szCs w:val="17"/>
+        </w:rPr>
+        <w:t xml:space="preserve">    }</w:t>
+      </w:r>
+    </w:p>
+    <w:p>
+      <w:pPr>
+        <w:pBdr>
+          <w:left w:val="single" w:color="D9C79A" w:sz="18" w:space="6"/>
+        </w:pBdr>
+        <w:shd w:fill="F2F2EE" w:val="clear"/>
+        <w:spacing w:after="0" w:line="240"/>
+      </w:pPr>
+      <w:r>
+        <w:rPr>
+          <w:rFonts w:ascii="Consolas" w:cs="Consolas" w:eastAsia="Consolas" w:hAnsi="Consolas"/>
+          <w:color w:val="1C1C1C"/>
+          <w:sz w:val="17"/>
+          <w:szCs w:val="17"/>
+        </w:rPr>
+        <w:t xml:space="preserve"> </w:t>
+      </w:r>
+    </w:p>
+    <w:p>
+      <w:pPr>
+        <w:pBdr>
+          <w:left w:val="single" w:color="D9C79A" w:sz="18" w:space="6"/>
+        </w:pBdr>
+        <w:shd w:fill="F2F2EE" w:val="clear"/>
+        <w:spacing w:after="0" w:line="240"/>
+      </w:pPr>
+      <w:r>
+        <w:rPr>
+          <w:rFonts w:ascii="Consolas" w:cs="Consolas" w:eastAsia="Consolas" w:hAnsi="Consolas"/>
+          <w:color w:val="1C1C1C"/>
+          <w:sz w:val="17"/>
+          <w:szCs w:val="17"/>
+        </w:rPr>
+        <w:t xml:space="preserve">    # ---------- КЭШ И СЖАТИЕ ----------</w:t>
+      </w:r>
+    </w:p>
+    <w:p>
+      <w:pPr>
+        <w:pBdr>
+          <w:left w:val="single" w:color="D9C79A" w:sz="18" w:space="6"/>
+        </w:pBdr>
+        <w:shd w:fill="F2F2EE" w:val="clear"/>
+        <w:spacing w:after="0" w:line="240"/>
+      </w:pPr>
+      <w:r>
+        <w:rPr>
+          <w:rFonts w:ascii="Consolas" w:cs="Consolas" w:eastAsia="Consolas" w:hAnsi="Consolas"/>
+          <w:color w:val="1C1C1C"/>
+          <w:sz w:val="17"/>
+          <w:szCs w:val="17"/>
+        </w:rPr>
+        <w:t xml:space="preserve">    location ~* \.(jpg|jpeg|png|webp|gif|svg|ico|css|js|woff2)$ {</w:t>
+      </w:r>
+    </w:p>
+    <w:p>
+      <w:pPr>
+        <w:pBdr>
+          <w:left w:val="single" w:color="D9C79A" w:sz="18" w:space="6"/>
+        </w:pBdr>
+        <w:shd w:fill="F2F2EE" w:val="clear"/>
+        <w:spacing w:after="0" w:line="240"/>
+      </w:pPr>
+      <w:r>
+        <w:rPr>
+          <w:rFonts w:ascii="Consolas" w:cs="Consolas" w:eastAsia="Consolas" w:hAnsi="Consolas"/>
+          <w:color w:val="1C1C1C"/>
+          <w:sz w:val="17"/>
+          <w:szCs w:val="17"/>
+        </w:rPr>
+        <w:t xml:space="preserve">        expires 30d;</w:t>
+      </w:r>
+    </w:p>
+    <w:p>
+      <w:pPr>
+        <w:pBdr>
+          <w:left w:val="single" w:color="D9C79A" w:sz="18" w:space="6"/>
+        </w:pBdr>
+        <w:shd w:fill="F2F2EE" w:val="clear"/>
+        <w:spacing w:after="0" w:line="240"/>
+      </w:pPr>
+      <w:r>
+        <w:rPr>
+          <w:rFonts w:ascii="Consolas" w:cs="Consolas" w:eastAsia="Consolas" w:hAnsi="Consolas"/>
+          <w:color w:val="1C1C1C"/>
+          <w:sz w:val="17"/>
+          <w:szCs w:val="17"/>
+        </w:rPr>
+        <w:t xml:space="preserve">        add_header Cache-Control "public";</w:t>
+      </w:r>
+    </w:p>
+    <w:p>
+      <w:pPr>
+        <w:pBdr>
+          <w:left w:val="single" w:color="D9C79A" w:sz="18" w:space="6"/>
+        </w:pBdr>
+        <w:shd w:fill="F2F2EE" w:val="clear"/>
+        <w:spacing w:after="0" w:line="240"/>
+      </w:pPr>
+      <w:r>
+        <w:rPr>
+          <w:rFonts w:ascii="Consolas" w:cs="Consolas" w:eastAsia="Consolas" w:hAnsi="Consolas"/>
+          <w:color w:val="1C1C1C"/>
+          <w:sz w:val="17"/>
+          <w:szCs w:val="17"/>
+        </w:rPr>
+        <w:t xml:space="preserve">    }</w:t>
+      </w:r>
+    </w:p>
+    <w:p>
+      <w:pPr>
+        <w:pBdr>
+          <w:left w:val="single" w:color="D9C79A" w:sz="18" w:space="6"/>
+        </w:pBdr>
+        <w:shd w:fill="F2F2EE" w:val="clear"/>
+        <w:spacing w:after="0" w:line="240"/>
+      </w:pPr>
+      <w:r>
+        <w:rPr>
+          <w:rFonts w:ascii="Consolas" w:cs="Consolas" w:eastAsia="Consolas" w:hAnsi="Consolas"/>
+          <w:color w:val="1C1C1C"/>
+          <w:sz w:val="17"/>
+          <w:szCs w:val="17"/>
+        </w:rPr>
+        <w:t xml:space="preserve">    gzip on;</w:t>
+      </w:r>
+    </w:p>
+    <w:p>
+      <w:pPr>
+        <w:pBdr>
+          <w:left w:val="single" w:color="D9C79A" w:sz="18" w:space="6"/>
+        </w:pBdr>
+        <w:shd w:fill="F2F2EE" w:val="clear"/>
+        <w:spacing w:after="0" w:line="240"/>
+      </w:pPr>
+      <w:r>
+        <w:rPr>
+          <w:rFonts w:ascii="Consolas" w:cs="Consolas" w:eastAsia="Consolas" w:hAnsi="Consolas"/>
+          <w:color w:val="1C1C1C"/>
+          <w:sz w:val="17"/>
+          <w:szCs w:val="17"/>
+        </w:rPr>
+        <w:t xml:space="preserve">    gzip_types text/css application/javascript image/svg+xml;</w:t>
+      </w:r>
+    </w:p>
+    <w:p>
+      <w:pPr>
+        <w:pBdr>
+          <w:left w:val="single" w:color="D9C79A" w:sz="18" w:space="6"/>
+        </w:pBdr>
+        <w:shd w:fill="F2F2EE" w:val="clear"/>
+        <w:spacing w:after="0" w:line="240"/>
+      </w:pPr>
+      <w:r>
+        <w:rPr>
+          <w:rFonts w:ascii="Consolas" w:cs="Consolas" w:eastAsia="Consolas" w:hAnsi="Consolas"/>
+          <w:color w:val="1C1C1C"/>
+          <w:sz w:val="17"/>
+          <w:szCs w:val="17"/>
+        </w:rPr>
+        <w:t xml:space="preserve">}</w:t>
       </w:r>
     </w:p>
     <w:p>
@@ -2601,43 +2981,111 @@
           <w:sz w:val="22"/>
           <w:szCs w:val="22"/>
         </w:rPr>
-        <w:t xml:space="preserve">Certbot сам пропишет сертификат в конфигурацию nginx. Проверить автопродление (сертификат действует 90 дней и обновляется автоматически):</w:t>
-      </w:r>
-    </w:p>
-    <w:p>
-      <w:pPr>
-        <w:pBdr>
-          <w:left w:val="single" w:color="D9C79A" w:sz="18" w:space="6"/>
-        </w:pBdr>
-        <w:shd w:fill="F2F2EE" w:val="clear"/>
-        <w:spacing w:after="0" w:line="240"/>
-      </w:pPr>
-      <w:r>
-        <w:rPr>
-          <w:rFonts w:ascii="Consolas" w:cs="Consolas" w:eastAsia="Consolas" w:hAnsi="Consolas"/>
-          <w:color w:val="1C1C1C"/>
-          <w:sz w:val="18"/>
-          <w:szCs w:val="18"/>
-        </w:rPr>
-        <w:t xml:space="preserve">certbot renew --dry-run</w:t>
-      </w:r>
-    </w:p>
-    <w:p>
-      <w:pPr>
-        <w:pBdr>
-          <w:left w:val="single" w:color="D9C79A" w:sz="18" w:space="6"/>
-        </w:pBdr>
-        <w:shd w:fill="F2F2EE" w:val="clear"/>
-        <w:spacing w:after="0" w:line="240"/>
-      </w:pPr>
-      <w:r>
-        <w:rPr>
-          <w:rFonts w:ascii="Consolas" w:cs="Consolas" w:eastAsia="Consolas" w:hAnsi="Consolas"/>
-          <w:color w:val="1C1C1C"/>
-          <w:sz w:val="18"/>
-          <w:szCs w:val="18"/>
-        </w:rPr>
-        <w:t xml:space="preserve">systemctl status certbot.timer --no-pager</w:t>
+        <w:t xml:space="preserve">Сохранить в nano: </w:t>
+      </w:r>
+      <w:r>
+        <w:rPr>
+          <w:rFonts w:ascii="Consolas" w:cs="Consolas" w:eastAsia="Consolas" w:hAnsi="Consolas"/>
+          <w:color w:val="1C1C1C"/>
+          <w:sz w:val="19"/>
+          <w:szCs w:val="19"/>
+        </w:rPr>
+        <w:t xml:space="preserve">Ctrl+O</w:t>
+      </w:r>
+      <w:r>
+        <w:rPr>
+          <w:sz w:val="22"/>
+          <w:szCs w:val="22"/>
+        </w:rPr>
+        <w:t xml:space="preserve"> → Enter → </w:t>
+      </w:r>
+      <w:r>
+        <w:rPr>
+          <w:rFonts w:ascii="Consolas" w:cs="Consolas" w:eastAsia="Consolas" w:hAnsi="Consolas"/>
+          <w:color w:val="1C1C1C"/>
+          <w:sz w:val="19"/>
+          <w:szCs w:val="19"/>
+        </w:rPr>
+        <w:t xml:space="preserve">Ctrl+X</w:t>
+      </w:r>
+      <w:r>
+        <w:rPr>
+          <w:sz w:val="22"/>
+          <w:szCs w:val="22"/>
+        </w:rPr>
+        <w:t xml:space="preserve">.</w:t>
+      </w:r>
+    </w:p>
+    <w:p>
+      <w:pPr>
+        <w:pBdr>
+          <w:left w:val="single" w:color="D9C79A" w:sz="18" w:space="6"/>
+        </w:pBdr>
+        <w:shd w:fill="F2F2EE" w:val="clear"/>
+        <w:spacing w:after="0" w:line="240"/>
+      </w:pPr>
+      <w:r>
+        <w:rPr>
+          <w:rFonts w:ascii="Consolas" w:cs="Consolas" w:eastAsia="Consolas" w:hAnsi="Consolas"/>
+          <w:color w:val="1C1C1C"/>
+          <w:sz w:val="17"/>
+          <w:szCs w:val="17"/>
+        </w:rPr>
+        <w:t xml:space="preserve">sudo ln -s /etc/nginx/sites-available/site /etc/nginx/sites-enabled/</w:t>
+      </w:r>
+    </w:p>
+    <w:p>
+      <w:pPr>
+        <w:pBdr>
+          <w:left w:val="single" w:color="D9C79A" w:sz="18" w:space="6"/>
+        </w:pBdr>
+        <w:shd w:fill="F2F2EE" w:val="clear"/>
+        <w:spacing w:after="0" w:line="240"/>
+      </w:pPr>
+      <w:r>
+        <w:rPr>
+          <w:rFonts w:ascii="Consolas" w:cs="Consolas" w:eastAsia="Consolas" w:hAnsi="Consolas"/>
+          <w:color w:val="1C1C1C"/>
+          <w:sz w:val="17"/>
+          <w:szCs w:val="17"/>
+        </w:rPr>
+        <w:t xml:space="preserve">sudo rm -f /etc/nginx/sites-enabled/default</w:t>
+      </w:r>
+    </w:p>
+    <w:p>
+      <w:pPr>
+        <w:pBdr>
+          <w:left w:val="single" w:color="D9C79A" w:sz="18" w:space="6"/>
+        </w:pBdr>
+        <w:shd w:fill="F2F2EE" w:val="clear"/>
+        <w:spacing w:after="0" w:line="240"/>
+      </w:pPr>
+      <w:r>
+        <w:rPr>
+          <w:rFonts w:ascii="Consolas" w:cs="Consolas" w:eastAsia="Consolas" w:hAnsi="Consolas"/>
+          <w:color w:val="1C1C1C"/>
+          <w:sz w:val="17"/>
+          <w:szCs w:val="17"/>
+        </w:rPr>
+        <w:t xml:space="preserve">sudo nginx -t                 # должно быть "syntax is ok" и "test is successful"</w:t>
+      </w:r>
+    </w:p>
+    <w:p>
+      <w:pPr>
+        <w:pBdr>
+          <w:left w:val="single" w:color="D9C79A" w:sz="18" w:space="6"/>
+        </w:pBdr>
+        <w:shd w:fill="F2F2EE" w:val="clear"/>
+        <w:spacing w:after="0" w:line="240"/>
+      </w:pPr>
+      <w:r>
+        <w:rPr>
+          <w:rFonts w:ascii="Consolas" w:cs="Consolas" w:eastAsia="Consolas" w:hAnsi="Consolas"/>
+          <w:color w:val="1C1C1C"/>
+          <w:sz w:val="17"/>
+          <w:szCs w:val="17"/>
+        </w:rPr>
+        <w:t xml:space="preserve">sudo systemctl reload nginx</w:t>
       </w:r>
     </w:p>
     <w:p>
@@ -2656,14 +3104,14 @@
           <w:sz w:val="22"/>
           <w:szCs w:val="22"/>
         </w:rPr>
-        <w:t xml:space="preserve">Готово: </w:t>
-      </w:r>
-      <w:r>
-        <w:rPr>
-          <w:sz w:val="22"/>
-          <w:szCs w:val="22"/>
-        </w:rPr>
-        <w:t xml:space="preserve">сайт открывается по https://ваш-домен.ru с замочком в адресной строке. Теперь можно подключать онлайн-оплату (см. Файл 2).</w:t>
+        <w:t xml:space="preserve">Проверьте запрет сразу: </w:t>
+      </w:r>
+      <w:r>
+        <w:rPr>
+          <w:sz w:val="22"/>
+          <w:szCs w:val="22"/>
+        </w:rPr>
+        <w:t xml:space="preserve">после подключения оплаты откройте в браузере https://ВАШ-ДОМЕН/api/config.php — должна быть ошибка 404, а не пустая страница и тем более не содержимое файла.</w:t>
       </w:r>
     </w:p>
     <w:p>
@@ -2679,7 +3127,7 @@
           <w:sz w:val="30"/>
           <w:szCs w:val="30"/>
         </w:rPr>
-        <w:t xml:space="preserve">8. Шаг 7. Автозапуск после перезагрузки</w:t>
+        <w:t xml:space="preserve">9. Шаг 8. Включить бесплатный HTTPS</w:t>
       </w:r>
     </w:p>
     <w:p>
@@ -2691,59 +3139,41 @@
           <w:sz w:val="22"/>
           <w:szCs w:val="22"/>
         </w:rPr>
-        <w:t xml:space="preserve">Чтобы сайт поднимался сам, если сервер перезагрузится:</w:t>
-      </w:r>
-    </w:p>
-    <w:p>
-      <w:pPr>
-        <w:pBdr>
-          <w:left w:val="single" w:color="D9C79A" w:sz="18" w:space="6"/>
-        </w:pBdr>
-        <w:shd w:fill="F2F2EE" w:val="clear"/>
-        <w:spacing w:after="0" w:line="240"/>
-      </w:pPr>
-      <w:r>
-        <w:rPr>
-          <w:rFonts w:ascii="Consolas" w:cs="Consolas" w:eastAsia="Consolas" w:hAnsi="Consolas"/>
-          <w:color w:val="1C1C1C"/>
-          <w:sz w:val="18"/>
-          <w:szCs w:val="18"/>
-        </w:rPr>
-        <w:t xml:space="preserve">systemctl enable nginx</w:t>
-      </w:r>
-    </w:p>
-    <w:p>
-      <w:pPr>
-        <w:pBdr>
-          <w:left w:val="single" w:color="D9C79A" w:sz="18" w:space="6"/>
-        </w:pBdr>
-        <w:shd w:fill="F2F2EE" w:val="clear"/>
-        <w:spacing w:after="0" w:line="240"/>
-      </w:pPr>
-      <w:r>
-        <w:rPr>
-          <w:rFonts w:ascii="Consolas" w:cs="Consolas" w:eastAsia="Consolas" w:hAnsi="Consolas"/>
-          <w:color w:val="1C1C1C"/>
-          <w:sz w:val="18"/>
-          <w:szCs w:val="18"/>
-        </w:rPr>
-        <w:t xml:space="preserve">systemctl enable php8.1-fpm      # укажите свою версию PHP</w:t>
-      </w:r>
-    </w:p>
-    <w:p>
-      <w:pPr>
-        <w:pBdr>
-          <w:left w:val="single" w:color="D9C79A" w:sz="18" w:space="6"/>
-        </w:pBdr>
-        <w:shd w:fill="F2F2EE" w:val="clear"/>
-        <w:spacing w:after="0" w:line="240"/>
-      </w:pPr>
-      <w:r>
-        <w:rPr>
-          <w:rFonts w:ascii="Consolas" w:cs="Consolas" w:eastAsia="Consolas" w:hAnsi="Consolas"/>
-          <w:color w:val="1C1C1C"/>
-          <w:sz w:val="18"/>
-          <w:szCs w:val="18"/>
+        <w:t xml:space="preserve">Без HTTPS не работает оплата, а браузеры показывают «Не защищено».</w:t>
+      </w:r>
+    </w:p>
+    <w:p>
+      <w:pPr>
+        <w:pBdr>
+          <w:left w:val="single" w:color="D9C79A" w:sz="18" w:space="6"/>
+        </w:pBdr>
+        <w:shd w:fill="F2F2EE" w:val="clear"/>
+        <w:spacing w:after="0" w:line="240"/>
+      </w:pPr>
+      <w:r>
+        <w:rPr>
+          <w:rFonts w:ascii="Consolas" w:cs="Consolas" w:eastAsia="Consolas" w:hAnsi="Consolas"/>
+          <w:color w:val="1C1C1C"/>
+          <w:sz w:val="17"/>
+          <w:szCs w:val="17"/>
+        </w:rPr>
+        <w:t xml:space="preserve">sudo apt install -y certbot python3-certbot-nginx</w:t>
+      </w:r>
+    </w:p>
+    <w:p>
+      <w:pPr>
+        <w:pBdr>
+          <w:left w:val="single" w:color="D9C79A" w:sz="18" w:space="6"/>
+        </w:pBdr>
+        <w:shd w:fill="F2F2EE" w:val="clear"/>
+        <w:spacing w:after="0" w:line="240"/>
+      </w:pPr>
+      <w:r>
+        <w:rPr>
+          <w:rFonts w:ascii="Consolas" w:cs="Consolas" w:eastAsia="Consolas" w:hAnsi="Consolas"/>
+          <w:color w:val="1C1C1C"/>
+          <w:sz w:val="17"/>
+          <w:szCs w:val="17"/>
         </w:rPr>
         <w:t xml:space="preserve"> </w:t>
       </w:r>
@@ -2760,28 +3190,136 @@
         <w:rPr>
           <w:rFonts w:ascii="Consolas" w:cs="Consolas" w:eastAsia="Consolas" w:hAnsi="Consolas"/>
           <w:color w:val="1C1C1C"/>
-          <w:sz w:val="18"/>
-          <w:szCs w:val="18"/>
-        </w:rPr>
-        <w:t xml:space="preserve"># проверка: перезагрузить сервер и убедиться, что сайт открылся</w:t>
-      </w:r>
-    </w:p>
-    <w:p>
-      <w:pPr>
-        <w:pBdr>
-          <w:left w:val="single" w:color="D9C79A" w:sz="18" w:space="6"/>
-        </w:pBdr>
-        <w:shd w:fill="F2F2EE" w:val="clear"/>
-        <w:spacing w:after="0" w:line="240"/>
-      </w:pPr>
-      <w:r>
-        <w:rPr>
-          <w:rFonts w:ascii="Consolas" w:cs="Consolas" w:eastAsia="Consolas" w:hAnsi="Consolas"/>
-          <w:color w:val="1C1C1C"/>
-          <w:sz w:val="18"/>
-          <w:szCs w:val="18"/>
-        </w:rPr>
-        <w:t xml:space="preserve">reboot</w:t>
+          <w:sz w:val="17"/>
+          <w:szCs w:val="17"/>
+        </w:rPr>
+        <w:t xml:space="preserve"># выпустить сертификат (домен уже должен указывать на сервер!)</w:t>
+      </w:r>
+    </w:p>
+    <w:p>
+      <w:pPr>
+        <w:pBdr>
+          <w:left w:val="single" w:color="D9C79A" w:sz="18" w:space="6"/>
+        </w:pBdr>
+        <w:shd w:fill="F2F2EE" w:val="clear"/>
+        <w:spacing w:after="0" w:line="240"/>
+      </w:pPr>
+      <w:r>
+        <w:rPr>
+          <w:rFonts w:ascii="Consolas" w:cs="Consolas" w:eastAsia="Consolas" w:hAnsi="Consolas"/>
+          <w:color w:val="1C1C1C"/>
+          <w:sz w:val="17"/>
+          <w:szCs w:val="17"/>
+        </w:rPr>
+        <w:t xml:space="preserve">sudo certbot --nginx -d ВАШ-ДОМЕН.ru -d www.ВАШ-ДОМЕН.ru</w:t>
+      </w:r>
+    </w:p>
+    <w:p>
+      <w:pPr>
+        <w:pBdr>
+          <w:left w:val="single" w:color="D9C79A" w:sz="18" w:space="6"/>
+        </w:pBdr>
+        <w:shd w:fill="F2F2EE" w:val="clear"/>
+        <w:spacing w:after="0" w:line="240"/>
+      </w:pPr>
+      <w:r>
+        <w:rPr>
+          <w:rFonts w:ascii="Consolas" w:cs="Consolas" w:eastAsia="Consolas" w:hAnsi="Consolas"/>
+          <w:color w:val="1C1C1C"/>
+          <w:sz w:val="17"/>
+          <w:szCs w:val="17"/>
+        </w:rPr>
+        <w:t xml:space="preserve"> </w:t>
+      </w:r>
+    </w:p>
+    <w:p>
+      <w:pPr>
+        <w:pBdr>
+          <w:left w:val="single" w:color="D9C79A" w:sz="18" w:space="6"/>
+        </w:pBdr>
+        <w:shd w:fill="F2F2EE" w:val="clear"/>
+        <w:spacing w:after="0" w:line="240"/>
+      </w:pPr>
+      <w:r>
+        <w:rPr>
+          <w:rFonts w:ascii="Consolas" w:cs="Consolas" w:eastAsia="Consolas" w:hAnsi="Consolas"/>
+          <w:color w:val="1C1C1C"/>
+          <w:sz w:val="17"/>
+          <w:szCs w:val="17"/>
+        </w:rPr>
+        <w:t xml:space="preserve"># на вопросы: указать e-mail, согласиться (A),</w:t>
+      </w:r>
+    </w:p>
+    <w:p>
+      <w:pPr>
+        <w:pBdr>
+          <w:left w:val="single" w:color="D9C79A" w:sz="18" w:space="6"/>
+        </w:pBdr>
+        <w:shd w:fill="F2F2EE" w:val="clear"/>
+        <w:spacing w:after="0" w:line="240"/>
+      </w:pPr>
+      <w:r>
+        <w:rPr>
+          <w:rFonts w:ascii="Consolas" w:cs="Consolas" w:eastAsia="Consolas" w:hAnsi="Consolas"/>
+          <w:color w:val="1C1C1C"/>
+          <w:sz w:val="17"/>
+          <w:szCs w:val="17"/>
+        </w:rPr>
+        <w:t xml:space="preserve"># на предложение включить редирект с http на https выбрать: 2 (Redirect)</w:t>
+      </w:r>
+    </w:p>
+    <w:p>
+      <w:pPr>
+        <w:pBdr>
+          <w:left w:val="single" w:color="D9C79A" w:sz="18" w:space="6"/>
+        </w:pBdr>
+        <w:shd w:fill="F2F2EE" w:val="clear"/>
+        <w:spacing w:after="0" w:line="240"/>
+      </w:pPr>
+      <w:r>
+        <w:rPr>
+          <w:rFonts w:ascii="Consolas" w:cs="Consolas" w:eastAsia="Consolas" w:hAnsi="Consolas"/>
+          <w:color w:val="1C1C1C"/>
+          <w:sz w:val="17"/>
+          <w:szCs w:val="17"/>
+        </w:rPr>
+        <w:t xml:space="preserve"># проверить автопродление (сертификат живёт 90 дней)</w:t>
+      </w:r>
+    </w:p>
+    <w:p>
+      <w:pPr>
+        <w:pBdr>
+          <w:left w:val="single" w:color="D9C79A" w:sz="18" w:space="6"/>
+        </w:pBdr>
+        <w:shd w:fill="F2F2EE" w:val="clear"/>
+        <w:spacing w:after="0" w:line="240"/>
+      </w:pPr>
+      <w:r>
+        <w:rPr>
+          <w:rFonts w:ascii="Consolas" w:cs="Consolas" w:eastAsia="Consolas" w:hAnsi="Consolas"/>
+          <w:color w:val="1C1C1C"/>
+          <w:sz w:val="17"/>
+          <w:szCs w:val="17"/>
+        </w:rPr>
+        <w:t xml:space="preserve">sudo certbot renew --dry-run</w:t>
+      </w:r>
+    </w:p>
+    <w:p>
+      <w:pPr>
+        <w:pBdr>
+          <w:left w:val="single" w:color="D9C79A" w:sz="18" w:space="6"/>
+        </w:pBdr>
+        <w:shd w:fill="F2F2EE" w:val="clear"/>
+        <w:spacing w:after="0" w:line="240"/>
+      </w:pPr>
+      <w:r>
+        <w:rPr>
+          <w:rFonts w:ascii="Consolas" w:cs="Consolas" w:eastAsia="Consolas" w:hAnsi="Consolas"/>
+          <w:color w:val="1C1C1C"/>
+          <w:sz w:val="17"/>
+          <w:szCs w:val="17"/>
+        </w:rPr>
+        <w:t xml:space="preserve">systemctl status certbot.timer --no-pager</w:t>
       </w:r>
     </w:p>
     <w:p>
@@ -2797,141 +3335,115 @@
           <w:sz w:val="30"/>
           <w:szCs w:val="30"/>
         </w:rPr>
-        <w:t xml:space="preserve">9. Обновление сайта в дальнейшем</w:t>
-      </w:r>
-    </w:p>
-    <w:p>
-      <w:pPr>
-        <w:pStyle w:val="Heading2"/>
-        <w:spacing w:after="90" w:before="240"/>
-      </w:pPr>
-      <w:r>
-        <w:rPr>
-          <w:b/>
-          <w:bCs/>
-          <w:color w:val="9C7A3A"/>
-          <w:sz w:val="25"/>
-          <w:szCs w:val="25"/>
-        </w:rPr>
-        <w:t xml:space="preserve">Если сайт из git</w:t>
-      </w:r>
-    </w:p>
-    <w:p>
-      <w:pPr>
-        <w:pBdr>
-          <w:left w:val="single" w:color="D9C79A" w:sz="18" w:space="6"/>
-        </w:pBdr>
-        <w:shd w:fill="F2F2EE" w:val="clear"/>
-        <w:spacing w:after="0" w:line="240"/>
-      </w:pPr>
-      <w:r>
-        <w:rPr>
-          <w:rFonts w:ascii="Consolas" w:cs="Consolas" w:eastAsia="Consolas" w:hAnsi="Consolas"/>
-          <w:color w:val="1C1C1C"/>
-          <w:sz w:val="18"/>
-          <w:szCs w:val="18"/>
-        </w:rPr>
-        <w:t xml:space="preserve">cd /var/www/site</w:t>
-      </w:r>
-    </w:p>
-    <w:p>
-      <w:pPr>
-        <w:pBdr>
-          <w:left w:val="single" w:color="D9C79A" w:sz="18" w:space="6"/>
-        </w:pBdr>
-        <w:shd w:fill="F2F2EE" w:val="clear"/>
-        <w:spacing w:after="0" w:line="240"/>
-      </w:pPr>
-      <w:r>
-        <w:rPr>
-          <w:rFonts w:ascii="Consolas" w:cs="Consolas" w:eastAsia="Consolas" w:hAnsi="Consolas"/>
-          <w:color w:val="1C1C1C"/>
-          <w:sz w:val="18"/>
-          <w:szCs w:val="18"/>
-        </w:rPr>
-        <w:t xml:space="preserve">git pull</w:t>
-      </w:r>
-    </w:p>
-    <w:p>
-      <w:pPr>
-        <w:pBdr>
-          <w:left w:val="single" w:color="D9C79A" w:sz="18" w:space="6"/>
-        </w:pBdr>
-        <w:shd w:fill="F2F2EE" w:val="clear"/>
-        <w:spacing w:after="0" w:line="240"/>
-      </w:pPr>
-      <w:r>
-        <w:rPr>
-          <w:rFonts w:ascii="Consolas" w:cs="Consolas" w:eastAsia="Consolas" w:hAnsi="Consolas"/>
-          <w:color w:val="1C1C1C"/>
-          <w:sz w:val="18"/>
-          <w:szCs w:val="18"/>
-        </w:rPr>
-        <w:t xml:space="preserve">chown -R www-data:www-data /var/www/site</w:t>
-      </w:r>
-    </w:p>
-    <w:p>
-      <w:pPr>
-        <w:pStyle w:val="Heading2"/>
-        <w:spacing w:after="90" w:before="240"/>
-      </w:pPr>
-      <w:r>
-        <w:rPr>
-          <w:b/>
-          <w:bCs/>
-          <w:color w:val="9C7A3A"/>
-          <w:sz w:val="25"/>
-          <w:szCs w:val="25"/>
-        </w:rPr>
-        <w:t xml:space="preserve">Если заливаете файлы вручную</w:t>
-      </w:r>
-    </w:p>
-    <w:p>
-      <w:pPr>
-        <w:pBdr>
-          <w:left w:val="single" w:color="D9C79A" w:sz="18" w:space="6"/>
-        </w:pBdr>
-        <w:shd w:fill="F2F2EE" w:val="clear"/>
-        <w:spacing w:after="0" w:line="240"/>
-      </w:pPr>
-      <w:r>
-        <w:rPr>
-          <w:rFonts w:ascii="Consolas" w:cs="Consolas" w:eastAsia="Consolas" w:hAnsi="Consolas"/>
-          <w:color w:val="1C1C1C"/>
-          <w:sz w:val="18"/>
-          <w:szCs w:val="18"/>
-        </w:rPr>
-        <w:t xml:space="preserve"># с локального компьютера</w:t>
-      </w:r>
-    </w:p>
-    <w:p>
-      <w:pPr>
-        <w:pBdr>
-          <w:left w:val="single" w:color="D9C79A" w:sz="18" w:space="6"/>
-        </w:pBdr>
-        <w:shd w:fill="F2F2EE" w:val="clear"/>
-        <w:spacing w:after="0" w:line="240"/>
-      </w:pPr>
-      <w:r>
-        <w:rPr>
-          <w:rFonts w:ascii="Consolas" w:cs="Consolas" w:eastAsia="Consolas" w:hAnsi="Consolas"/>
-          <w:color w:val="1C1C1C"/>
-          <w:sz w:val="18"/>
-          <w:szCs w:val="18"/>
-        </w:rPr>
-        <w:t xml:space="preserve">scp -r ./* root@IP_СЕРВЕРА:/var/www/site/</w:t>
-      </w:r>
-    </w:p>
-    <w:p>
-      <w:pPr>
-        <w:spacing w:after="120"/>
-      </w:pPr>
-      <w:r>
-        <w:rPr>
-          <w:sz w:val="22"/>
-          <w:szCs w:val="22"/>
-        </w:rPr>
-        <w:t xml:space="preserve">Кэш браузера может держать старые стили — при проверке обновляйте страницу через Ctrl+F5.</w:t>
+        <w:t xml:space="preserve">10. Шаг 9. Автозапуск после перезагрузки</w:t>
+      </w:r>
+    </w:p>
+    <w:p>
+      <w:pPr>
+        <w:pBdr>
+          <w:left w:val="single" w:color="D9C79A" w:sz="18" w:space="6"/>
+        </w:pBdr>
+        <w:shd w:fill="F2F2EE" w:val="clear"/>
+        <w:spacing w:after="0" w:line="240"/>
+      </w:pPr>
+      <w:r>
+        <w:rPr>
+          <w:rFonts w:ascii="Consolas" w:cs="Consolas" w:eastAsia="Consolas" w:hAnsi="Consolas"/>
+          <w:color w:val="1C1C1C"/>
+          <w:sz w:val="17"/>
+          <w:szCs w:val="17"/>
+        </w:rPr>
+        <w:t xml:space="preserve">sudo systemctl enable nginx</w:t>
+      </w:r>
+    </w:p>
+    <w:p>
+      <w:pPr>
+        <w:pBdr>
+          <w:left w:val="single" w:color="D9C79A" w:sz="18" w:space="6"/>
+        </w:pBdr>
+        <w:shd w:fill="F2F2EE" w:val="clear"/>
+        <w:spacing w:after="0" w:line="240"/>
+      </w:pPr>
+      <w:r>
+        <w:rPr>
+          <w:rFonts w:ascii="Consolas" w:cs="Consolas" w:eastAsia="Consolas" w:hAnsi="Consolas"/>
+          <w:color w:val="1C1C1C"/>
+          <w:sz w:val="17"/>
+          <w:szCs w:val="17"/>
+        </w:rPr>
+        <w:t xml:space="preserve">sudo systemctl enable php8.1-fpm      # своя версия PHP</w:t>
+      </w:r>
+    </w:p>
+    <w:p>
+      <w:pPr>
+        <w:pBdr>
+          <w:left w:val="single" w:color="D9C79A" w:sz="18" w:space="6"/>
+        </w:pBdr>
+        <w:shd w:fill="F2F2EE" w:val="clear"/>
+        <w:spacing w:after="0" w:line="240"/>
+      </w:pPr>
+      <w:r>
+        <w:rPr>
+          <w:rFonts w:ascii="Consolas" w:cs="Consolas" w:eastAsia="Consolas" w:hAnsi="Consolas"/>
+          <w:color w:val="1C1C1C"/>
+          <w:sz w:val="17"/>
+          <w:szCs w:val="17"/>
+        </w:rPr>
+        <w:t xml:space="preserve"> </w:t>
+      </w:r>
+    </w:p>
+    <w:p>
+      <w:pPr>
+        <w:pBdr>
+          <w:left w:val="single" w:color="D9C79A" w:sz="18" w:space="6"/>
+        </w:pBdr>
+        <w:shd w:fill="F2F2EE" w:val="clear"/>
+        <w:spacing w:after="0" w:line="240"/>
+      </w:pPr>
+      <w:r>
+        <w:rPr>
+          <w:rFonts w:ascii="Consolas" w:cs="Consolas" w:eastAsia="Consolas" w:hAnsi="Consolas"/>
+          <w:color w:val="1C1C1C"/>
+          <w:sz w:val="17"/>
+          <w:szCs w:val="17"/>
+        </w:rPr>
+        <w:t xml:space="preserve"># контрольная проверка</w:t>
+      </w:r>
+    </w:p>
+    <w:p>
+      <w:pPr>
+        <w:pBdr>
+          <w:left w:val="single" w:color="D9C79A" w:sz="18" w:space="6"/>
+        </w:pBdr>
+        <w:shd w:fill="F2F2EE" w:val="clear"/>
+        <w:spacing w:after="0" w:line="240"/>
+      </w:pPr>
+      <w:r>
+        <w:rPr>
+          <w:rFonts w:ascii="Consolas" w:cs="Consolas" w:eastAsia="Consolas" w:hAnsi="Consolas"/>
+          <w:color w:val="1C1C1C"/>
+          <w:sz w:val="17"/>
+          <w:szCs w:val="17"/>
+        </w:rPr>
+        <w:t xml:space="preserve">sudo reboot</w:t>
+      </w:r>
+    </w:p>
+    <w:p>
+      <w:pPr>
+        <w:pBdr>
+          <w:left w:val="single" w:color="D9C79A" w:sz="18" w:space="6"/>
+        </w:pBdr>
+        <w:shd w:fill="F2F2EE" w:val="clear"/>
+        <w:spacing w:after="0" w:line="240"/>
+      </w:pPr>
+      <w:r>
+        <w:rPr>
+          <w:rFonts w:ascii="Consolas" w:cs="Consolas" w:eastAsia="Consolas" w:hAnsi="Consolas"/>
+          <w:color w:val="1C1C1C"/>
+          <w:sz w:val="17"/>
+          <w:szCs w:val="17"/>
+        </w:rPr>
+        <w:t xml:space="preserve"># через минуту открыть сайт в браузере — должен работать сам</w:t>
       </w:r>
     </w:p>
     <w:p>
@@ -2947,7 +3459,143 @@
           <w:sz w:val="30"/>
           <w:szCs w:val="30"/>
         </w:rPr>
-        <w:t xml:space="preserve">10. Резервные копии</w:t>
+        <w:t xml:space="preserve">11. Обновление сайта в дальнейшем</w:t>
+      </w:r>
+    </w:p>
+    <w:p>
+      <w:pPr>
+        <w:pBdr>
+          <w:left w:val="single" w:color="D9C79A" w:sz="18" w:space="6"/>
+        </w:pBdr>
+        <w:shd w:fill="F2F2EE" w:val="clear"/>
+        <w:spacing w:after="0" w:line="240"/>
+      </w:pPr>
+      <w:r>
+        <w:rPr>
+          <w:rFonts w:ascii="Consolas" w:cs="Consolas" w:eastAsia="Consolas" w:hAnsi="Consolas"/>
+          <w:color w:val="1C1C1C"/>
+          <w:sz w:val="17"/>
+          <w:szCs w:val="17"/>
+        </w:rPr>
+        <w:t xml:space="preserve"># если сайт из git</w:t>
+      </w:r>
+    </w:p>
+    <w:p>
+      <w:pPr>
+        <w:pBdr>
+          <w:left w:val="single" w:color="D9C79A" w:sz="18" w:space="6"/>
+        </w:pBdr>
+        <w:shd w:fill="F2F2EE" w:val="clear"/>
+        <w:spacing w:after="0" w:line="240"/>
+      </w:pPr>
+      <w:r>
+        <w:rPr>
+          <w:rFonts w:ascii="Consolas" w:cs="Consolas" w:eastAsia="Consolas" w:hAnsi="Consolas"/>
+          <w:color w:val="1C1C1C"/>
+          <w:sz w:val="17"/>
+          <w:szCs w:val="17"/>
+        </w:rPr>
+        <w:t xml:space="preserve">cd /var/www/site &amp;&amp; git pull</w:t>
+      </w:r>
+    </w:p>
+    <w:p>
+      <w:pPr>
+        <w:pBdr>
+          <w:left w:val="single" w:color="D9C79A" w:sz="18" w:space="6"/>
+        </w:pBdr>
+        <w:shd w:fill="F2F2EE" w:val="clear"/>
+        <w:spacing w:after="0" w:line="240"/>
+      </w:pPr>
+      <w:r>
+        <w:rPr>
+          <w:rFonts w:ascii="Consolas" w:cs="Consolas" w:eastAsia="Consolas" w:hAnsi="Consolas"/>
+          <w:color w:val="1C1C1C"/>
+          <w:sz w:val="17"/>
+          <w:szCs w:val="17"/>
+        </w:rPr>
+        <w:t xml:space="preserve">sudo chown -R www-data:www-data /var/www/site</w:t>
+      </w:r>
+    </w:p>
+    <w:p>
+      <w:pPr>
+        <w:pBdr>
+          <w:left w:val="single" w:color="D9C79A" w:sz="18" w:space="6"/>
+        </w:pBdr>
+        <w:shd w:fill="F2F2EE" w:val="clear"/>
+        <w:spacing w:after="0" w:line="240"/>
+      </w:pPr>
+      <w:r>
+        <w:rPr>
+          <w:rFonts w:ascii="Consolas" w:cs="Consolas" w:eastAsia="Consolas" w:hAnsi="Consolas"/>
+          <w:color w:val="1C1C1C"/>
+          <w:sz w:val="17"/>
+          <w:szCs w:val="17"/>
+        </w:rPr>
+        <w:t xml:space="preserve"> </w:t>
+      </w:r>
+    </w:p>
+    <w:p>
+      <w:pPr>
+        <w:pBdr>
+          <w:left w:val="single" w:color="D9C79A" w:sz="18" w:space="6"/>
+        </w:pBdr>
+        <w:shd w:fill="F2F2EE" w:val="clear"/>
+        <w:spacing w:after="0" w:line="240"/>
+      </w:pPr>
+      <w:r>
+        <w:rPr>
+          <w:rFonts w:ascii="Consolas" w:cs="Consolas" w:eastAsia="Consolas" w:hAnsi="Consolas"/>
+          <w:color w:val="1C1C1C"/>
+          <w:sz w:val="17"/>
+          <w:szCs w:val="17"/>
+        </w:rPr>
+        <w:t xml:space="preserve"># если заливаете вручную (с локального компьютера)</w:t>
+      </w:r>
+    </w:p>
+    <w:p>
+      <w:pPr>
+        <w:pBdr>
+          <w:left w:val="single" w:color="D9C79A" w:sz="18" w:space="6"/>
+        </w:pBdr>
+        <w:shd w:fill="F2F2EE" w:val="clear"/>
+        <w:spacing w:after="0" w:line="240"/>
+      </w:pPr>
+      <w:r>
+        <w:rPr>
+          <w:rFonts w:ascii="Consolas" w:cs="Consolas" w:eastAsia="Consolas" w:hAnsi="Consolas"/>
+          <w:color w:val="1C1C1C"/>
+          <w:sz w:val="17"/>
+          <w:szCs w:val="17"/>
+        </w:rPr>
+        <w:t xml:space="preserve"># scp -r ./* deploy@IP_СЕРВЕРА:/var/www/site/</w:t>
+      </w:r>
+    </w:p>
+    <w:p>
+      <w:pPr>
+        <w:spacing w:after="120"/>
+      </w:pPr>
+      <w:r>
+        <w:rPr>
+          <w:sz w:val="22"/>
+          <w:szCs w:val="22"/>
+        </w:rPr>
+        <w:t xml:space="preserve">Кэш браузера может держать старые стили — при проверке обновляйте страницу через Ctrl+F5.</w:t>
+      </w:r>
+    </w:p>
+    <w:p>
+      <w:pPr>
+        <w:pStyle w:val="Heading1"/>
+        <w:spacing w:after="140" w:before="340"/>
+      </w:pPr>
+      <w:r>
+        <w:rPr>
+          <w:b/>
+          <w:bCs/>
+          <w:color w:val="123F30"/>
+          <w:sz w:val="30"/>
+          <w:szCs w:val="30"/>
+        </w:rPr>
+        <w:t xml:space="preserve">12. Резервные копии</w:t>
       </w:r>
     </w:p>
     <w:p>
@@ -2964,7 +3612,7 @@
           <w:sz w:val="22"/>
           <w:szCs w:val="22"/>
         </w:rPr>
-        <w:t xml:space="preserve">Большинство хостеров предлагают автоматические снапшоты VPS — включите их в панели (обычно 50–150 ₽/мес).</w:t>
+        <w:t xml:space="preserve">Включите автоматические снапшоты VPS в панели хостера — самый простой способ.</w:t>
       </w:r>
     </w:p>
     <w:p>
@@ -2981,7 +3629,7 @@
           <w:sz w:val="22"/>
           <w:szCs w:val="22"/>
         </w:rPr>
-        <w:t xml:space="preserve">Держите код сайта в git-репозитории — это уже страховка от потери файлов.</w:t>
+        <w:t xml:space="preserve">Держите код в git-репозитории.</w:t>
       </w:r>
     </w:p>
     <w:p>
@@ -2998,25 +3646,43 @@
           <w:sz w:val="22"/>
           <w:szCs w:val="22"/>
         </w:rPr>
-        <w:t xml:space="preserve">Ручная копия папки сайта:</w:t>
-      </w:r>
-    </w:p>
-    <w:p>
-      <w:pPr>
-        <w:pBdr>
-          <w:left w:val="single" w:color="D9C79A" w:sz="18" w:space="6"/>
-        </w:pBdr>
-        <w:shd w:fill="F2F2EE" w:val="clear"/>
-        <w:spacing w:after="0" w:line="240"/>
-      </w:pPr>
-      <w:r>
-        <w:rPr>
-          <w:rFonts w:ascii="Consolas" w:cs="Consolas" w:eastAsia="Consolas" w:hAnsi="Consolas"/>
-          <w:color w:val="1C1C1C"/>
-          <w:sz w:val="18"/>
-          <w:szCs w:val="18"/>
-        </w:rPr>
-        <w:t xml:space="preserve">tar -czf /root/site-backup-$(date +%F).tar.gz /var/www/site</w:t>
+        <w:t xml:space="preserve">Отдельно копируйте базу заказов и файл с ключами — их нет в репозитории:</w:t>
+      </w:r>
+    </w:p>
+    <w:p>
+      <w:pPr>
+        <w:pBdr>
+          <w:left w:val="single" w:color="D9C79A" w:sz="18" w:space="6"/>
+        </w:pBdr>
+        <w:shd w:fill="F2F2EE" w:val="clear"/>
+        <w:spacing w:after="0" w:line="240"/>
+      </w:pPr>
+      <w:r>
+        <w:rPr>
+          <w:rFonts w:ascii="Consolas" w:cs="Consolas" w:eastAsia="Consolas" w:hAnsi="Consolas"/>
+          <w:color w:val="1C1C1C"/>
+          <w:sz w:val="17"/>
+          <w:szCs w:val="17"/>
+        </w:rPr>
+        <w:t xml:space="preserve">sudo tar -czf /root/backup-$(date +%F).tar.gz \</w:t>
+      </w:r>
+    </w:p>
+    <w:p>
+      <w:pPr>
+        <w:pBdr>
+          <w:left w:val="single" w:color="D9C79A" w:sz="18" w:space="6"/>
+        </w:pBdr>
+        <w:shd w:fill="F2F2EE" w:val="clear"/>
+        <w:spacing w:after="0" w:line="240"/>
+      </w:pPr>
+      <w:r>
+        <w:rPr>
+          <w:rFonts w:ascii="Consolas" w:cs="Consolas" w:eastAsia="Consolas" w:hAnsi="Consolas"/>
+          <w:color w:val="1C1C1C"/>
+          <w:sz w:val="17"/>
+          <w:szCs w:val="17"/>
+        </w:rPr>
+        <w:t xml:space="preserve">     /var/www/site /var/lib/rybolov /etc/rybolov</w:t>
       </w:r>
     </w:p>
     <w:p>
@@ -3032,7 +3698,7 @@
           <w:sz w:val="30"/>
           <w:szCs w:val="30"/>
         </w:rPr>
-        <w:t xml:space="preserve">11. Безопасность — базовый минимум</w:t>
+        <w:t xml:space="preserve">13. Безопасность — итоговый минимум</w:t>
       </w:r>
     </w:p>
     <w:p>
@@ -3051,23 +3717,14 @@
           <w:sz w:val="22"/>
           <w:szCs w:val="22"/>
         </w:rPr>
-        <w:t xml:space="preserve">Сменить пароль root </w:t>
-      </w:r>
-      <w:r>
-        <w:rPr>
-          <w:sz w:val="22"/>
-          <w:szCs w:val="22"/>
-        </w:rPr>
-        <w:t xml:space="preserve">после первого входа: </w:t>
-      </w:r>
-      <w:r>
-        <w:rPr>
-          <w:rFonts w:ascii="Consolas" w:cs="Consolas" w:eastAsia="Consolas" w:hAnsi="Consolas"/>
-          <w:color w:val="1C1C1C"/>
-          <w:sz w:val="19"/>
-          <w:szCs w:val="19"/>
-        </w:rPr>
-        <w:t xml:space="preserve">passwd</w:t>
+        <w:t xml:space="preserve">Работа под отдельным пользователем, </w:t>
+      </w:r>
+      <w:r>
+        <w:rPr>
+          <w:sz w:val="22"/>
+          <w:szCs w:val="22"/>
+        </w:rPr>
+        <w:t xml:space="preserve">вход по SSH-ключу, пароли и root-логин отключены (раздел 4).</w:t>
       </w:r>
     </w:p>
     <w:p>
@@ -3086,14 +3743,23 @@
           <w:sz w:val="22"/>
           <w:szCs w:val="22"/>
         </w:rPr>
-        <w:t xml:space="preserve">Настроить вход по SSH-ключу </w:t>
-      </w:r>
-      <w:r>
-        <w:rPr>
-          <w:sz w:val="22"/>
-          <w:szCs w:val="22"/>
-        </w:rPr>
-        <w:t xml:space="preserve">вместо пароля (надёжнее): ключ создаётся командой ssh-keygen на своём компьютере, публичная часть копируется на сервер через ssh-copy-id.</w:t>
+        <w:t xml:space="preserve">Файрвол включён: </w:t>
+      </w:r>
+      <w:r>
+        <w:rPr>
+          <w:rFonts w:ascii="Consolas" w:cs="Consolas" w:eastAsia="Consolas" w:hAnsi="Consolas"/>
+          <w:color w:val="1C1C1C"/>
+          <w:sz w:val="19"/>
+          <w:szCs w:val="19"/>
+        </w:rPr>
+        <w:t xml:space="preserve">sudo ufw status</w:t>
+      </w:r>
+      <w:r>
+        <w:rPr>
+          <w:sz w:val="22"/>
+          <w:szCs w:val="22"/>
+        </w:rPr>
+        <w:t xml:space="preserve"> показывает active.</w:t>
       </w:r>
     </w:p>
     <w:p>
@@ -3112,7 +3778,7 @@
           <w:sz w:val="22"/>
           <w:szCs w:val="22"/>
         </w:rPr>
-        <w:t xml:space="preserve">Держать файрвол включённым: </w:t>
+        <w:t xml:space="preserve">Регулярные обновления: </w:t>
       </w:r>
       <w:r>
         <w:rPr>
@@ -3121,14 +3787,7 @@
           <w:sz w:val="19"/>
           <w:szCs w:val="19"/>
         </w:rPr>
-        <w:t xml:space="preserve">ufw status</w:t>
-      </w:r>
-      <w:r>
-        <w:rPr>
-          <w:sz w:val="22"/>
-          <w:szCs w:val="22"/>
-        </w:rPr>
-        <w:t xml:space="preserve"> должен показывать active.</w:t>
+        <w:t xml:space="preserve">sudo apt update &amp;&amp; sudo apt upgrade -y</w:t>
       </w:r>
     </w:p>
     <w:p>
@@ -3147,16 +3806,14 @@
           <w:sz w:val="22"/>
           <w:szCs w:val="22"/>
         </w:rPr>
-        <w:t xml:space="preserve">Регулярно обновлять систему: </w:t>
-      </w:r>
-      <w:r>
-        <w:rPr>
-          <w:rFonts w:ascii="Consolas" w:cs="Consolas" w:eastAsia="Consolas" w:hAnsi="Consolas"/>
-          <w:color w:val="1C1C1C"/>
-          <w:sz w:val="19"/>
-          <w:szCs w:val="19"/>
-        </w:rPr>
-        <w:t xml:space="preserve">apt update &amp;&amp; apt upgrade -y</w:t>
+        <w:t xml:space="preserve">Ключи оплаты и база — вне /var/www </w:t>
+      </w:r>
+      <w:r>
+        <w:rPr>
+          <w:sz w:val="22"/>
+          <w:szCs w:val="22"/>
+        </w:rPr>
+        <w:t xml:space="preserve">(разделы 7 и 8), плюс запреты в nginx как второй рубеж.</w:t>
       </w:r>
     </w:p>
     <w:p>
@@ -3175,14 +3832,14 @@
           <w:sz w:val="22"/>
           <w:szCs w:val="22"/>
         </w:rPr>
-        <w:t xml:space="preserve">Никогда не класть файл с ключами оплаты в публичную папку </w:t>
-      </w:r>
-      <w:r>
-        <w:rPr>
-          <w:sz w:val="22"/>
-          <w:szCs w:val="22"/>
-        </w:rPr>
-        <w:t xml:space="preserve">и в git — правило запрета в nginx уже прописано в конфиге выше.</w:t>
+        <w:t xml:space="preserve">Ничего секретного в git: </w:t>
+      </w:r>
+      <w:r>
+        <w:rPr>
+          <w:sz w:val="22"/>
+          <w:szCs w:val="22"/>
+        </w:rPr>
+        <w:t xml:space="preserve">config.php и файлы базы в репозиторий не попадают.</w:t>
       </w:r>
     </w:p>
     <w:p>
@@ -3198,7 +3855,7 @@
           <w:sz w:val="30"/>
           <w:szCs w:val="30"/>
         </w:rPr>
-        <w:t xml:space="preserve">12. Частые проблемы и решения</w:t>
+        <w:t xml:space="preserve">14. Частые проблемы и решения</w:t>
       </w:r>
     </w:p>
     <w:tbl>
@@ -3294,7 +3951,7 @@
                 <w:sz w:val="20"/>
                 <w:szCs w:val="20"/>
               </w:rPr>
-              <w:t xml:space="preserve">Домен не открывается, а по IP сайт работает</w:t>
+              <w:t xml:space="preserve">Домен не открывается, а по IP работает</w:t>
             </w:r>
           </w:p>
         </w:tc>
@@ -3318,7 +3975,7 @@
                 <w:sz w:val="20"/>
                 <w:szCs w:val="20"/>
               </w:rPr>
-              <w:t xml:space="preserve">DNS ещё не обновился (подождать до нескольких часов) либо A-записи указывают не на тот IP. Проверить: ping ваш-домен.ru</w:t>
+              <w:t xml:space="preserve">DNS ещё не обновился (до нескольких часов) либо A-записи ведут не туда. Проверить: ping ваш-домен.ru</w:t>
             </w:r>
           </w:p>
         </w:tc>
@@ -3347,7 +4004,7 @@
                 <w:sz w:val="20"/>
                 <w:szCs w:val="20"/>
               </w:rPr>
-              <w:t xml:space="preserve">Ошибка 502 Bad Gateway</w:t>
+              <w:t xml:space="preserve">502 Bad Gateway</w:t>
             </w:r>
           </w:p>
         </w:tc>
@@ -3371,7 +4028,7 @@
                 <w:sz w:val="20"/>
                 <w:szCs w:val="20"/>
               </w:rPr>
-              <w:t xml:space="preserve">Не запущен или неверно указан PHP-FPM. Проверить ls /run/php/ и исправить путь fastcgi_pass в конфиге, затем systemctl reload nginx</w:t>
+              <w:t xml:space="preserve">Не запущен или неверно указан PHP-FPM. Проверить ls /run/php/, исправить fastcgi_pass, затем sudo systemctl reload nginx</w:t>
             </w:r>
           </w:p>
         </w:tc>
@@ -3400,7 +4057,7 @@
                 <w:sz w:val="20"/>
                 <w:szCs w:val="20"/>
               </w:rPr>
-              <w:t xml:space="preserve">Ошибка 403 Forbidden</w:t>
+              <w:t xml:space="preserve">403 Forbidden</w:t>
             </w:r>
           </w:p>
         </w:tc>
@@ -3424,7 +4081,7 @@
                 <w:sz w:val="20"/>
                 <w:szCs w:val="20"/>
               </w:rPr>
-              <w:t xml:space="preserve">Неверные права на файлы. Выполнить: chown -R www-data:www-data /var/www/site и chmod -R 755 /var/www/site</w:t>
+              <w:t xml:space="preserve">Права на файлы. Выполнить chown/chmod из раздела 6</w:t>
             </w:r>
           </w:p>
         </w:tc>
@@ -3453,7 +4110,7 @@
                 <w:sz w:val="20"/>
                 <w:szCs w:val="20"/>
               </w:rPr>
-              <w:t xml:space="preserve">Certbot не выдаёт сертификат</w:t>
+              <w:t xml:space="preserve">Ошибка «Call to undefined function mb_substr»</w:t>
             </w:r>
           </w:p>
         </w:tc>
@@ -3477,7 +4134,219 @@
                 <w:sz w:val="20"/>
                 <w:szCs w:val="20"/>
               </w:rPr>
-              <w:t xml:space="preserve">Домен ещё не указывает на сервер, либо закрыт порт 80. Проверить A-записи и ufw status</w:t>
+              <w:t xml:space="preserve">Не установлен php-mbstring. Поставить и перезапустить: sudo apt install -y php-mbstring &amp;&amp; sudo systemctl restart php8.1-fpm</w:t>
+            </w:r>
+          </w:p>
+        </w:tc>
+      </w:tr>
+      <w:tr>
+        <w:trPr>
+          <w:tblHeader w:val="false"/>
+        </w:trPr>
+        <w:tc>
+          <w:tcPr>
+            <w:tcW w:type="dxa" w:w="3200"/>
+            <w:shd w:fill="F4F6F4" w:val="clear"/>
+            <w:tcMar>
+              <w:top w:type="dxa" w:w="60"/>
+              <w:left w:type="dxa" w:w="100"/>
+              <w:bottom w:type="dxa" w:w="60"/>
+              <w:right w:type="dxa" w:w="100"/>
+            </w:tcMar>
+          </w:tcPr>
+          <w:p>
+            <w:r>
+              <w:rPr>
+                <w:b w:val="false"/>
+                <w:bCs w:val="false"/>
+                <w:color w:val="1C1C1C"/>
+                <w:sz w:val="20"/>
+                <w:szCs w:val="20"/>
+              </w:rPr>
+              <w:t xml:space="preserve">Ошибка «could not find driver» при работе с базой</w:t>
+            </w:r>
+          </w:p>
+        </w:tc>
+        <w:tc>
+          <w:tcPr>
+            <w:tcW w:type="dxa" w:w="5200"/>
+            <w:shd w:fill="F4F6F4" w:val="clear"/>
+            <w:tcMar>
+              <w:top w:type="dxa" w:w="60"/>
+              <w:left w:type="dxa" w:w="100"/>
+              <w:bottom w:type="dxa" w:w="60"/>
+              <w:right w:type="dxa" w:w="100"/>
+            </w:tcMar>
+          </w:tcPr>
+          <w:p>
+            <w:r>
+              <w:rPr>
+                <w:b w:val="false"/>
+                <w:bCs w:val="false"/>
+                <w:color w:val="1C1C1C"/>
+                <w:sz w:val="20"/>
+                <w:szCs w:val="20"/>
+              </w:rPr>
+              <w:t xml:space="preserve">Не установлен php-sqlite3. Поставить и перезапустить php-fpm</w:t>
+            </w:r>
+          </w:p>
+        </w:tc>
+      </w:tr>
+      <w:tr>
+        <w:trPr>
+          <w:tblHeader w:val="false"/>
+        </w:trPr>
+        <w:tc>
+          <w:tcPr>
+            <w:tcW w:type="dxa" w:w="3200"/>
+            <w:shd w:fill="FFFFFF" w:val="clear"/>
+            <w:tcMar>
+              <w:top w:type="dxa" w:w="60"/>
+              <w:left w:type="dxa" w:w="100"/>
+              <w:bottom w:type="dxa" w:w="60"/>
+              <w:right w:type="dxa" w:w="100"/>
+            </w:tcMar>
+          </w:tcPr>
+          <w:p>
+            <w:r>
+              <w:rPr>
+                <w:b w:val="false"/>
+                <w:bCs w:val="false"/>
+                <w:color w:val="1C1C1C"/>
+                <w:sz w:val="20"/>
+                <w:szCs w:val="20"/>
+              </w:rPr>
+              <w:t xml:space="preserve">config.php открывается в браузере</w:t>
+            </w:r>
+          </w:p>
+        </w:tc>
+        <w:tc>
+          <w:tcPr>
+            <w:tcW w:type="dxa" w:w="5200"/>
+            <w:shd w:fill="FFFFFF" w:val="clear"/>
+            <w:tcMar>
+              <w:top w:type="dxa" w:w="60"/>
+              <w:left w:type="dxa" w:w="100"/>
+              <w:bottom w:type="dxa" w:w="60"/>
+              <w:right w:type="dxa" w:w="100"/>
+            </w:tcMar>
+          </w:tcPr>
+          <w:p>
+            <w:r>
+              <w:rPr>
+                <w:b w:val="false"/>
+                <w:bCs w:val="false"/>
+                <w:color w:val="1C1C1C"/>
+                <w:sz w:val="20"/>
+                <w:szCs w:val="20"/>
+              </w:rPr>
+              <w:t xml:space="preserve">Правила запрета стоят ниже location ~ \.php$. Поднять их выше и перезагрузить nginx</w:t>
+            </w:r>
+          </w:p>
+        </w:tc>
+      </w:tr>
+      <w:tr>
+        <w:trPr>
+          <w:tblHeader w:val="false"/>
+        </w:trPr>
+        <w:tc>
+          <w:tcPr>
+            <w:tcW w:type="dxa" w:w="3200"/>
+            <w:shd w:fill="F4F6F4" w:val="clear"/>
+            <w:tcMar>
+              <w:top w:type="dxa" w:w="60"/>
+              <w:left w:type="dxa" w:w="100"/>
+              <w:bottom w:type="dxa" w:w="60"/>
+              <w:right w:type="dxa" w:w="100"/>
+            </w:tcMar>
+          </w:tcPr>
+          <w:p>
+            <w:r>
+              <w:rPr>
+                <w:b w:val="false"/>
+                <w:bCs w:val="false"/>
+                <w:color w:val="1C1C1C"/>
+                <w:sz w:val="20"/>
+                <w:szCs w:val="20"/>
+              </w:rPr>
+              <w:t xml:space="preserve">Certbot не выдаёт сертификат</w:t>
+            </w:r>
+          </w:p>
+        </w:tc>
+        <w:tc>
+          <w:tcPr>
+            <w:tcW w:type="dxa" w:w="5200"/>
+            <w:shd w:fill="F4F6F4" w:val="clear"/>
+            <w:tcMar>
+              <w:top w:type="dxa" w:w="60"/>
+              <w:left w:type="dxa" w:w="100"/>
+              <w:bottom w:type="dxa" w:w="60"/>
+              <w:right w:type="dxa" w:w="100"/>
+            </w:tcMar>
+          </w:tcPr>
+          <w:p>
+            <w:r>
+              <w:rPr>
+                <w:b w:val="false"/>
+                <w:bCs w:val="false"/>
+                <w:color w:val="1C1C1C"/>
+                <w:sz w:val="20"/>
+                <w:szCs w:val="20"/>
+              </w:rPr>
+              <w:t xml:space="preserve">Домен ещё не указывает на сервер или закрыт порт 80. Проверить A-записи и sudo ufw status</w:t>
+            </w:r>
+          </w:p>
+        </w:tc>
+      </w:tr>
+      <w:tr>
+        <w:trPr>
+          <w:tblHeader w:val="false"/>
+        </w:trPr>
+        <w:tc>
+          <w:tcPr>
+            <w:tcW w:type="dxa" w:w="3200"/>
+            <w:shd w:fill="FFFFFF" w:val="clear"/>
+            <w:tcMar>
+              <w:top w:type="dxa" w:w="60"/>
+              <w:left w:type="dxa" w:w="100"/>
+              <w:bottom w:type="dxa" w:w="60"/>
+              <w:right w:type="dxa" w:w="100"/>
+            </w:tcMar>
+          </w:tcPr>
+          <w:p>
+            <w:r>
+              <w:rPr>
+                <w:b w:val="false"/>
+                <w:bCs w:val="false"/>
+                <w:color w:val="1C1C1C"/>
+                <w:sz w:val="20"/>
+                <w:szCs w:val="20"/>
+              </w:rPr>
+              <w:t xml:space="preserve">Потерян доступ по SSH после отключения паролей</w:t>
+            </w:r>
+          </w:p>
+        </w:tc>
+        <w:tc>
+          <w:tcPr>
+            <w:tcW w:type="dxa" w:w="5200"/>
+            <w:shd w:fill="FFFFFF" w:val="clear"/>
+            <w:tcMar>
+              <w:top w:type="dxa" w:w="60"/>
+              <w:left w:type="dxa" w:w="100"/>
+              <w:bottom w:type="dxa" w:w="60"/>
+              <w:right w:type="dxa" w:w="100"/>
+            </w:tcMar>
+          </w:tcPr>
+          <w:p>
+            <w:r>
+              <w:rPr>
+                <w:b w:val="false"/>
+                <w:bCs w:val="false"/>
+                <w:color w:val="1C1C1C"/>
+                <w:sz w:val="20"/>
+                <w:szCs w:val="20"/>
+              </w:rPr>
+              <w:t xml:space="preserve">Войти через веб-консоль в панели хостера и вернуть PasswordAuthentication yes</w:t>
             </w:r>
           </w:p>
         </w:tc>
@@ -3530,60 +4399,7 @@
                 <w:sz w:val="20"/>
                 <w:szCs w:val="20"/>
               </w:rPr>
-              <w:t xml:space="preserve">Кэш браузера — обновить страницу через Ctrl+F5; проверить, что файлы действительно залиты в /var/www/site</w:t>
-            </w:r>
-          </w:p>
-        </w:tc>
-      </w:tr>
-      <w:tr>
-        <w:trPr>
-          <w:tblHeader w:val="false"/>
-        </w:trPr>
-        <w:tc>
-          <w:tcPr>
-            <w:tcW w:type="dxa" w:w="3200"/>
-            <w:shd w:fill="FFFFFF" w:val="clear"/>
-            <w:tcMar>
-              <w:top w:type="dxa" w:w="60"/>
-              <w:left w:type="dxa" w:w="100"/>
-              <w:bottom w:type="dxa" w:w="60"/>
-              <w:right w:type="dxa" w:w="100"/>
-            </w:tcMar>
-          </w:tcPr>
-          <w:p>
-            <w:r>
-              <w:rPr>
-                <w:b w:val="false"/>
-                <w:bCs w:val="false"/>
-                <w:color w:val="1C1C1C"/>
-                <w:sz w:val="20"/>
-                <w:szCs w:val="20"/>
-              </w:rPr>
-              <w:t xml:space="preserve">nginx -t выдаёт ошибку</w:t>
-            </w:r>
-          </w:p>
-        </w:tc>
-        <w:tc>
-          <w:tcPr>
-            <w:tcW w:type="dxa" w:w="5200"/>
-            <w:shd w:fill="FFFFFF" w:val="clear"/>
-            <w:tcMar>
-              <w:top w:type="dxa" w:w="60"/>
-              <w:left w:type="dxa" w:w="100"/>
-              <w:bottom w:type="dxa" w:w="60"/>
-              <w:right w:type="dxa" w:w="100"/>
-            </w:tcMar>
-          </w:tcPr>
-          <w:p>
-            <w:r>
-              <w:rPr>
-                <w:b w:val="false"/>
-                <w:bCs w:val="false"/>
-                <w:color w:val="1C1C1C"/>
-                <w:sz w:val="20"/>
-                <w:szCs w:val="20"/>
-              </w:rPr>
-              <w:t xml:space="preserve">В конфиге опечатка — номер строки указан в тексте ошибки. Открыть nano /etc/nginx/sites-available/site и исправить</w:t>
+              <w:t xml:space="preserve">Кэш браузера — Ctrl+F5; проверить, что файлы залиты в /var/www/site</w:t>
             </w:r>
           </w:p>
         </w:tc>
@@ -3602,7 +4418,7 @@
           <w:sz w:val="30"/>
           <w:szCs w:val="30"/>
         </w:rPr>
-        <w:t xml:space="preserve">13. Итоговый чек-лист</w:t>
+        <w:t xml:space="preserve">15. Итоговый чек-лист</w:t>
       </w:r>
     </w:p>
     <w:p>
@@ -3619,7 +4435,7 @@
           <w:sz w:val="22"/>
           <w:szCs w:val="22"/>
         </w:rPr>
-        <w:t xml:space="preserve">Куплены домен и VPS с Ubuntu.</w:t>
+        <w:t xml:space="preserve">Куплены домен и VPS с Ubuntu, дата-центр в России.</w:t>
       </w:r>
     </w:p>
     <w:p>
@@ -3653,7 +4469,7 @@
           <w:sz w:val="22"/>
           <w:szCs w:val="22"/>
         </w:rPr>
-        <w:t xml:space="preserve">Подключились по SSH, обновили систему.</w:t>
+        <w:t xml:space="preserve">Создан пользователь deploy, вход по SSH-ключу, root-логин и пароли отключены.</w:t>
       </w:r>
     </w:p>
     <w:p>
@@ -3670,7 +4486,7 @@
           <w:sz w:val="22"/>
           <w:szCs w:val="22"/>
         </w:rPr>
-        <w:t xml:space="preserve">Установлены nginx, PHP-FPM, включён файрвол.</w:t>
+        <w:t xml:space="preserve">Установлены nginx, php-fpm, php-curl, php-mbstring, php-sqlite3, включён ufw.</w:t>
       </w:r>
     </w:p>
     <w:p>
@@ -3687,7 +4503,7 @@
           <w:sz w:val="22"/>
           <w:szCs w:val="22"/>
         </w:rPr>
-        <w:t xml:space="preserve">Файлы сайта лежат в /var/www/site с правами www-data.</w:t>
+        <w:t xml:space="preserve">Файлы сайта в /var/www/site с правами www-data.</w:t>
       </w:r>
     </w:p>
     <w:p>
@@ -3704,7 +4520,7 @@
           <w:sz w:val="22"/>
           <w:szCs w:val="22"/>
         </w:rPr>
-        <w:t xml:space="preserve">Создан и включён конфиг nginx, nginx -t проходит без ошибок.</w:t>
+        <w:t xml:space="preserve">Созданы /etc/rybolov (ключи, права 640) и /var/lib/rybolov (база).</w:t>
       </w:r>
     </w:p>
     <w:p>
@@ -3721,7 +4537,7 @@
           <w:sz w:val="22"/>
           <w:szCs w:val="22"/>
         </w:rPr>
-        <w:t xml:space="preserve">Выпущен сертификат, сайт открывается по https с редиректом с http.</w:t>
+        <w:t xml:space="preserve">Конфиг nginx: запреты объявлены выше обработчика PHP, nginx -t проходит.</w:t>
       </w:r>
     </w:p>
     <w:p>
@@ -3738,7 +4554,7 @@
           <w:sz w:val="22"/>
           <w:szCs w:val="22"/>
         </w:rPr>
-        <w:t xml:space="preserve">Включён автозапуск nginx и php-fpm.</w:t>
+        <w:t xml:space="preserve">Выпущен сертификат, сайт работает по https с редиректом.</w:t>
       </w:r>
     </w:p>
     <w:p>
@@ -3755,7 +4571,24 @@
           <w:sz w:val="22"/>
           <w:szCs w:val="22"/>
         </w:rPr>
-        <w:t xml:space="preserve">Настроены резервные копии.</w:t>
+        <w:t xml:space="preserve">Включён автозапуск nginx и php-fpm, проверено перезагрузкой.</w:t>
+      </w:r>
+    </w:p>
+    <w:p>
+      <w:pPr>
+        <w:pStyle w:val="ListParagraph"/>
+        <w:numPr>
+          <w:ilvl w:val="0"/>
+          <w:numId w:val="3"/>
+        </w:numPr>
+        <w:spacing w:after="90"/>
+      </w:pPr>
+      <w:r>
+        <w:rPr>
+          <w:sz w:val="22"/>
+          <w:szCs w:val="22"/>
+        </w:rPr>
+        <w:t xml:space="preserve">Настроены резервные копии сайта, базы и конфигурации.</w:t>
       </w:r>
     </w:p>
     <w:p>
@@ -4089,6 +4922,34 @@
       </w:rPr>
     </w:lvl>
   </w:abstractNum>
+  <w:abstractNum w:abstractNumId="12" w15:restartNumberingAfterBreak="0">
+    <w:multiLevelType w:val="hybridMultilevel"/>
+    <w:lvl w:ilvl="0" w15:tentative="1">
+      <w:start w:val="1"/>
+      <w:numFmt w:val="decimal"/>
+      <w:lvlText w:val="%1."/>
+      <w:lvlJc w:val="start"/>
+      <w:rPr>
+        <w:b/>
+        <w:bCs/>
+        <w:color w:val="123F30"/>
+      </w:rPr>
+    </w:lvl>
+  </w:abstractNum>
+  <w:abstractNum w:abstractNumId="13" w15:restartNumberingAfterBreak="0">
+    <w:multiLevelType w:val="hybridMultilevel"/>
+    <w:lvl w:ilvl="0" w15:tentative="1">
+      <w:start w:val="1"/>
+      <w:numFmt w:val="decimal"/>
+      <w:lvlText w:val="%1."/>
+      <w:lvlJc w:val="start"/>
+      <w:rPr>
+        <w:b/>
+        <w:bCs/>
+        <w:color w:val="123F30"/>
+      </w:rPr>
+    </w:lvl>
+  </w:abstractNum>
   <w:num w:numId="1">
     <w:abstractNumId w:val="1"/>
     <w:lvlOverride w:ilvl="0">
@@ -4096,13 +4957,13 @@
     </w:lvlOverride>
   </w:num>
   <w:num w:numId="2">
-    <w:abstractNumId w:val="7"/>
+    <w:abstractNumId w:val="8"/>
     <w:lvlOverride w:ilvl="0">
       <w:startOverride w:val="1"/>
     </w:lvlOverride>
   </w:num>
   <w:num w:numId="3">
-    <w:abstractNumId w:val="8"/>
+    <w:abstractNumId w:val="9"/>
     <w:lvlOverride w:ilvl="0">
       <w:startOverride w:val="1"/>
     </w:lvlOverride>
